--- a/03-振荡电路/02-LC振荡器/哈特莱Hartley振荡器/哈特莱Hartley振荡器.docx
+++ b/03-振荡电路/02-LC振荡器/哈特莱Hartley振荡器/哈特莱Hartley振荡器.docx
@@ -2725,6 +2725,20 @@
     </w:p>
     <w:bookmarkEnd w:id="26"/>
     <w:bookmarkEnd w:id="27"/>
+    <w:p>
+      <w:pPr>
+        <w:spacing w:before="360"/>
+        <w:jc w:val="center"/>
+      </w:pPr>
+      <w:r>
+        <w:rPr>
+          <w:rFonts w:ascii="Times New Roman" w:hAnsi="Times New Roman"/>
+          <w:color w:val="555555"/>
+          <w:sz w:val="21"/>
+        </w:rPr>
+        <w:t>材料收集者：杜文杰</w:t>
+      </w:r>
+    </w:p>
     <w:sectPr>
       <w:headerReference r:id="rId9" w:type="default"/>
       <w:footerReference r:id="rId10" w:type="default"/>

--- a/03-振荡电路/02-LC振荡器/哈特莱Hartley振荡器/哈特莱Hartley振荡器.docx
+++ b/03-振荡电路/02-LC振荡器/哈特莱Hartley振荡器/哈特莱Hartley振荡器.docx
@@ -1,6 +1,6 @@
 
 <file path=word/document.xml><?xml version="1.0" encoding="utf-8"?>
-<w:document xmlns:w="http://schemas.openxmlformats.org/wordprocessingml/2006/main" xmlns:m="http://schemas.openxmlformats.org/officeDocument/2006/math" xmlns:r="http://schemas.openxmlformats.org/officeDocument/2006/relationships" xmlns:o="urn:schemas-microsoft-com:office:office" xmlns:v="urn:schemas-microsoft-com:vml" xmlns:w10="urn:schemas-microsoft-com:office:word" xmlns:a="http://schemas.openxmlformats.org/drawingml/2006/main" xmlns:pic="http://schemas.openxmlformats.org/drawingml/2006/picture" xmlns:wp="http://schemas.openxmlformats.org/drawingml/2006/wordprocessingDrawing">
+<w:document xmlns:m="http://schemas.openxmlformats.org/officeDocument/2006/math" xmlns:r="http://schemas.openxmlformats.org/officeDocument/2006/relationships" xmlns:w="http://schemas.openxmlformats.org/wordprocessingml/2006/main" xmlns:o="urn:schemas-microsoft-com:office:office" xmlns:v="urn:schemas-microsoft-com:vml" xmlns:w10="urn:schemas-microsoft-com:office:word" xmlns:a="http://schemas.openxmlformats.org/drawingml/2006/main" xmlns:pic="http://schemas.openxmlformats.org/drawingml/2006/picture" xmlns:wp="http://schemas.openxmlformats.org/drawingml/2006/wordprocessingDrawing">
   <w:body>
     <w:bookmarkStart w:id="27" w:name="哈特莱-hartley-振荡器"/>
     <w:p>
@@ -9,16 +9,19 @@
       </w:pPr>
       <w:r>
         <w:rPr>
-          <w:rFonts w:hint="eastAsia"/>
+          <w:rFonts w:hint="eastAsia" w:eastAsia="黑体"/>
         </w:rPr>
         <w:t xml:space="preserve">哈特莱</w:t>
       </w:r>
       <w:r>
+        <w:rPr>
+          <w:rFonts w:eastAsia="黑体"/>
+        </w:rPr>
         <w:t xml:space="preserve"> Hartley </w:t>
       </w:r>
       <w:r>
         <w:rPr>
-          <w:rFonts w:hint="eastAsia"/>
+          <w:rFonts w:hint="eastAsia" w:eastAsia="黑体"/>
         </w:rPr>
         <w:t xml:space="preserve">振荡器</w:t>
       </w:r>
@@ -30,7 +33,7 @@
       </w:pPr>
       <w:r>
         <w:rPr>
-          <w:rFonts w:hint="eastAsia"/>
+          <w:rFonts w:hint="eastAsia" w:eastAsia="黑体"/>
         </w:rPr>
         <w:t xml:space="preserve">拓扑描述</w:t>
       </w:r>
@@ -41,11 +44,14 @@
       </w:pPr>
       <w:r>
         <w:rPr>
-          <w:rFonts w:hint="eastAsia"/>
+          <w:rFonts w:hint="eastAsia" w:eastAsia="黑体"/>
         </w:rPr>
         <w:t xml:space="preserve">哈特莱振荡器由放大管</w:t>
       </w:r>
       <w:r>
+        <w:rPr>
+          <w:rFonts w:eastAsia="黑体"/>
+        </w:rPr>
         <w:t xml:space="preserve"> </w:t>
       </w:r>
       <m:oMath>
@@ -64,29 +70,38 @@
       </m:oMath>
       <w:r>
         <w:rPr>
-          <w:rFonts w:hint="eastAsia"/>
+          <w:rFonts w:hint="eastAsia" w:eastAsia="黑体"/>
         </w:rPr>
         <w:t xml:space="preserve">（BJT</w:t>
       </w:r>
       <w:r>
+        <w:rPr>
+          <w:rFonts w:eastAsia="黑体"/>
+        </w:rPr>
         <w:t xml:space="preserve"> </w:t>
       </w:r>
       <w:r>
         <w:rPr>
-          <w:rFonts w:hint="eastAsia"/>
+          <w:rFonts w:hint="eastAsia" w:eastAsia="黑体"/>
         </w:rPr>
         <w:t xml:space="preserve">或</w:t>
       </w:r>
       <w:r>
+        <w:rPr>
+          <w:rFonts w:eastAsia="黑体"/>
+        </w:rPr>
         <w:t xml:space="preserve"> </w:t>
       </w:r>
       <w:r>
         <w:rPr>
-          <w:rFonts w:hint="eastAsia"/>
+          <w:rFonts w:hint="eastAsia" w:eastAsia="黑体"/>
         </w:rPr>
         <w:t xml:space="preserve">FET）、带抽头的电感</w:t>
       </w:r>
       <w:r>
+        <w:rPr>
+          <w:rFonts w:eastAsia="黑体"/>
+        </w:rPr>
         <w:t xml:space="preserve"> </w:t>
       </w:r>
       <m:oMath>
@@ -96,11 +111,14 @@
       </m:oMath>
       <w:r>
         <w:rPr>
-          <w:rFonts w:hint="eastAsia"/>
+          <w:rFonts w:hint="eastAsia" w:eastAsia="黑体"/>
         </w:rPr>
         <w:t xml:space="preserve">（分为上段</w:t>
       </w:r>
       <w:r>
+        <w:rPr>
+          <w:rFonts w:eastAsia="黑体"/>
+        </w:rPr>
         <w:t xml:space="preserve"> </w:t>
       </w:r>
       <m:oMath>
@@ -118,15 +136,21 @@
         </m:sSub>
       </m:oMath>
       <w:r>
+        <w:rPr>
+          <w:rFonts w:eastAsia="黑体"/>
+        </w:rPr>
         <w:t xml:space="preserve"> </w:t>
       </w:r>
       <w:r>
         <w:rPr>
-          <w:rFonts w:hint="eastAsia"/>
+          <w:rFonts w:hint="eastAsia" w:eastAsia="黑体"/>
         </w:rPr>
         <w:t xml:space="preserve">与下段</w:t>
       </w:r>
       <w:r>
+        <w:rPr>
+          <w:rFonts w:eastAsia="黑体"/>
+        </w:rPr>
         <w:t xml:space="preserve"> </w:t>
       </w:r>
       <m:oMath>
@@ -145,11 +169,14 @@
       </m:oMath>
       <w:r>
         <w:rPr>
-          <w:rFonts w:hint="eastAsia"/>
+          <w:rFonts w:hint="eastAsia" w:eastAsia="黑体"/>
         </w:rPr>
         <w:t xml:space="preserve">，中间抽头</w:t>
       </w:r>
       <w:r>
+        <w:rPr>
+          <w:rFonts w:eastAsia="黑体"/>
+        </w:rPr>
         <w:t xml:space="preserve"> </w:t>
       </w:r>
       <m:oMath>
@@ -174,11 +201,14 @@
       </m:oMath>
       <w:r>
         <w:rPr>
-          <w:rFonts w:hint="eastAsia"/>
+          <w:rFonts w:hint="eastAsia" w:eastAsia="黑体"/>
         </w:rPr>
         <w:t xml:space="preserve">）及并联电容</w:t>
       </w:r>
       <w:r>
+        <w:rPr>
+          <w:rFonts w:eastAsia="黑体"/>
+        </w:rPr>
         <w:t xml:space="preserve"> </w:t>
       </w:r>
       <m:oMath>
@@ -187,15 +217,21 @@
         </m:r>
       </m:oMath>
       <w:r>
+        <w:rPr>
+          <w:rFonts w:eastAsia="黑体"/>
+        </w:rPr>
         <w:t xml:space="preserve"> </w:t>
       </w:r>
       <w:r>
         <w:rPr>
-          <w:rFonts w:hint="eastAsia"/>
+          <w:rFonts w:hint="eastAsia" w:eastAsia="黑体"/>
         </w:rPr>
         <w:t xml:space="preserve">组成。节点定义如下：集电极/漏极节点</w:t>
       </w:r>
       <w:r>
+        <w:rPr>
+          <w:rFonts w:eastAsia="黑体"/>
+        </w:rPr>
         <w:t xml:space="preserve"> </w:t>
       </w:r>
       <m:oMath>
@@ -213,15 +249,21 @@
         </m:sSub>
       </m:oMath>
       <w:r>
+        <w:rPr>
+          <w:rFonts w:eastAsia="黑体"/>
+        </w:rPr>
         <w:t xml:space="preserve"> </w:t>
       </w:r>
       <w:r>
         <w:rPr>
-          <w:rFonts w:hint="eastAsia"/>
+          <w:rFonts w:hint="eastAsia" w:eastAsia="黑体"/>
         </w:rPr>
         <w:t xml:space="preserve">接</w:t>
       </w:r>
       <w:r>
+        <w:rPr>
+          <w:rFonts w:eastAsia="黑体"/>
+        </w:rPr>
         <w:t xml:space="preserve"> </w:t>
       </w:r>
       <m:oMath>
@@ -239,15 +281,21 @@
         </m:sSub>
       </m:oMath>
       <w:r>
+        <w:rPr>
+          <w:rFonts w:eastAsia="黑体"/>
+        </w:rPr>
         <w:t xml:space="preserve"> </w:t>
       </w:r>
       <w:r>
         <w:rPr>
-          <w:rFonts w:hint="eastAsia"/>
+          <w:rFonts w:hint="eastAsia" w:eastAsia="黑体"/>
         </w:rPr>
         <w:t xml:space="preserve">上端；基极/栅极节点</w:t>
       </w:r>
       <w:r>
+        <w:rPr>
+          <w:rFonts w:eastAsia="黑体"/>
+        </w:rPr>
         <w:t xml:space="preserve"> </w:t>
       </w:r>
       <m:oMath>
@@ -265,11 +313,14 @@
         </m:sSub>
       </m:oMath>
       <w:r>
+        <w:rPr>
+          <w:rFonts w:eastAsia="黑体"/>
+        </w:rPr>
         <w:t xml:space="preserve"> </w:t>
       </w:r>
       <w:r>
         <w:rPr>
-          <w:rFonts w:hint="eastAsia"/>
+          <w:rFonts w:hint="eastAsia" w:eastAsia="黑体"/>
         </w:rPr>
         <w:t xml:space="preserve">接反馈端（</w:t>
       </w:r>
@@ -288,15 +339,21 @@
         </m:sSub>
       </m:oMath>
       <w:r>
+        <w:rPr>
+          <w:rFonts w:eastAsia="黑体"/>
+        </w:rPr>
         <w:t xml:space="preserve"> </w:t>
       </w:r>
       <w:r>
         <w:rPr>
-          <w:rFonts w:hint="eastAsia"/>
+          <w:rFonts w:hint="eastAsia" w:eastAsia="黑体"/>
         </w:rPr>
         <w:t xml:space="preserve">下端或抽头）；发射极/源极节点</w:t>
       </w:r>
       <w:r>
+        <w:rPr>
+          <w:rFonts w:eastAsia="黑体"/>
+        </w:rPr>
         <w:t xml:space="preserve"> </w:t>
       </w:r>
       <m:oMath>
@@ -314,15 +371,21 @@
         </m:sSub>
       </m:oMath>
       <w:r>
+        <w:rPr>
+          <w:rFonts w:eastAsia="黑体"/>
+        </w:rPr>
         <w:t xml:space="preserve"> </w:t>
       </w:r>
       <w:r>
         <w:rPr>
-          <w:rFonts w:hint="eastAsia"/>
+          <w:rFonts w:hint="eastAsia" w:eastAsia="黑体"/>
         </w:rPr>
         <w:t xml:space="preserve">接交流地；电感抽头节点</w:t>
       </w:r>
       <w:r>
+        <w:rPr>
+          <w:rFonts w:eastAsia="黑体"/>
+        </w:rPr>
         <w:t xml:space="preserve"> </w:t>
       </w:r>
       <m:oMath>
@@ -346,15 +409,21 @@
         </m:sSub>
       </m:oMath>
       <w:r>
+        <w:rPr>
+          <w:rFonts w:eastAsia="黑体"/>
+        </w:rPr>
         <w:t xml:space="preserve"> </w:t>
       </w:r>
       <w:r>
         <w:rPr>
-          <w:rFonts w:hint="eastAsia"/>
+          <w:rFonts w:hint="eastAsia" w:eastAsia="黑体"/>
         </w:rPr>
         <w:t xml:space="preserve">为</w:t>
       </w:r>
       <w:r>
+        <w:rPr>
+          <w:rFonts w:eastAsia="黑体"/>
+        </w:rPr>
         <w:t xml:space="preserve"> </w:t>
       </w:r>
       <m:oMath>
@@ -372,15 +441,21 @@
         </m:sSub>
       </m:oMath>
       <w:r>
+        <w:rPr>
+          <w:rFonts w:eastAsia="黑体"/>
+        </w:rPr>
         <w:t xml:space="preserve"> </w:t>
       </w:r>
       <w:r>
         <w:rPr>
-          <w:rFonts w:hint="eastAsia"/>
+          <w:rFonts w:hint="eastAsia" w:eastAsia="黑体"/>
         </w:rPr>
         <w:t xml:space="preserve">与</w:t>
       </w:r>
       <w:r>
+        <w:rPr>
+          <w:rFonts w:eastAsia="黑体"/>
+        </w:rPr>
         <w:t xml:space="preserve"> </w:t>
       </w:r>
       <m:oMath>
@@ -398,15 +473,21 @@
         </m:sSub>
       </m:oMath>
       <w:r>
+        <w:rPr>
+          <w:rFonts w:eastAsia="黑体"/>
+        </w:rPr>
         <w:t xml:space="preserve"> </w:t>
       </w:r>
       <w:r>
         <w:rPr>
-          <w:rFonts w:hint="eastAsia"/>
+          <w:rFonts w:hint="eastAsia" w:eastAsia="黑体"/>
         </w:rPr>
         <w:t xml:space="preserve">的分界点；谐振节点</w:t>
       </w:r>
       <w:r>
+        <w:rPr>
+          <w:rFonts w:eastAsia="黑体"/>
+        </w:rPr>
         <w:t xml:space="preserve"> </w:t>
       </w:r>
       <m:oMath>
@@ -433,15 +514,21 @@
         </m:sSub>
       </m:oMath>
       <w:r>
+        <w:rPr>
+          <w:rFonts w:eastAsia="黑体"/>
+        </w:rPr>
         <w:t xml:space="preserve"> </w:t>
       </w:r>
       <w:r>
         <w:rPr>
-          <w:rFonts w:hint="eastAsia"/>
+          <w:rFonts w:hint="eastAsia" w:eastAsia="黑体"/>
         </w:rPr>
         <w:t xml:space="preserve">为并联谐振回路的公共端；电源节点</w:t>
       </w:r>
       <w:r>
+        <w:rPr>
+          <w:rFonts w:eastAsia="黑体"/>
+        </w:rPr>
         <w:t xml:space="preserve"> </w:t>
       </w:r>
       <m:oMath>
@@ -462,20 +549,26 @@
         </m:sSub>
       </m:oMath>
       <w:r>
+        <w:rPr>
+          <w:rFonts w:eastAsia="黑体"/>
+        </w:rPr>
         <w:t xml:space="preserve"> </w:t>
       </w:r>
       <w:r>
         <w:rPr>
-          <w:rFonts w:hint="eastAsia"/>
+          <w:rFonts w:hint="eastAsia" w:eastAsia="黑体"/>
         </w:rPr>
         <w:t xml:space="preserve">为回路供电端；地节点</w:t>
       </w:r>
       <w:r>
+        <w:rPr>
+          <w:rFonts w:eastAsia="黑体"/>
+        </w:rPr>
         <w:t xml:space="preserve"> GND </w:t>
       </w:r>
       <w:r>
         <w:rPr>
-          <w:rFonts w:hint="eastAsia"/>
+          <w:rFonts w:hint="eastAsia" w:eastAsia="黑体"/>
         </w:rPr>
         <w:t xml:space="preserve">汇集电容冷端与发射极回路。</w:t>
       </w:r>
@@ -484,7 +577,7 @@
       <w:pPr/>
       <w:r>
         <w:rPr>
-          <w:rFonts w:hint="eastAsia"/>
+          <w:rFonts w:hint="eastAsia" w:eastAsia="黑体"/>
         </w:rPr>
         <w:t xml:space="preserve">各元件管脚连接：</w:t>
       </w:r>
@@ -503,24 +596,33 @@
         </m:sSub>
       </m:oMath>
       <w:r>
+        <w:rPr>
+          <w:rFonts w:eastAsia="黑体"/>
+        </w:rPr>
         <w:t xml:space="preserve"> </w:t>
       </w:r>
       <w:r>
         <w:rPr>
-          <w:rFonts w:hint="eastAsia"/>
+          <w:rFonts w:hint="eastAsia" w:eastAsia="黑体"/>
         </w:rPr>
         <w:t xml:space="preserve">的</w:t>
       </w:r>
       <w:r>
+        <w:rPr>
+          <w:rFonts w:eastAsia="黑体"/>
+        </w:rPr>
         <w:t xml:space="preserve"> B </w:t>
       </w:r>
       <w:r>
         <w:rPr>
-          <w:rFonts w:hint="eastAsia"/>
+          <w:rFonts w:hint="eastAsia" w:eastAsia="黑体"/>
         </w:rPr>
         <w:t xml:space="preserve">接</w:t>
       </w:r>
       <w:r>
+        <w:rPr>
+          <w:rFonts w:eastAsia="黑体"/>
+        </w:rPr>
         <w:t xml:space="preserve"> </w:t>
       </w:r>
       <m:oMath>
@@ -539,20 +641,26 @@
       </m:oMath>
       <w:r>
         <w:rPr>
-          <w:rFonts w:hint="eastAsia"/>
+          <w:rFonts w:hint="eastAsia" w:eastAsia="黑体"/>
         </w:rPr>
         <w:t xml:space="preserve">，C</w:t>
       </w:r>
       <w:r>
+        <w:rPr>
+          <w:rFonts w:eastAsia="黑体"/>
+        </w:rPr>
         <w:t xml:space="preserve"> </w:t>
       </w:r>
       <w:r>
         <w:rPr>
-          <w:rFonts w:hint="eastAsia"/>
+          <w:rFonts w:hint="eastAsia" w:eastAsia="黑体"/>
         </w:rPr>
         <w:t xml:space="preserve">接</w:t>
       </w:r>
       <w:r>
+        <w:rPr>
+          <w:rFonts w:eastAsia="黑体"/>
+        </w:rPr>
         <w:t xml:space="preserve"> </w:t>
       </w:r>
       <m:oMath>
@@ -571,20 +679,26 @@
       </m:oMath>
       <w:r>
         <w:rPr>
-          <w:rFonts w:hint="eastAsia"/>
+          <w:rFonts w:hint="eastAsia" w:eastAsia="黑体"/>
         </w:rPr>
         <w:t xml:space="preserve">，E</w:t>
       </w:r>
       <w:r>
+        <w:rPr>
+          <w:rFonts w:eastAsia="黑体"/>
+        </w:rPr>
         <w:t xml:space="preserve"> </w:t>
       </w:r>
       <w:r>
         <w:rPr>
-          <w:rFonts w:hint="eastAsia"/>
+          <w:rFonts w:hint="eastAsia" w:eastAsia="黑体"/>
         </w:rPr>
         <w:t xml:space="preserve">接</w:t>
       </w:r>
       <w:r>
+        <w:rPr>
+          <w:rFonts w:eastAsia="黑体"/>
+        </w:rPr>
         <w:t xml:space="preserve"> </w:t>
       </w:r>
       <m:oMath>
@@ -603,29 +717,38 @@
       </m:oMath>
       <w:r>
         <w:rPr>
-          <w:rFonts w:hint="eastAsia"/>
+          <w:rFonts w:hint="eastAsia" w:eastAsia="黑体"/>
         </w:rPr>
         <w:t xml:space="preserve">（FET</w:t>
       </w:r>
       <w:r>
+        <w:rPr>
+          <w:rFonts w:eastAsia="黑体"/>
+        </w:rPr>
         <w:t xml:space="preserve"> </w:t>
       </w:r>
       <w:r>
         <w:rPr>
-          <w:rFonts w:hint="eastAsia"/>
+          <w:rFonts w:hint="eastAsia" w:eastAsia="黑体"/>
         </w:rPr>
         <w:t xml:space="preserve">对应</w:t>
       </w:r>
       <w:r>
+        <w:rPr>
+          <w:rFonts w:eastAsia="黑体"/>
+        </w:rPr>
         <w:t xml:space="preserve"> </w:t>
       </w:r>
       <w:r>
         <w:rPr>
-          <w:rFonts w:hint="eastAsia"/>
+          <w:rFonts w:hint="eastAsia" w:eastAsia="黑体"/>
         </w:rPr>
         <w:t xml:space="preserve">G/D/S）；带抽头电感</w:t>
       </w:r>
       <w:r>
+        <w:rPr>
+          <w:rFonts w:eastAsia="黑体"/>
+        </w:rPr>
         <w:t xml:space="preserve"> </w:t>
       </w:r>
       <m:oMath>
@@ -634,15 +757,21 @@
         </m:r>
       </m:oMath>
       <w:r>
+        <w:rPr>
+          <w:rFonts w:eastAsia="黑体"/>
+        </w:rPr>
         <w:t xml:space="preserve"> </w:t>
       </w:r>
       <w:r>
         <w:rPr>
-          <w:rFonts w:hint="eastAsia"/>
+          <w:rFonts w:hint="eastAsia" w:eastAsia="黑体"/>
         </w:rPr>
         <w:t xml:space="preserve">的上端接</w:t>
       </w:r>
       <w:r>
+        <w:rPr>
+          <w:rFonts w:eastAsia="黑体"/>
+        </w:rPr>
         <w:t xml:space="preserve"> </w:t>
       </w:r>
       <m:oMath>
@@ -661,11 +790,14 @@
       </m:oMath>
       <w:r>
         <w:rPr>
-          <w:rFonts w:hint="eastAsia"/>
+          <w:rFonts w:hint="eastAsia" w:eastAsia="黑体"/>
         </w:rPr>
         <w:t xml:space="preserve">、抽头</w:t>
       </w:r>
       <w:r>
+        <w:rPr>
+          <w:rFonts w:eastAsia="黑体"/>
+        </w:rPr>
         <w:t xml:space="preserve"> </w:t>
       </w:r>
       <m:oMath>
@@ -689,15 +821,21 @@
         </m:sSub>
       </m:oMath>
       <w:r>
+        <w:rPr>
+          <w:rFonts w:eastAsia="黑体"/>
+        </w:rPr>
         <w:t xml:space="preserve"> </w:t>
       </w:r>
       <w:r>
         <w:rPr>
-          <w:rFonts w:hint="eastAsia"/>
+          <w:rFonts w:hint="eastAsia" w:eastAsia="黑体"/>
         </w:rPr>
         <w:t xml:space="preserve">接电源或输出端、下端接</w:t>
       </w:r>
       <w:r>
+        <w:rPr>
+          <w:rFonts w:eastAsia="黑体"/>
+        </w:rPr>
         <w:t xml:space="preserve"> </w:t>
       </w:r>
       <m:oMath>
@@ -716,11 +854,14 @@
       </m:oMath>
       <w:r>
         <w:rPr>
-          <w:rFonts w:hint="eastAsia"/>
+          <w:rFonts w:hint="eastAsia" w:eastAsia="黑体"/>
         </w:rPr>
         <w:t xml:space="preserve">（交流经旁路到地）；电容</w:t>
       </w:r>
       <w:r>
+        <w:rPr>
+          <w:rFonts w:eastAsia="黑体"/>
+        </w:rPr>
         <w:t xml:space="preserve"> </w:t>
       </w:r>
       <m:oMath>
@@ -729,15 +870,21 @@
         </m:r>
       </m:oMath>
       <w:r>
+        <w:rPr>
+          <w:rFonts w:eastAsia="黑体"/>
+        </w:rPr>
         <w:t xml:space="preserve"> </w:t>
       </w:r>
       <w:r>
         <w:rPr>
-          <w:rFonts w:hint="eastAsia"/>
+          <w:rFonts w:hint="eastAsia" w:eastAsia="黑体"/>
         </w:rPr>
         <w:t xml:space="preserve">一端接</w:t>
       </w:r>
       <w:r>
+        <w:rPr>
+          <w:rFonts w:eastAsia="黑体"/>
+        </w:rPr>
         <w:t xml:space="preserve"> </w:t>
       </w:r>
       <m:oMath>
@@ -756,11 +903,14 @@
       </m:oMath>
       <w:r>
         <w:rPr>
-          <w:rFonts w:hint="eastAsia"/>
+          <w:rFonts w:hint="eastAsia" w:eastAsia="黑体"/>
         </w:rPr>
         <w:t xml:space="preserve">（即</w:t>
       </w:r>
       <w:r>
+        <w:rPr>
+          <w:rFonts w:eastAsia="黑体"/>
+        </w:rPr>
         <w:t xml:space="preserve"> </w:t>
       </w:r>
       <m:oMath>
@@ -778,15 +928,21 @@
         </m:sSub>
       </m:oMath>
       <w:r>
+        <w:rPr>
+          <w:rFonts w:eastAsia="黑体"/>
+        </w:rPr>
         <w:t xml:space="preserve"> </w:t>
       </w:r>
       <w:r>
         <w:rPr>
-          <w:rFonts w:hint="eastAsia"/>
+          <w:rFonts w:hint="eastAsia" w:eastAsia="黑体"/>
         </w:rPr>
         <w:t xml:space="preserve">上端）、另一端接</w:t>
       </w:r>
       <w:r>
+        <w:rPr>
+          <w:rFonts w:eastAsia="黑体"/>
+        </w:rPr>
         <w:t xml:space="preserve"> </w:t>
       </w:r>
       <m:oMath>
@@ -805,11 +961,14 @@
       </m:oMath>
       <w:r>
         <w:rPr>
-          <w:rFonts w:hint="eastAsia"/>
+          <w:rFonts w:hint="eastAsia" w:eastAsia="黑体"/>
         </w:rPr>
         <w:t xml:space="preserve">，与整个</w:t>
       </w:r>
       <w:r>
+        <w:rPr>
+          <w:rFonts w:eastAsia="黑体"/>
+        </w:rPr>
         <w:t xml:space="preserve"> </w:t>
       </w:r>
       <m:oMath>
@@ -845,15 +1004,21 @@
         </m:sSub>
       </m:oMath>
       <w:r>
+        <w:rPr>
+          <w:rFonts w:eastAsia="黑体"/>
+        </w:rPr>
         <w:t xml:space="preserve"> </w:t>
       </w:r>
       <w:r>
         <w:rPr>
-          <w:rFonts w:hint="eastAsia"/>
+          <w:rFonts w:hint="eastAsia" w:eastAsia="黑体"/>
         </w:rPr>
         <w:t xml:space="preserve">并联谐振；反馈支路从</w:t>
       </w:r>
       <w:r>
+        <w:rPr>
+          <w:rFonts w:eastAsia="黑体"/>
+        </w:rPr>
         <w:t xml:space="preserve"> </w:t>
       </w:r>
       <m:oMath>
@@ -871,15 +1036,21 @@
         </m:sSub>
       </m:oMath>
       <w:r>
+        <w:rPr>
+          <w:rFonts w:eastAsia="黑体"/>
+        </w:rPr>
         <w:t xml:space="preserve"> </w:t>
       </w:r>
       <w:r>
         <w:rPr>
-          <w:rFonts w:hint="eastAsia"/>
+          <w:rFonts w:hint="eastAsia" w:eastAsia="黑体"/>
         </w:rPr>
         <w:t xml:space="preserve">的下端（或抽头）经耦合电容接到</w:t>
       </w:r>
       <w:r>
+        <w:rPr>
+          <w:rFonts w:eastAsia="黑体"/>
+        </w:rPr>
         <w:t xml:space="preserve"> </w:t>
       </w:r>
       <m:oMath>
@@ -898,11 +1069,14 @@
       </m:oMath>
       <w:r>
         <w:rPr>
-          <w:rFonts w:hint="eastAsia"/>
+          <w:rFonts w:hint="eastAsia" w:eastAsia="黑体"/>
         </w:rPr>
         <w:t xml:space="preserve">，把</w:t>
       </w:r>
       <w:r>
+        <w:rPr>
+          <w:rFonts w:eastAsia="黑体"/>
+        </w:rPr>
         <w:t xml:space="preserve"> </w:t>
       </w:r>
       <m:oMath>
@@ -920,11 +1094,14 @@
         </m:sSub>
       </m:oMath>
       <w:r>
+        <w:rPr>
+          <w:rFonts w:eastAsia="黑体"/>
+        </w:rPr>
         <w:t xml:space="preserve"> </w:t>
       </w:r>
       <w:r>
         <w:rPr>
-          <w:rFonts w:hint="eastAsia"/>
+          <w:rFonts w:hint="eastAsia" w:eastAsia="黑体"/>
         </w:rPr>
         <w:t xml:space="preserve">上的电压送回基极。</w:t>
       </w:r>
@@ -933,20 +1110,26 @@
       <w:pPr/>
       <w:r>
         <w:rPr>
-          <w:rFonts w:hint="eastAsia"/>
+          <w:rFonts w:hint="eastAsia" w:eastAsia="黑体"/>
         </w:rPr>
         <w:t xml:space="preserve">该电路为电感三点式（抽头电感）LC</w:t>
       </w:r>
       <w:r>
+        <w:rPr>
+          <w:rFonts w:eastAsia="黑体"/>
+        </w:rPr>
         <w:t xml:space="preserve"> </w:t>
       </w:r>
       <w:r>
         <w:rPr>
-          <w:rFonts w:hint="eastAsia"/>
+          <w:rFonts w:hint="eastAsia" w:eastAsia="黑体"/>
         </w:rPr>
         <w:t xml:space="preserve">振荡器，谐振由</w:t>
       </w:r>
       <w:r>
+        <w:rPr>
+          <w:rFonts w:eastAsia="黑体"/>
+        </w:rPr>
         <w:t xml:space="preserve"> </w:t>
       </w:r>
       <m:oMath>
@@ -982,15 +1165,21 @@
         </m:sSub>
       </m:oMath>
       <w:r>
+        <w:rPr>
+          <w:rFonts w:eastAsia="黑体"/>
+        </w:rPr>
         <w:t xml:space="preserve"> </w:t>
       </w:r>
       <w:r>
         <w:rPr>
-          <w:rFonts w:hint="eastAsia"/>
+          <w:rFonts w:hint="eastAsia" w:eastAsia="黑体"/>
         </w:rPr>
         <w:t xml:space="preserve">与</w:t>
       </w:r>
       <w:r>
+        <w:rPr>
+          <w:rFonts w:eastAsia="黑体"/>
+        </w:rPr>
         <w:t xml:space="preserve"> </w:t>
       </w:r>
       <m:oMath>
@@ -999,15 +1188,21 @@
         </m:r>
       </m:oMath>
       <w:r>
+        <w:rPr>
+          <w:rFonts w:eastAsia="黑体"/>
+        </w:rPr>
         <w:t xml:space="preserve"> </w:t>
       </w:r>
       <w:r>
         <w:rPr>
-          <w:rFonts w:hint="eastAsia"/>
+          <w:rFonts w:hint="eastAsia" w:eastAsia="黑体"/>
         </w:rPr>
         <w:t xml:space="preserve">决定，电感抽头比例决定反馈量</w:t>
       </w:r>
       <w:r>
+        <w:rPr>
+          <w:rFonts w:eastAsia="黑体"/>
+        </w:rPr>
         <w:t xml:space="preserve"> </w:t>
       </w:r>
       <m:oMath>
@@ -1052,6 +1247,9 @@
         </m:sSub>
       </m:oMath>
       <w:r>
+        <w:rPr>
+          <w:rFonts w:eastAsia="黑体"/>
+        </w:rPr>
         <w:t xml:space="preserve">。</w:t>
       </w:r>
     </w:p>
@@ -1063,7 +1261,7 @@
       </w:pPr>
       <w:r>
         <w:rPr>
-          <w:rFonts w:hint="eastAsia"/>
+          <w:rFonts w:hint="eastAsia" w:eastAsia="黑体"/>
         </w:rPr>
         <w:t xml:space="preserve">工作原理</w:t>
       </w:r>
@@ -1074,11 +1272,14 @@
       </w:pPr>
       <w:r>
         <w:rPr>
-          <w:rFonts w:hint="eastAsia"/>
+          <w:rFonts w:hint="eastAsia" w:eastAsia="黑体"/>
         </w:rPr>
         <w:t xml:space="preserve">谐振回路由</w:t>
       </w:r>
       <w:r>
+        <w:rPr>
+          <w:rFonts w:eastAsia="黑体"/>
+        </w:rPr>
         <w:t xml:space="preserve"> </w:t>
       </w:r>
       <m:oMath>
@@ -1114,15 +1315,21 @@
         </m:sSub>
       </m:oMath>
       <w:r>
+        <w:rPr>
+          <w:rFonts w:eastAsia="黑体"/>
+        </w:rPr>
         <w:t xml:space="preserve"> </w:t>
       </w:r>
       <w:r>
         <w:rPr>
-          <w:rFonts w:hint="eastAsia"/>
+          <w:rFonts w:hint="eastAsia" w:eastAsia="黑体"/>
         </w:rPr>
         <w:t xml:space="preserve">与</w:t>
       </w:r>
       <w:r>
+        <w:rPr>
+          <w:rFonts w:eastAsia="黑体"/>
+        </w:rPr>
         <w:t xml:space="preserve"> </w:t>
       </w:r>
       <m:oMath>
@@ -1131,15 +1338,21 @@
         </m:r>
       </m:oMath>
       <w:r>
+        <w:rPr>
+          <w:rFonts w:eastAsia="黑体"/>
+        </w:rPr>
         <w:t xml:space="preserve"> </w:t>
       </w:r>
       <w:r>
         <w:rPr>
-          <w:rFonts w:hint="eastAsia"/>
+          <w:rFonts w:hint="eastAsia" w:eastAsia="黑体"/>
         </w:rPr>
         <w:t xml:space="preserve">决定振荡频率；电感抽头提供比例反馈（相位由抽头到地的一段</w:t>
       </w:r>
       <w:r>
+        <w:rPr>
+          <w:rFonts w:eastAsia="黑体"/>
+        </w:rPr>
         <w:t xml:space="preserve"> </w:t>
       </w:r>
       <m:oMath>
@@ -1157,20 +1370,26 @@
         </m:sSub>
       </m:oMath>
       <w:r>
+        <w:rPr>
+          <w:rFonts w:eastAsia="黑体"/>
+        </w:rPr>
         <w:t xml:space="preserve"> </w:t>
       </w:r>
       <w:r>
         <w:rPr>
-          <w:rFonts w:hint="eastAsia"/>
+          <w:rFonts w:hint="eastAsia" w:eastAsia="黑体"/>
         </w:rPr>
         <w:t xml:space="preserve">取其电压），使得回路谐振时正反馈满足相位条件，环路增益</w:t>
       </w:r>
       <w:r>
+        <w:rPr>
+          <w:rFonts w:eastAsia="黑体"/>
+        </w:rPr>
         <w:t xml:space="preserve"> ≥1 </w:t>
       </w:r>
       <w:r>
         <w:rPr>
-          <w:rFonts w:hint="eastAsia"/>
+          <w:rFonts w:hint="eastAsia" w:eastAsia="黑体"/>
         </w:rPr>
         <w:t xml:space="preserve">时维持等幅振荡。反馈强弱由抽头位置决定。</w:t>
       </w:r>
@@ -1183,7 +1402,7 @@
       </w:pPr>
       <w:r>
         <w:rPr>
-          <w:rFonts w:hint="eastAsia"/>
+          <w:rFonts w:hint="eastAsia" w:eastAsia="黑体"/>
         </w:rPr>
         <w:t xml:space="preserve">关键计算公式</w:t>
       </w:r>
@@ -1197,7 +1416,7 @@
       </w:pPr>
       <w:r>
         <w:rPr>
-          <w:rFonts w:hint="eastAsia"/>
+          <w:rFonts w:hint="eastAsia" w:eastAsia="黑体"/>
         </w:rPr>
         <w:t xml:space="preserve">振荡频率：</w:t>
       </w:r>
@@ -1328,7 +1547,7 @@
       </w:pPr>
       <w:r>
         <w:rPr>
-          <w:rFonts w:hint="eastAsia"/>
+          <w:rFonts w:hint="eastAsia" w:eastAsia="黑体"/>
         </w:rPr>
         <w:t xml:space="preserve">反馈系数（忽略互感时）：</w:t>
       </w:r>
@@ -1397,7 +1616,7 @@
       </w:pPr>
       <w:r>
         <w:rPr>
-          <w:rFonts w:hint="eastAsia"/>
+          <w:rFonts w:hint="eastAsia" w:eastAsia="黑体"/>
         </w:rPr>
         <w:t xml:space="preserve">起振条件（近似）：</w:t>
       </w:r>
@@ -1524,7 +1743,7 @@
             </w:pPr>
             <w:r>
               <w:rPr>
-                <w:rFonts w:hint="eastAsia"/>
+                <w:rFonts w:hint="eastAsia" w:eastAsia="黑体"/>
               </w:rPr>
               <w:t xml:space="preserve">符号</w:t>
             </w:r>
@@ -1538,7 +1757,7 @@
             </w:pPr>
             <w:r>
               <w:rPr>
-                <w:rFonts w:hint="eastAsia"/>
+                <w:rFonts w:hint="eastAsia" w:eastAsia="黑体"/>
               </w:rPr>
               <w:t xml:space="preserve">含义</w:t>
             </w:r>
@@ -1552,7 +1771,7 @@
             </w:pPr>
             <w:r>
               <w:rPr>
-                <w:rFonts w:hint="eastAsia"/>
+                <w:rFonts w:hint="eastAsia" w:eastAsia="黑体"/>
               </w:rPr>
               <w:t xml:space="preserve">单位</w:t>
             </w:r>
@@ -1581,12 +1800,21 @@
               </m:sSub>
             </m:oMath>
             <w:r>
+              <w:rPr>
+                <w:rFonts w:eastAsia="黑体"/>
+              </w:rPr>
               <w:t xml:space="preserve"> </w:t>
             </w:r>
             <w:r>
+              <w:rPr>
+                <w:rFonts w:eastAsia="黑体"/>
+              </w:rPr>
               <w:t xml:space="preserve">/</w:t>
             </w:r>
             <w:r>
+              <w:rPr>
+                <w:rFonts w:eastAsia="黑体"/>
+              </w:rPr>
               <w:t xml:space="preserve"> </w:t>
             </w:r>
             <m:oMath>
@@ -1613,7 +1841,7 @@
             </w:pPr>
             <w:r>
               <w:rPr>
-                <w:rFonts w:hint="eastAsia"/>
+                <w:rFonts w:hint="eastAsia" w:eastAsia="黑体"/>
               </w:rPr>
               <w:t xml:space="preserve">电感两段</w:t>
             </w:r>
@@ -1626,6 +1854,9 @@
               <w:pStyle w:val="Compact"/>
             </w:pPr>
             <w:r>
+              <w:rPr>
+                <w:rFonts w:eastAsia="黑体"/>
+              </w:rPr>
               <w:t xml:space="preserve">H</w:t>
             </w:r>
           </w:p>
@@ -1644,6 +1875,9 @@
               </m:r>
             </m:oMath>
             <w:r>
+              <w:rPr>
+                <w:rFonts w:eastAsia="黑体"/>
+              </w:rPr>
               <w:t xml:space="preserve">​</w:t>
             </w:r>
           </w:p>
@@ -1656,7 +1890,7 @@
             </w:pPr>
             <w:r>
               <w:rPr>
-                <w:rFonts w:hint="eastAsia"/>
+                <w:rFonts w:hint="eastAsia" w:eastAsia="黑体"/>
               </w:rPr>
               <w:t xml:space="preserve">两段间互感</w:t>
             </w:r>
@@ -1669,6 +1903,9 @@
               <w:pStyle w:val="Compact"/>
             </w:pPr>
             <w:r>
+              <w:rPr>
+                <w:rFonts w:eastAsia="黑体"/>
+              </w:rPr>
               <w:t xml:space="preserve">H</w:t>
             </w:r>
           </w:p>
@@ -1687,6 +1924,9 @@
               </m:r>
             </m:oMath>
             <w:r>
+              <w:rPr>
+                <w:rFonts w:eastAsia="黑体"/>
+              </w:rPr>
               <w:t xml:space="preserve">​</w:t>
             </w:r>
           </w:p>
@@ -1699,7 +1939,7 @@
             </w:pPr>
             <w:r>
               <w:rPr>
-                <w:rFonts w:hint="eastAsia"/>
+                <w:rFonts w:hint="eastAsia" w:eastAsia="黑体"/>
               </w:rPr>
               <w:t xml:space="preserve">谐振电容</w:t>
             </w:r>
@@ -1712,6 +1952,9 @@
               <w:pStyle w:val="Compact"/>
             </w:pPr>
             <w:r>
+              <w:rPr>
+                <w:rFonts w:eastAsia="黑体"/>
+              </w:rPr>
               <w:t xml:space="preserve">F</w:t>
             </w:r>
           </w:p>
@@ -1739,6 +1982,9 @@
               </m:sSub>
             </m:oMath>
             <w:r>
+              <w:rPr>
+                <w:rFonts w:eastAsia="黑体"/>
+              </w:rPr>
               <w:t xml:space="preserve">​</w:t>
             </w:r>
           </w:p>
@@ -1751,7 +1997,7 @@
             </w:pPr>
             <w:r>
               <w:rPr>
-                <w:rFonts w:hint="eastAsia"/>
+                <w:rFonts w:hint="eastAsia" w:eastAsia="黑体"/>
               </w:rPr>
               <w:t xml:space="preserve">振荡频率</w:t>
             </w:r>
@@ -1764,6 +2010,9 @@
               <w:pStyle w:val="Compact"/>
             </w:pPr>
             <w:r>
+              <w:rPr>
+                <w:rFonts w:eastAsia="黑体"/>
+              </w:rPr>
               <w:t xml:space="preserve">Hz</w:t>
             </w:r>
           </w:p>
@@ -1782,6 +2031,9 @@
               </m:r>
             </m:oMath>
             <w:r>
+              <w:rPr>
+                <w:rFonts w:eastAsia="黑体"/>
+              </w:rPr>
               <w:t xml:space="preserve">​</w:t>
             </w:r>
           </w:p>
@@ -1794,7 +2046,7 @@
             </w:pPr>
             <w:r>
               <w:rPr>
-                <w:rFonts w:hint="eastAsia"/>
+                <w:rFonts w:hint="eastAsia" w:eastAsia="黑体"/>
               </w:rPr>
               <w:t xml:space="preserve">反馈系数</w:t>
             </w:r>
@@ -1808,7 +2060,7 @@
             </w:pPr>
             <w:r>
               <w:rPr>
-                <w:rFonts w:hint="eastAsia"/>
+                <w:rFonts w:hint="eastAsia" w:eastAsia="黑体"/>
               </w:rPr>
               <w:t xml:space="preserve">（无量纲）</w:t>
             </w:r>
@@ -1837,6 +2089,9 @@
               </m:sSub>
             </m:oMath>
             <w:r>
+              <w:rPr>
+                <w:rFonts w:eastAsia="黑体"/>
+              </w:rPr>
               <w:t xml:space="preserve">​</w:t>
             </w:r>
           </w:p>
@@ -1849,7 +2104,7 @@
             </w:pPr>
             <w:r>
               <w:rPr>
-                <w:rFonts w:hint="eastAsia"/>
+                <w:rFonts w:hint="eastAsia" w:eastAsia="黑体"/>
               </w:rPr>
               <w:t xml:space="preserve">跨导</w:t>
             </w:r>
@@ -1862,6 +2117,9 @@
               <w:pStyle w:val="Compact"/>
             </w:pPr>
             <w:r>
+              <w:rPr>
+                <w:rFonts w:eastAsia="黑体"/>
+              </w:rPr>
               <w:t xml:space="preserve">S</w:t>
             </w:r>
           </w:p>
@@ -1889,6 +2147,9 @@
               </m:sSub>
             </m:oMath>
             <w:r>
+              <w:rPr>
+                <w:rFonts w:eastAsia="黑体"/>
+              </w:rPr>
               <w:t xml:space="preserve">​</w:t>
             </w:r>
           </w:p>
@@ -1901,7 +2162,7 @@
             </w:pPr>
             <w:r>
               <w:rPr>
-                <w:rFonts w:hint="eastAsia"/>
+                <w:rFonts w:hint="eastAsia" w:eastAsia="黑体"/>
               </w:rPr>
               <w:t xml:space="preserve">谐振回路等效并联电阻</w:t>
             </w:r>
@@ -1914,6 +2175,9 @@
               <w:pStyle w:val="Compact"/>
             </w:pPr>
             <w:r>
+              <w:rPr>
+                <w:rFonts w:eastAsia="黑体"/>
+              </w:rPr>
               <w:t xml:space="preserve">Ω</w:t>
             </w:r>
           </w:p>
@@ -1928,7 +2192,7 @@
       </w:pPr>
       <w:r>
         <w:rPr>
-          <w:rFonts w:hint="eastAsia"/>
+          <w:rFonts w:hint="eastAsia" w:eastAsia="黑体"/>
         </w:rPr>
         <w:t xml:space="preserve">元件调整影响</w:t>
       </w:r>
@@ -1957,6 +2221,7 @@
       </m:oMath>
       <w:r>
         <w:rPr>
+          <w:rFonts w:eastAsia="黑体"/>
           <w:b/>
           <w:bCs/>
         </w:rPr>
@@ -1978,6 +2243,7 @@
       </m:oMath>
       <w:r>
         <w:rPr>
+          <w:rFonts w:eastAsia="黑体"/>
           <w:b/>
           <w:bCs/>
         </w:rPr>
@@ -1985,7 +2251,7 @@
       </w:r>
       <w:r>
         <w:rPr>
-          <w:rFonts w:hint="eastAsia"/>
+          <w:rFonts w:hint="eastAsia" w:eastAsia="黑体"/>
           <w:b/>
           <w:bCs/>
         </w:rPr>
@@ -1993,6 +2259,7 @@
       </w:r>
       <w:r>
         <w:rPr>
+          <w:rFonts w:eastAsia="黑体"/>
           <w:b/>
           <w:bCs/>
         </w:rPr>
@@ -2005,6 +2272,7 @@
       </m:oMath>
       <w:r>
         <w:rPr>
+          <w:rFonts w:eastAsia="黑体"/>
           <w:b/>
           <w:bCs/>
         </w:rPr>
@@ -2012,19 +2280,28 @@
       </w:r>
       <w:r>
         <w:rPr>
-          <w:rFonts w:hint="eastAsia"/>
+          <w:rFonts w:hint="eastAsia" w:eastAsia="黑体"/>
           <w:b/>
           <w:bCs/>
         </w:rPr>
         <w:t xml:space="preserve">增大</w:t>
       </w:r>
       <w:r>
+        <w:rPr>
+          <w:rFonts w:eastAsia="黑体"/>
+        </w:rPr>
         <w:t xml:space="preserve"> </w:t>
       </w:r>
       <w:r>
+        <w:rPr>
+          <w:rFonts w:eastAsia="黑体"/>
+        </w:rPr>
         <w:t xml:space="preserve">→</w:t>
       </w:r>
       <w:r>
+        <w:rPr>
+          <w:rFonts w:eastAsia="黑体"/>
+        </w:rPr>
         <w:t xml:space="preserve"> </w:t>
       </w:r>
       <m:oMath>
@@ -2042,11 +2319,14 @@
         </m:sSub>
       </m:oMath>
       <w:r>
+        <w:rPr>
+          <w:rFonts w:eastAsia="黑体"/>
+        </w:rPr>
         <w:t xml:space="preserve"> </w:t>
       </w:r>
       <w:r>
         <w:rPr>
-          <w:rFonts w:hint="eastAsia"/>
+          <w:rFonts w:hint="eastAsia" w:eastAsia="黑体"/>
         </w:rPr>
         <w:t xml:space="preserve">下降。</w:t>
       </w:r>
@@ -2093,6 +2373,7 @@
       </m:oMath>
       <w:r>
         <w:rPr>
+          <w:rFonts w:eastAsia="黑体"/>
           <w:b/>
           <w:bCs/>
         </w:rPr>
@@ -2100,21 +2381,27 @@
       </w:r>
       <w:r>
         <w:rPr>
-          <w:rFonts w:hint="eastAsia"/>
+          <w:rFonts w:hint="eastAsia" w:eastAsia="黑体"/>
           <w:b/>
           <w:bCs/>
         </w:rPr>
         <w:t xml:space="preserve">增大（抽头更靠输出）</w:t>
       </w:r>
       <w:r>
+        <w:rPr>
+          <w:rFonts w:eastAsia="黑体"/>
+        </w:rPr>
         <w:t xml:space="preserve"> </w:t>
       </w:r>
       <w:r>
+        <w:rPr>
+          <w:rFonts w:eastAsia="黑体"/>
+        </w:rPr>
         <w:t xml:space="preserve">→ </w:t>
       </w:r>
       <w:r>
         <w:rPr>
-          <w:rFonts w:hint="eastAsia"/>
+          <w:rFonts w:hint="eastAsia" w:eastAsia="黑体"/>
         </w:rPr>
         <w:t xml:space="preserve">反馈加强，起振容易但失真增大。</w:t>
       </w:r>
@@ -2129,30 +2416,39 @@
       </w:pPr>
       <w:r>
         <w:rPr>
-          <w:rFonts w:hint="eastAsia"/>
+          <w:rFonts w:hint="eastAsia" w:eastAsia="黑体"/>
           <w:b/>
           <w:bCs/>
         </w:rPr>
         <w:t xml:space="preserve">反馈过弱</w:t>
       </w:r>
       <w:r>
+        <w:rPr>
+          <w:rFonts w:eastAsia="黑体"/>
+        </w:rPr>
         <w:t xml:space="preserve"> </w:t>
       </w:r>
       <w:r>
+        <w:rPr>
+          <w:rFonts w:eastAsia="黑体"/>
+        </w:rPr>
         <w:t xml:space="preserve">→ </w:t>
       </w:r>
       <w:r>
         <w:rPr>
-          <w:rFonts w:hint="eastAsia"/>
+          <w:rFonts w:hint="eastAsia" w:eastAsia="黑体"/>
         </w:rPr>
         <w:t xml:space="preserve">不起振；过强</w:t>
       </w:r>
       <w:r>
+        <w:rPr>
+          <w:rFonts w:eastAsia="黑体"/>
+        </w:rPr>
         <w:t xml:space="preserve"> → </w:t>
       </w:r>
       <w:r>
         <w:rPr>
-          <w:rFonts w:hint="eastAsia"/>
+          <w:rFonts w:hint="eastAsia" w:eastAsia="黑体"/>
         </w:rPr>
         <w:t xml:space="preserve">波形削波、谐波增多。</w:t>
       </w:r>
@@ -2167,7 +2463,7 @@
       </w:pPr>
       <w:r>
         <w:rPr>
-          <w:rFonts w:hint="eastAsia"/>
+          <w:rFonts w:hint="eastAsia" w:eastAsia="黑体"/>
           <w:b/>
           <w:bCs/>
         </w:rPr>
@@ -2175,6 +2471,7 @@
       </w:r>
       <w:r>
         <w:rPr>
+          <w:rFonts w:eastAsia="黑体"/>
           <w:b/>
           <w:bCs/>
         </w:rPr>
@@ -2187,6 +2484,7 @@
       </m:oMath>
       <w:r>
         <w:rPr>
+          <w:rFonts w:eastAsia="黑体"/>
           <w:b/>
           <w:bCs/>
         </w:rPr>
@@ -2194,21 +2492,27 @@
       </w:r>
       <w:r>
         <w:rPr>
-          <w:rFonts w:hint="eastAsia"/>
+          <w:rFonts w:hint="eastAsia" w:eastAsia="黑体"/>
           <w:b/>
           <w:bCs/>
         </w:rPr>
         <w:t xml:space="preserve">增大</w:t>
       </w:r>
       <w:r>
+        <w:rPr>
+          <w:rFonts w:eastAsia="黑体"/>
+        </w:rPr>
         <w:t xml:space="preserve"> </w:t>
       </w:r>
       <w:r>
+        <w:rPr>
+          <w:rFonts w:eastAsia="黑体"/>
+        </w:rPr>
         <w:t xml:space="preserve">→ </w:t>
       </w:r>
       <w:r>
         <w:rPr>
-          <w:rFonts w:hint="eastAsia"/>
+          <w:rFonts w:hint="eastAsia" w:eastAsia="黑体"/>
         </w:rPr>
         <w:t xml:space="preserve">等效电感增大，</w:t>
       </w:r>
@@ -2227,11 +2531,14 @@
         </m:sSub>
       </m:oMath>
       <w:r>
+        <w:rPr>
+          <w:rFonts w:eastAsia="黑体"/>
+        </w:rPr>
         <w:t xml:space="preserve"> </w:t>
       </w:r>
       <w:r>
         <w:rPr>
-          <w:rFonts w:hint="eastAsia"/>
+          <w:rFonts w:hint="eastAsia" w:eastAsia="黑体"/>
         </w:rPr>
         <w:t xml:space="preserve">略降。</w:t>
       </w:r>
@@ -2244,7 +2551,7 @@
       </w:pPr>
       <w:r>
         <w:rPr>
-          <w:rFonts w:hint="eastAsia"/>
+          <w:rFonts w:hint="eastAsia" w:eastAsia="黑体"/>
         </w:rPr>
         <w:t xml:space="preserve">典型参数示例</w:t>
       </w:r>
@@ -2259,11 +2566,14 @@
       </w:pPr>
       <w:r>
         <w:rPr>
-          <w:rFonts w:hint="eastAsia"/>
+          <w:rFonts w:hint="eastAsia" w:eastAsia="黑体"/>
         </w:rPr>
         <w:t xml:space="preserve">取</w:t>
       </w:r>
       <w:r>
+        <w:rPr>
+          <w:rFonts w:eastAsia="黑体"/>
+        </w:rPr>
         <w:t xml:space="preserve"> </w:t>
       </w:r>
       <m:oMath>
@@ -2303,6 +2613,9 @@
         </m:r>
       </m:oMath>
       <w:r>
+        <w:rPr>
+          <w:rFonts w:eastAsia="黑体"/>
+        </w:rPr>
         <w:t xml:space="preserve">、</w:t>
       </w:r>
       <m:oMath>
@@ -2343,7 +2656,7 @@
       </m:oMath>
       <w:r>
         <w:rPr>
-          <w:rFonts w:hint="eastAsia"/>
+          <w:rFonts w:hint="eastAsia" w:eastAsia="黑体"/>
         </w:rPr>
         <w:t xml:space="preserve">（</w:t>
       </w:r>
@@ -2363,7 +2676,7 @@
       </m:oMath>
       <w:r>
         <w:rPr>
-          <w:rFonts w:hint="eastAsia"/>
+          <w:rFonts w:hint="eastAsia" w:eastAsia="黑体"/>
         </w:rPr>
         <w:t xml:space="preserve">）、</w:t>
       </w:r>
@@ -2393,7 +2706,7 @@
       </m:oMath>
       <w:r>
         <w:rPr>
-          <w:rFonts w:hint="eastAsia"/>
+          <w:rFonts w:hint="eastAsia" w:eastAsia="黑体"/>
         </w:rPr>
         <w:t xml:space="preserve">：</w:t>
       </w:r>
@@ -2523,6 +2836,9 @@
         </m:r>
       </m:oMath>
       <w:r>
+        <w:rPr>
+          <w:rFonts w:eastAsia="黑体"/>
+        </w:rPr>
         <w:t xml:space="preserve">。</w:t>
       </w:r>
     </w:p>
@@ -2536,11 +2852,14 @@
       </w:pPr>
       <w:r>
         <w:rPr>
-          <w:rFonts w:hint="eastAsia"/>
+          <w:rFonts w:hint="eastAsia" w:eastAsia="黑体"/>
         </w:rPr>
         <w:t xml:space="preserve">反馈系数</w:t>
       </w:r>
       <w:r>
+        <w:rPr>
+          <w:rFonts w:eastAsia="黑体"/>
+        </w:rPr>
         <w:t xml:space="preserve"> </w:t>
       </w:r>
       <m:oMath>
@@ -2579,6 +2898,9 @@
         </m:r>
       </m:oMath>
       <w:r>
+        <w:rPr>
+          <w:rFonts w:eastAsia="黑体"/>
+        </w:rPr>
         <w:t xml:space="preserve">。</w:t>
       </w:r>
     </w:p>
@@ -2590,7 +2912,7 @@
       </w:pPr>
       <w:r>
         <w:rPr>
-          <w:rFonts w:hint="eastAsia"/>
+          <w:rFonts w:hint="eastAsia" w:eastAsia="黑体"/>
         </w:rPr>
         <w:t xml:space="preserve">常见器件型号</w:t>
       </w:r>
@@ -2605,7 +2927,7 @@
       </w:pPr>
       <w:r>
         <w:rPr>
-          <w:rFonts w:hint="eastAsia"/>
+          <w:rFonts w:hint="eastAsia" w:eastAsia="黑体"/>
         </w:rPr>
         <w:t xml:space="preserve">晶体管：2N3904、2SC1674、BF199；FET：J310、BF245。</w:t>
       </w:r>
@@ -2618,7 +2940,7 @@
       </w:pPr>
       <w:r>
         <w:rPr>
-          <w:rFonts w:hint="eastAsia"/>
+          <w:rFonts w:hint="eastAsia" w:eastAsia="黑体"/>
         </w:rPr>
         <w:t xml:space="preserve">注意事项</w:t>
       </w:r>
@@ -2633,7 +2955,7 @@
       </w:pPr>
       <w:r>
         <w:rPr>
-          <w:rFonts w:hint="eastAsia"/>
+          <w:rFonts w:hint="eastAsia" w:eastAsia="黑体"/>
         </w:rPr>
         <w:t xml:space="preserve">抽头位置决定反馈量与输出耦合，需兼顾起振裕度与负载影响。</w:t>
       </w:r>
@@ -2648,7 +2970,7 @@
       </w:pPr>
       <w:r>
         <w:rPr>
-          <w:rFonts w:hint="eastAsia"/>
+          <w:rFonts w:hint="eastAsia" w:eastAsia="黑体"/>
         </w:rPr>
         <w:t xml:space="preserve">电感两段间的互感会改变等效电感，实际频率需实测校准。</w:t>
       </w:r>
@@ -2663,7 +2985,7 @@
       </w:pPr>
       <w:r>
         <w:rPr>
-          <w:rFonts w:hint="eastAsia"/>
+          <w:rFonts w:hint="eastAsia" w:eastAsia="黑体"/>
         </w:rPr>
         <w:t xml:space="preserve">电感带抽头使结构简单但频率稳定度一般，高稳场合用晶体。</w:t>
       </w:r>
@@ -2676,7 +2998,7 @@
       </w:pPr>
       <w:r>
         <w:rPr>
-          <w:rFonts w:hint="eastAsia"/>
+          <w:rFonts w:hint="eastAsia" w:eastAsia="黑体"/>
         </w:rPr>
         <w:t xml:space="preserve">参考资料</w:t>
       </w:r>
@@ -2690,6 +3012,9 @@
         </w:numPr>
       </w:pPr>
       <w:r>
+        <w:rPr>
+          <w:rFonts w:eastAsia="黑体"/>
+        </w:rPr>
         <w:t xml:space="preserve">Wikipedia: Hartley oscillator。</w:t>
       </w:r>
     </w:p>
@@ -2703,7 +3028,7 @@
       </w:pPr>
       <w:r>
         <w:rPr>
-          <w:rFonts w:hint="eastAsia"/>
+          <w:rFonts w:hint="eastAsia" w:eastAsia="黑体"/>
         </w:rPr>
         <w:t xml:space="preserve">《高频电子线路》（张肃文）。</w:t>
       </w:r>
@@ -2718,7 +3043,7 @@
       </w:pPr>
       <w:r>
         <w:rPr>
-          <w:rFonts w:hint="eastAsia"/>
+          <w:rFonts w:hint="eastAsia" w:eastAsia="黑体"/>
         </w:rPr>
         <w:t xml:space="preserve">《模拟电子技术基础》（童诗白、华成英）。</w:t>
       </w:r>
@@ -2732,11 +3057,11 @@
       </w:pPr>
       <w:r>
         <w:rPr>
-          <w:rFonts w:ascii="Times New Roman" w:hAnsi="Times New Roman"/>
+          <w:rFonts w:ascii="Times New Roman" w:hAnsi="Times New Roman" w:eastAsia="黑体"/>
           <w:color w:val="555555"/>
           <w:sz w:val="21"/>
         </w:rPr>
-        <w:t>材料收集者：杜文杰</w:t>
+        <w:t>材料收集者：杜文杰，WX手机：19519196569，QQ:3478827729</w:t>
       </w:r>
     </w:p>
     <w:sectPr>
@@ -2756,7 +3081,7 @@
 </file>
 
 <file path=word/footer1.xml><?xml version="1.0" encoding="utf-8"?>
-<w:ftr xmlns:m="http://schemas.openxmlformats.org/officeDocument/2006/math" xmlns:mc="http://schemas.openxmlformats.org/markup-compatibility/2006" xmlns:mo="http://schemas.microsoft.com/office/mac/office/2008/main" xmlns:mv="urn:schemas-microsoft-com:mac:vml" xmlns:o="urn:schemas-microsoft-com:office:office" xmlns:r="http://schemas.openxmlformats.org/officeDocument/2006/relationships" xmlns:v="urn:schemas-microsoft-com:vml" xmlns:w10="urn:schemas-microsoft-com:office:word" xmlns:w14="http://schemas.microsoft.com/office/word/2010/wordml" xmlns:w="http://schemas.openxmlformats.org/wordprocessingml/2006/main" xmlns:wne="http://schemas.microsoft.com/office/word/2006/wordml" xmlns:wp14="http://schemas.microsoft.com/office/word/2010/wordprocessingDrawing" xmlns:wp="http://schemas.openxmlformats.org/drawingml/2006/wordprocessingDrawing" xmlns:wpc="http://schemas.microsoft.com/office/word/2010/wordprocessingCanvas" xmlns:wpg="http://schemas.microsoft.com/office/word/2010/wordprocessingGroup" xmlns:wpi="http://schemas.microsoft.com/office/word/2010/wordprocessingInk" xmlns:wps="http://schemas.microsoft.com/office/word/2010/wordprocessingShape" mc:Ignorable="w14 wp14">
+<w:ftr xmlns:mc="http://schemas.openxmlformats.org/markup-compatibility/2006" xmlns:w="http://schemas.openxmlformats.org/wordprocessingml/2006/main" xmlns:m="http://schemas.openxmlformats.org/officeDocument/2006/math" xmlns:mo="http://schemas.microsoft.com/office/mac/office/2008/main" xmlns:mv="urn:schemas-microsoft-com:mac:vml" xmlns:o="urn:schemas-microsoft-com:office:office" xmlns:r="http://schemas.openxmlformats.org/officeDocument/2006/relationships" xmlns:v="urn:schemas-microsoft-com:vml" xmlns:w10="urn:schemas-microsoft-com:office:word" xmlns:w14="http://schemas.microsoft.com/office/word/2010/wordml" xmlns:wne="http://schemas.microsoft.com/office/word/2006/wordml" xmlns:wp14="http://schemas.microsoft.com/office/word/2010/wordprocessingDrawing" xmlns:wp="http://schemas.openxmlformats.org/drawingml/2006/wordprocessingDrawing" xmlns:wpc="http://schemas.microsoft.com/office/word/2010/wordprocessingCanvas" xmlns:wpg="http://schemas.microsoft.com/office/word/2010/wordprocessingGroup" xmlns:wpi="http://schemas.microsoft.com/office/word/2010/wordprocessingInk" xmlns:wps="http://schemas.microsoft.com/office/word/2010/wordprocessingShape" mc:Ignorable="w14 wp14">
   <w:p>
     <w:pPr>
       <w:pStyle w:val="Footer"/>
@@ -2764,12 +3089,14 @@
     </w:pPr>
     <w:r>
       <w:rPr>
+        <w:rFonts w:eastAsia="黑体"/>
         <w:sz w:val="18"/>
       </w:rPr>
       <w:t xml:space="preserve">第 </w:t>
     </w:r>
     <w:r>
       <w:rPr>
+        <w:rFonts w:eastAsia="黑体"/>
         <w:sz w:val="18"/>
       </w:rPr>
       <w:fldChar w:fldCharType="begin"/>
@@ -2778,6 +3105,7 @@
     </w:r>
     <w:r>
       <w:rPr>
+        <w:rFonts w:eastAsia="黑体"/>
         <w:sz w:val="18"/>
       </w:rPr>
       <w:t xml:space="preserve"> 页</w:t>
@@ -2791,6 +3119,9 @@
   <w:footnote w:type="continuationSeparator" w:id="0">
     <w:p>
       <w:r>
+        <w:rPr>
+          <w:rFonts w:eastAsia="黑体"/>
+        </w:rPr>
         <w:continuationSeparator/>
       </w:r>
     </w:p>
@@ -2798,6 +3129,9 @@
   <w:footnote w:type="separator" w:id="-1">
     <w:p>
       <w:r>
+        <w:rPr>
+          <w:rFonts w:eastAsia="黑体"/>
+        </w:rPr>
         <w:separator/>
       </w:r>
     </w:p>
@@ -2806,7 +3140,7 @@
 </file>
 
 <file path=word/header1.xml><?xml version="1.0" encoding="utf-8"?>
-<w:hdr xmlns:m="http://schemas.openxmlformats.org/officeDocument/2006/math" xmlns:mc="http://schemas.openxmlformats.org/markup-compatibility/2006" xmlns:mo="http://schemas.microsoft.com/office/mac/office/2008/main" xmlns:mv="urn:schemas-microsoft-com:mac:vml" xmlns:o="urn:schemas-microsoft-com:office:office" xmlns:r="http://schemas.openxmlformats.org/officeDocument/2006/relationships" xmlns:v="urn:schemas-microsoft-com:vml" xmlns:w10="urn:schemas-microsoft-com:office:word" xmlns:w14="http://schemas.microsoft.com/office/word/2010/wordml" xmlns:w="http://schemas.openxmlformats.org/wordprocessingml/2006/main" xmlns:wne="http://schemas.microsoft.com/office/word/2006/wordml" xmlns:wp14="http://schemas.microsoft.com/office/word/2010/wordprocessingDrawing" xmlns:wp="http://schemas.openxmlformats.org/drawingml/2006/wordprocessingDrawing" xmlns:wpc="http://schemas.microsoft.com/office/word/2010/wordprocessingCanvas" xmlns:wpg="http://schemas.microsoft.com/office/word/2010/wordprocessingGroup" xmlns:wpi="http://schemas.microsoft.com/office/word/2010/wordprocessingInk" xmlns:wps="http://schemas.microsoft.com/office/word/2010/wordprocessingShape" mc:Ignorable="w14 wp14">
+<w:hdr xmlns:mc="http://schemas.openxmlformats.org/markup-compatibility/2006" xmlns:w="http://schemas.openxmlformats.org/wordprocessingml/2006/main" xmlns:m="http://schemas.openxmlformats.org/officeDocument/2006/math" xmlns:mo="http://schemas.microsoft.com/office/mac/office/2008/main" xmlns:mv="urn:schemas-microsoft-com:mac:vml" xmlns:o="urn:schemas-microsoft-com:office:office" xmlns:r="http://schemas.openxmlformats.org/officeDocument/2006/relationships" xmlns:v="urn:schemas-microsoft-com:vml" xmlns:w10="urn:schemas-microsoft-com:office:word" xmlns:w14="http://schemas.microsoft.com/office/word/2010/wordml" xmlns:wne="http://schemas.microsoft.com/office/word/2006/wordml" xmlns:wp14="http://schemas.microsoft.com/office/word/2010/wordprocessingDrawing" xmlns:wp="http://schemas.openxmlformats.org/drawingml/2006/wordprocessingDrawing" xmlns:wpc="http://schemas.microsoft.com/office/word/2010/wordprocessingCanvas" xmlns:wpg="http://schemas.microsoft.com/office/word/2010/wordprocessingGroup" xmlns:wpi="http://schemas.microsoft.com/office/word/2010/wordprocessingInk" xmlns:wps="http://schemas.microsoft.com/office/word/2010/wordprocessingShape" mc:Ignorable="w14 wp14">
   <w:p>
     <w:pPr>
       <w:pStyle w:val="Header"/>
@@ -2814,7 +3148,7 @@
     </w:pPr>
     <w:r>
       <w:rPr>
-        <w:rFonts w:ascii="Times New Roman" w:hAnsi="Times New Roman"/>
+        <w:rFonts w:ascii="Times New Roman" w:hAnsi="Times New Roman" w:eastAsia="黑体"/>
         <w:sz w:val="18"/>
         <w:rFonts w:eastAsia="黑体"/>
         <w:rFonts w:eastAsia="黑体"/>
@@ -2826,7 +3160,7 @@
 </file>
 
 <file path=word/numbering.xml><?xml version="1.0" encoding="utf-8"?>
-<w:numbering xmlns:m="http://schemas.openxmlformats.org/officeDocument/2006/math" xmlns:mc="http://schemas.openxmlformats.org/markup-compatibility/2006" xmlns:mo="http://schemas.microsoft.com/office/mac/office/2008/main" xmlns:mv="urn:schemas-microsoft-com:mac:vml" xmlns:o="urn:schemas-microsoft-com:office:office" xmlns:r="http://schemas.openxmlformats.org/officeDocument/2006/relationships" xmlns:v="urn:schemas-microsoft-com:vml" xmlns:w="http://schemas.openxmlformats.org/wordprocessingml/2006/main" xmlns:w10="urn:schemas-microsoft-com:office:word" xmlns:w14="http://schemas.microsoft.com/office/word/2010/wordml" xmlns:wne="http://schemas.microsoft.com/office/word/2006/wordml" xmlns:wp="http://schemas.openxmlformats.org/drawingml/2006/wordprocessingDrawing" xmlns:wp14="http://schemas.microsoft.com/office/word/2010/wordprocessingDrawing" xmlns:wpc="http://schemas.microsoft.com/office/word/2010/wordprocessingCanvas" xmlns:wpg="http://schemas.microsoft.com/office/word/2010/wordprocessingGroup" xmlns:wpi="http://schemas.microsoft.com/office/word/2010/wordprocessingInk" xmlns:wps="http://schemas.microsoft.com/office/word/2010/wordprocessingShape" mc:Ignorable="w14 wp14">
+<w:numbering xmlns:mc="http://schemas.openxmlformats.org/markup-compatibility/2006" xmlns:w="http://schemas.openxmlformats.org/wordprocessingml/2006/main" xmlns:m="http://schemas.openxmlformats.org/officeDocument/2006/math" xmlns:mo="http://schemas.microsoft.com/office/mac/office/2008/main" xmlns:mv="urn:schemas-microsoft-com:mac:vml" xmlns:o="urn:schemas-microsoft-com:office:office" xmlns:r="http://schemas.openxmlformats.org/officeDocument/2006/relationships" xmlns:v="urn:schemas-microsoft-com:vml" xmlns:w10="urn:schemas-microsoft-com:office:word" xmlns:w14="http://schemas.microsoft.com/office/word/2010/wordml" xmlns:wne="http://schemas.microsoft.com/office/word/2006/wordml" xmlns:wp="http://schemas.openxmlformats.org/drawingml/2006/wordprocessingDrawing" xmlns:wp14="http://schemas.microsoft.com/office/word/2010/wordprocessingDrawing" xmlns:wpc="http://schemas.microsoft.com/office/word/2010/wordprocessingCanvas" xmlns:wpg="http://schemas.microsoft.com/office/word/2010/wordprocessingGroup" xmlns:wpi="http://schemas.microsoft.com/office/word/2010/wordprocessingInk" xmlns:wps="http://schemas.microsoft.com/office/word/2010/wordprocessingShape" mc:Ignorable="w14 wp14">
   <w:abstractNum w:abstractNumId="0">
     <w:nsid w:val="FFFFFF7C"/>
     <w:multiLevelType w:val="singleLevel"/>
@@ -2913,7 +3247,7 @@
         <w:ind w:hanging="360" w:left="1440"/>
       </w:pPr>
       <w:rPr>
-        <w:rFonts w:ascii="Symbol" w:hAnsi="Symbol" w:hint="default"/>
+        <w:rFonts w:ascii="Symbol" w:hAnsi="Symbol" w:hint="default" w:eastAsia="黑体"/>
       </w:rPr>
     </w:lvl>
   </w:abstractNum>
@@ -2934,7 +3268,7 @@
         <w:ind w:hanging="360" w:left="1080"/>
       </w:pPr>
       <w:rPr>
-        <w:rFonts w:ascii="Symbol" w:hAnsi="Symbol" w:hint="default"/>
+        <w:rFonts w:ascii="Symbol" w:hAnsi="Symbol" w:hint="default" w:eastAsia="黑体"/>
       </w:rPr>
     </w:lvl>
   </w:abstractNum>
@@ -2955,7 +3289,7 @@
         <w:ind w:hanging="360" w:left="720"/>
       </w:pPr>
       <w:rPr>
-        <w:rFonts w:ascii="Symbol" w:hAnsi="Symbol" w:hint="default"/>
+        <w:rFonts w:ascii="Symbol" w:hAnsi="Symbol" w:hint="default" w:eastAsia="黑体"/>
       </w:rPr>
     </w:lvl>
   </w:abstractNum>
@@ -2994,7 +3328,7 @@
         <w:ind w:hanging="360" w:left="360"/>
       </w:pPr>
       <w:rPr>
-        <w:rFonts w:ascii="Symbol" w:hAnsi="Symbol" w:hint="default"/>
+        <w:rFonts w:ascii="Symbol" w:hAnsi="Symbol" w:hint="default" w:eastAsia="黑体"/>
       </w:rPr>
     </w:lvl>
   </w:abstractNum>
@@ -3085,7 +3419,7 @@
         <w:ind w:left="720" w:hanging="360"/>
       </w:pPr>
       <w:rPr>
-        <w:rFonts w:ascii="Symbol" w:hAnsi="Symbol" w:cs="Symbol" w:hint="default"/>
+        <w:rFonts w:ascii="Symbol" w:hAnsi="Symbol" w:cs="Symbol" w:hint="default" w:eastAsia="黑体"/>
       </w:rPr>
     </w:lvl>
     <w:lvl w:ilvl="1">
@@ -3096,7 +3430,7 @@
         <w:ind w:left="1440" w:hanging="360"/>
       </w:pPr>
       <w:rPr>
-        <w:rFonts w:ascii="Courier New" w:hAnsi="Courier New" w:cs="Courier New" w:hint="default"/>
+        <w:rFonts w:ascii="Courier New" w:hAnsi="Courier New" w:cs="Courier New" w:hint="default" w:eastAsia="黑体"/>
       </w:rPr>
     </w:lvl>
     <w:lvl w:ilvl="2">
@@ -3107,7 +3441,7 @@
         <w:ind w:left="2160" w:hanging="360"/>
       </w:pPr>
       <w:rPr>
-        <w:rFonts w:ascii="Wingdings" w:hAnsi="Wingdings" w:cs="Wingdings" w:hint="default"/>
+        <w:rFonts w:ascii="Wingdings" w:hAnsi="Wingdings" w:cs="Wingdings" w:hint="default" w:eastAsia="黑体"/>
       </w:rPr>
     </w:lvl>
     <w:lvl w:ilvl="3">
@@ -3118,7 +3452,7 @@
         <w:ind w:left="2880" w:hanging="360"/>
       </w:pPr>
       <w:rPr>
-        <w:rFonts w:ascii="Symbol" w:hAnsi="Symbol" w:cs="Symbol" w:hint="default"/>
+        <w:rFonts w:ascii="Symbol" w:hAnsi="Symbol" w:cs="Symbol" w:hint="default" w:eastAsia="黑体"/>
       </w:rPr>
     </w:lvl>
     <w:lvl w:ilvl="4">
@@ -3129,7 +3463,7 @@
         <w:ind w:left="3600" w:hanging="360"/>
       </w:pPr>
       <w:rPr>
-        <w:rFonts w:ascii="Courier New" w:hAnsi="Courier New" w:cs="Courier New" w:hint="default"/>
+        <w:rFonts w:ascii="Courier New" w:hAnsi="Courier New" w:cs="Courier New" w:hint="default" w:eastAsia="黑体"/>
       </w:rPr>
     </w:lvl>
     <w:lvl w:ilvl="5">
@@ -3140,7 +3474,7 @@
         <w:ind w:left="4320" w:hanging="360"/>
       </w:pPr>
       <w:rPr>
-        <w:rFonts w:ascii="Wingdings" w:hAnsi="Wingdings" w:cs="Wingdings" w:hint="default"/>
+        <w:rFonts w:ascii="Wingdings" w:hAnsi="Wingdings" w:cs="Wingdings" w:hint="default" w:eastAsia="黑体"/>
       </w:rPr>
     </w:lvl>
     <w:lvl w:ilvl="6">
@@ -3151,7 +3485,7 @@
         <w:ind w:left="5040" w:hanging="360"/>
       </w:pPr>
       <w:rPr>
-        <w:rFonts w:ascii="Symbol" w:hAnsi="Symbol" w:cs="Symbol" w:hint="default"/>
+        <w:rFonts w:ascii="Symbol" w:hAnsi="Symbol" w:cs="Symbol" w:hint="default" w:eastAsia="黑体"/>
       </w:rPr>
     </w:lvl>
     <w:lvl w:ilvl="7">
@@ -3162,7 +3496,7 @@
         <w:ind w:left="5760" w:hanging="360"/>
       </w:pPr>
       <w:rPr>
-        <w:rFonts w:ascii="Courier New" w:hAnsi="Courier New" w:cs="Courier New" w:hint="default"/>
+        <w:rFonts w:ascii="Courier New" w:hAnsi="Courier New" w:cs="Courier New" w:hint="default" w:eastAsia="黑体"/>
       </w:rPr>
     </w:lvl>
     <w:lvl w:ilvl="8">
@@ -3173,7 +3507,7 @@
         <w:ind w:left="6480" w:hanging="360"/>
       </w:pPr>
       <w:rPr>
-        <w:rFonts w:ascii="Wingdings" w:hAnsi="Wingdings" w:cs="Wingdings" w:hint="default"/>
+        <w:rFonts w:ascii="Wingdings" w:hAnsi="Wingdings" w:cs="Wingdings" w:hint="default" w:eastAsia="黑体"/>
       </w:rPr>
     </w:lvl>
   </w:abstractNum>
@@ -3229,11 +3563,11 @@
 </file>
 
 <file path=word/styles.xml><?xml version="1.0" encoding="utf-8"?>
-<w:styles xmlns:mc="http://schemas.openxmlformats.org/markup-compatibility/2006" xmlns:r="http://schemas.openxmlformats.org/officeDocument/2006/relationships" xmlns:w="http://schemas.openxmlformats.org/wordprocessingml/2006/main" xmlns:w14="http://schemas.microsoft.com/office/word/2010/wordml" mc:Ignorable="w14">
+<w:styles xmlns:mc="http://schemas.openxmlformats.org/markup-compatibility/2006" xmlns:w="http://schemas.openxmlformats.org/wordprocessingml/2006/main" xmlns:r="http://schemas.openxmlformats.org/officeDocument/2006/relationships" xmlns:w14="http://schemas.microsoft.com/office/word/2010/wordml" mc:Ignorable="w14">
   <w:docDefaults>
     <w:rPrDefault>
       <w:rPr>
-        <w:rFonts w:asciiTheme="minorHAnsi" w:cstheme="minorBidi" w:eastAsiaTheme="minorEastAsia" w:hAnsiTheme="minorHAnsi"/>
+        <w:rFonts w:asciiTheme="minorHAnsi" w:cstheme="minorBidi" w:hAnsiTheme="minorHAnsi" w:eastAsia="黑体"/>
         <w:sz w:val="22"/>
         <w:szCs w:val="22"/>
         <w:lang w:bidi="ar-SA" w:eastAsia="en-US" w:val="en-US"/>
@@ -3455,7 +3789,7 @@
       <w:outlineLvl w:val="0"/>
     </w:pPr>
     <w:rPr>
-      <w:rFonts w:ascii="Times New Roman" w:asciiTheme="majorHAnsi" w:cstheme="majorBidi" w:eastAsia="黑体" w:eastAsiaTheme="majorEastAsia" w:hAnsi="Times New Roman" w:hAnsiTheme="majorHAnsi"/>
+      <w:rFonts w:ascii="Times New Roman" w:asciiTheme="majorHAnsi" w:cstheme="majorBidi" w:eastAsia="黑体" w:hAnsi="Times New Roman" w:hAnsiTheme="majorHAnsi"/>
       <w:b/>
       <w:bCs/>
       <w:color w:val="1F3864"/>
@@ -3479,7 +3813,7 @@
       <w:outlineLvl w:val="1"/>
     </w:pPr>
     <w:rPr>
-      <w:rFonts w:ascii="Times New Roman" w:asciiTheme="majorHAnsi" w:cstheme="majorBidi" w:eastAsia="黑体" w:eastAsiaTheme="majorEastAsia" w:hAnsi="Times New Roman" w:hAnsiTheme="majorHAnsi"/>
+      <w:rFonts w:ascii="Times New Roman" w:asciiTheme="majorHAnsi" w:cstheme="majorBidi" w:eastAsia="黑体" w:hAnsi="Times New Roman" w:hAnsiTheme="majorHAnsi"/>
       <w:b/>
       <w:bCs/>
       <w:color w:val="2E4E7E"/>
@@ -3503,7 +3837,7 @@
       <w:outlineLvl w:val="2"/>
     </w:pPr>
     <w:rPr>
-      <w:rFonts w:ascii="Times New Roman" w:asciiTheme="majorHAnsi" w:cstheme="majorBidi" w:eastAsia="黑体" w:eastAsiaTheme="majorEastAsia" w:hAnsi="Times New Roman" w:hAnsiTheme="majorHAnsi"/>
+      <w:rFonts w:ascii="Times New Roman" w:asciiTheme="majorHAnsi" w:cstheme="majorBidi" w:eastAsia="黑体" w:hAnsi="Times New Roman" w:hAnsiTheme="majorHAnsi"/>
       <w:b/>
       <w:bCs/>
       <w:color w:val="2E4E7E"/>
@@ -3527,7 +3861,7 @@
       <w:outlineLvl w:val="3"/>
     </w:pPr>
     <w:rPr>
-      <w:rFonts w:ascii="Times New Roman" w:asciiTheme="majorHAnsi" w:cstheme="majorBidi" w:eastAsia="黑体" w:eastAsiaTheme="majorEastAsia" w:hAnsi="Times New Roman" w:hAnsiTheme="majorHAnsi"/>
+      <w:rFonts w:ascii="Times New Roman" w:asciiTheme="majorHAnsi" w:cstheme="majorBidi" w:eastAsia="黑体" w:hAnsi="Times New Roman" w:hAnsiTheme="majorHAnsi"/>
       <w:b/>
       <w:bCs/>
       <w:i/>
@@ -3553,7 +3887,7 @@
       <w:outlineLvl w:val="4"/>
     </w:pPr>
     <w:rPr>
-      <w:rFonts w:ascii="Times New Roman" w:asciiTheme="majorHAnsi" w:cstheme="majorBidi" w:eastAsia="黑体" w:eastAsiaTheme="majorEastAsia" w:hAnsi="Times New Roman" w:hAnsiTheme="majorHAnsi"/>
+      <w:rFonts w:ascii="Times New Roman" w:asciiTheme="majorHAnsi" w:cstheme="majorBidi" w:eastAsia="黑体" w:hAnsi="Times New Roman" w:hAnsiTheme="majorHAnsi"/>
       <w:b/>
       <w:color w:val="333333"/>
       <w:sz w:val="22"/>
@@ -3576,7 +3910,7 @@
       <w:outlineLvl w:val="5"/>
     </w:pPr>
     <w:rPr>
-      <w:rFonts w:asciiTheme="majorHAnsi" w:cstheme="majorBidi" w:eastAsiaTheme="majorEastAsia" w:hAnsiTheme="majorHAnsi"/>
+      <w:rFonts w:asciiTheme="majorHAnsi" w:cstheme="majorBidi" w:hAnsiTheme="majorHAnsi" w:eastAsia="黑体"/>
       <w:i/>
       <w:iCs/>
       <w:color w:themeColor="accent1" w:themeShade="7F" w:val="243F60"/>
@@ -3599,7 +3933,7 @@
       <w:outlineLvl w:val="6"/>
     </w:pPr>
     <w:rPr>
-      <w:rFonts w:asciiTheme="majorHAnsi" w:cstheme="majorBidi" w:eastAsiaTheme="majorEastAsia" w:hAnsiTheme="majorHAnsi"/>
+      <w:rFonts w:asciiTheme="majorHAnsi" w:cstheme="majorBidi" w:hAnsiTheme="majorHAnsi" w:eastAsia="黑体"/>
       <w:i/>
       <w:iCs/>
       <w:color w:themeColor="text1" w:themeTint="BF" w:val="404040"/>
@@ -3622,7 +3956,7 @@
       <w:outlineLvl w:val="7"/>
     </w:pPr>
     <w:rPr>
-      <w:rFonts w:asciiTheme="majorHAnsi" w:cstheme="majorBidi" w:eastAsiaTheme="majorEastAsia" w:hAnsiTheme="majorHAnsi"/>
+      <w:rFonts w:asciiTheme="majorHAnsi" w:cstheme="majorBidi" w:hAnsiTheme="majorHAnsi" w:eastAsia="黑体"/>
       <w:color w:themeColor="accent1" w:val="4F81BD"/>
       <w:sz w:val="20"/>
       <w:szCs w:val="20"/>
@@ -3645,7 +3979,7 @@
       <w:outlineLvl w:val="8"/>
     </w:pPr>
     <w:rPr>
-      <w:rFonts w:asciiTheme="majorHAnsi" w:cstheme="majorBidi" w:eastAsiaTheme="majorEastAsia" w:hAnsiTheme="majorHAnsi"/>
+      <w:rFonts w:asciiTheme="majorHAnsi" w:cstheme="majorBidi" w:hAnsiTheme="majorHAnsi" w:eastAsia="黑体"/>
       <w:i/>
       <w:iCs/>
       <w:color w:themeColor="text1" w:themeTint="BF" w:val="404040"/>
@@ -3696,7 +4030,7 @@
     <w:uiPriority w:val="9"/>
     <w:rsid w:val="00FC693F"/>
     <w:rPr>
-      <w:rFonts w:asciiTheme="majorHAnsi" w:cstheme="majorBidi" w:eastAsiaTheme="majorEastAsia" w:hAnsiTheme="majorHAnsi"/>
+      <w:rFonts w:asciiTheme="majorHAnsi" w:cstheme="majorBidi" w:hAnsiTheme="majorHAnsi" w:eastAsia="黑体"/>
       <w:b/>
       <w:bCs/>
       <w:color w:themeColor="accent1" w:themeShade="BF" w:val="365F91"/>
@@ -3711,7 +4045,7 @@
     <w:uiPriority w:val="9"/>
     <w:rsid w:val="00FC693F"/>
     <w:rPr>
-      <w:rFonts w:asciiTheme="majorHAnsi" w:cstheme="majorBidi" w:eastAsiaTheme="majorEastAsia" w:hAnsiTheme="majorHAnsi"/>
+      <w:rFonts w:asciiTheme="majorHAnsi" w:cstheme="majorBidi" w:hAnsiTheme="majorHAnsi" w:eastAsia="黑体"/>
       <w:b/>
       <w:bCs/>
       <w:color w:themeColor="accent1" w:val="4F81BD"/>
@@ -3726,7 +4060,7 @@
     <w:uiPriority w:val="9"/>
     <w:rsid w:val="00FC693F"/>
     <w:rPr>
-      <w:rFonts w:asciiTheme="majorHAnsi" w:cstheme="majorBidi" w:eastAsiaTheme="majorEastAsia" w:hAnsiTheme="majorHAnsi"/>
+      <w:rFonts w:asciiTheme="majorHAnsi" w:cstheme="majorBidi" w:hAnsiTheme="majorHAnsi" w:eastAsia="黑体"/>
       <w:b/>
       <w:bCs/>
       <w:color w:themeColor="accent1" w:val="4F81BD"/>
@@ -3749,7 +4083,7 @@
       <w:contextualSpacing/>
     </w:pPr>
     <w:rPr>
-      <w:rFonts w:ascii="Times New Roman" w:asciiTheme="majorHAnsi" w:cstheme="majorBidi" w:eastAsia="黑体" w:eastAsiaTheme="majorEastAsia" w:hAnsi="Times New Roman" w:hAnsiTheme="majorHAnsi"/>
+      <w:rFonts w:ascii="Times New Roman" w:asciiTheme="majorHAnsi" w:cstheme="majorBidi" w:eastAsia="黑体" w:hAnsi="Times New Roman" w:hAnsiTheme="majorHAnsi"/>
       <w:b/>
       <w:color w:val="1F3864"/>
       <w:spacing w:val="5"/>
@@ -3765,7 +4099,7 @@
     <w:uiPriority w:val="10"/>
     <w:rsid w:val="00FC693F"/>
     <w:rPr>
-      <w:rFonts w:asciiTheme="majorHAnsi" w:cstheme="majorBidi" w:eastAsiaTheme="majorEastAsia" w:hAnsiTheme="majorHAnsi"/>
+      <w:rFonts w:asciiTheme="majorHAnsi" w:cstheme="majorBidi" w:hAnsiTheme="majorHAnsi" w:eastAsia="黑体"/>
       <w:color w:themeColor="text2" w:themeShade="BF" w:val="17365D"/>
       <w:spacing w:val="5"/>
       <w:kern w:val="28"/>
@@ -3787,7 +4121,7 @@
       </w:numPr>
     </w:pPr>
     <w:rPr>
-      <w:rFonts w:asciiTheme="majorHAnsi" w:cstheme="majorBidi" w:eastAsiaTheme="majorEastAsia" w:hAnsiTheme="majorHAnsi"/>
+      <w:rFonts w:asciiTheme="majorHAnsi" w:cstheme="majorBidi" w:hAnsiTheme="majorHAnsi" w:eastAsia="黑体"/>
       <w:i/>
       <w:iCs/>
       <w:color w:themeColor="accent1" w:val="4F81BD"/>
@@ -3803,7 +4137,7 @@
     <w:uiPriority w:val="11"/>
     <w:rsid w:val="00FC693F"/>
     <w:rPr>
-      <w:rFonts w:asciiTheme="majorHAnsi" w:cstheme="majorBidi" w:eastAsiaTheme="majorEastAsia" w:hAnsiTheme="majorHAnsi"/>
+      <w:rFonts w:asciiTheme="majorHAnsi" w:cstheme="majorBidi" w:hAnsiTheme="majorHAnsi" w:eastAsia="黑体"/>
       <w:i/>
       <w:iCs/>
       <w:color w:themeColor="accent1" w:val="4F81BD"/>
@@ -3870,6 +4204,7 @@
       <w:spacing w:after="120"/>
     </w:pPr>
     <w:rPr>
+      <w:rFonts w:eastAsia="黑体"/>
       <w:sz w:val="16"/>
       <w:szCs w:val="16"/>
     </w:rPr>
@@ -3881,6 +4216,7 @@
     <w:uiPriority w:val="99"/>
     <w:rsid w:val="00AA1D8D"/>
     <w:rPr>
+      <w:rFonts w:eastAsia="黑体"/>
       <w:sz w:val="16"/>
       <w:szCs w:val="16"/>
     </w:rPr>
@@ -4050,7 +4386,7 @@
       </w:tabs>
     </w:pPr>
     <w:rPr>
-      <w:rFonts w:ascii="Courier" w:hAnsi="Courier"/>
+      <w:rFonts w:ascii="Courier" w:hAnsi="Courier" w:eastAsia="黑体"/>
       <w:sz w:val="20"/>
       <w:szCs w:val="20"/>
     </w:rPr>
@@ -4062,7 +4398,7 @@
     <w:uiPriority w:val="99"/>
     <w:rsid w:val="0029639D"/>
     <w:rPr>
-      <w:rFonts w:ascii="Courier" w:hAnsi="Courier"/>
+      <w:rFonts w:ascii="Courier" w:hAnsi="Courier" w:eastAsia="黑体"/>
       <w:sz w:val="20"/>
       <w:szCs w:val="20"/>
     </w:rPr>
@@ -4098,6 +4434,7 @@
     <w:uiPriority w:val="29"/>
     <w:rsid w:val="00FC693F"/>
     <w:rPr>
+      <w:rFonts w:eastAsia="黑体"/>
       <w:i/>
       <w:iCs/>
       <w:color w:themeColor="text1" w:val="000000"/>
@@ -4111,7 +4448,7 @@
     <w:semiHidden/>
     <w:rsid w:val="00FC693F"/>
     <w:rPr>
-      <w:rFonts w:asciiTheme="majorHAnsi" w:cstheme="majorBidi" w:eastAsiaTheme="majorEastAsia" w:hAnsiTheme="majorHAnsi"/>
+      <w:rFonts w:asciiTheme="majorHAnsi" w:cstheme="majorBidi" w:hAnsiTheme="majorHAnsi" w:eastAsia="黑体"/>
       <w:b/>
       <w:bCs/>
       <w:i/>
@@ -4127,7 +4464,7 @@
     <w:semiHidden/>
     <w:rsid w:val="00FC693F"/>
     <w:rPr>
-      <w:rFonts w:asciiTheme="majorHAnsi" w:cstheme="majorBidi" w:eastAsiaTheme="majorEastAsia" w:hAnsiTheme="majorHAnsi"/>
+      <w:rFonts w:asciiTheme="majorHAnsi" w:cstheme="majorBidi" w:hAnsiTheme="majorHAnsi" w:eastAsia="黑体"/>
       <w:color w:themeColor="accent1" w:themeShade="7F" w:val="243F60"/>
     </w:rPr>
   </w:style>
@@ -4139,7 +4476,7 @@
     <w:semiHidden/>
     <w:rsid w:val="00FC693F"/>
     <w:rPr>
-      <w:rFonts w:asciiTheme="majorHAnsi" w:cstheme="majorBidi" w:eastAsiaTheme="majorEastAsia" w:hAnsiTheme="majorHAnsi"/>
+      <w:rFonts w:asciiTheme="majorHAnsi" w:cstheme="majorBidi" w:hAnsiTheme="majorHAnsi" w:eastAsia="黑体"/>
       <w:i/>
       <w:iCs/>
       <w:color w:themeColor="accent1" w:themeShade="7F" w:val="243F60"/>
@@ -4153,7 +4490,7 @@
     <w:semiHidden/>
     <w:rsid w:val="00FC693F"/>
     <w:rPr>
-      <w:rFonts w:asciiTheme="majorHAnsi" w:cstheme="majorBidi" w:eastAsiaTheme="majorEastAsia" w:hAnsiTheme="majorHAnsi"/>
+      <w:rFonts w:asciiTheme="majorHAnsi" w:cstheme="majorBidi" w:hAnsiTheme="majorHAnsi" w:eastAsia="黑体"/>
       <w:i/>
       <w:iCs/>
       <w:color w:themeColor="text1" w:themeTint="BF" w:val="404040"/>
@@ -4167,7 +4504,7 @@
     <w:semiHidden/>
     <w:rsid w:val="00FC693F"/>
     <w:rPr>
-      <w:rFonts w:asciiTheme="majorHAnsi" w:cstheme="majorBidi" w:eastAsiaTheme="majorEastAsia" w:hAnsiTheme="majorHAnsi"/>
+      <w:rFonts w:asciiTheme="majorHAnsi" w:cstheme="majorBidi" w:hAnsiTheme="majorHAnsi" w:eastAsia="黑体"/>
       <w:color w:themeColor="accent1" w:val="4F81BD"/>
       <w:sz w:val="20"/>
       <w:szCs w:val="20"/>
@@ -4181,7 +4518,7 @@
     <w:semiHidden/>
     <w:rsid w:val="00FC693F"/>
     <w:rPr>
-      <w:rFonts w:asciiTheme="majorHAnsi" w:cstheme="majorBidi" w:eastAsiaTheme="majorEastAsia" w:hAnsiTheme="majorHAnsi"/>
+      <w:rFonts w:asciiTheme="majorHAnsi" w:cstheme="majorBidi" w:hAnsiTheme="majorHAnsi" w:eastAsia="黑体"/>
       <w:i/>
       <w:iCs/>
       <w:color w:themeColor="text1" w:themeTint="BF" w:val="404040"/>
@@ -4202,6 +4539,7 @@
       <w:spacing w:line="240" w:lineRule="auto"/>
     </w:pPr>
     <w:rPr>
+      <w:rFonts w:eastAsia="黑体"/>
       <w:b/>
       <w:bCs/>
       <w:color w:themeColor="accent1" w:val="4F81BD"/>
@@ -4216,6 +4554,7 @@
     <w:qFormat/>
     <w:rsid w:val="00FC693F"/>
     <w:rPr>
+      <w:rFonts w:eastAsia="黑体"/>
       <w:b/>
       <w:bCs/>
     </w:rPr>
@@ -4227,6 +4566,7 @@
     <w:qFormat/>
     <w:rsid w:val="00FC693F"/>
     <w:rPr>
+      <w:rFonts w:eastAsia="黑体"/>
       <w:i/>
       <w:iCs/>
     </w:rPr>
@@ -4247,6 +4587,7 @@
       <w:ind w:left="936" w:right="936"/>
     </w:pPr>
     <w:rPr>
+      <w:rFonts w:eastAsia="黑体"/>
       <w:b/>
       <w:bCs/>
       <w:i/>
@@ -4261,6 +4602,7 @@
     <w:uiPriority w:val="30"/>
     <w:rsid w:val="00FC693F"/>
     <w:rPr>
+      <w:rFonts w:eastAsia="黑体"/>
       <w:b/>
       <w:bCs/>
       <w:i/>
@@ -4275,6 +4617,7 @@
     <w:qFormat/>
     <w:rsid w:val="00FC693F"/>
     <w:rPr>
+      <w:rFonts w:eastAsia="黑体"/>
       <w:i/>
       <w:iCs/>
       <w:color w:themeColor="text1" w:themeTint="7F" w:val="808080"/>
@@ -4287,6 +4630,7 @@
     <w:qFormat/>
     <w:rsid w:val="00FC693F"/>
     <w:rPr>
+      <w:rFonts w:eastAsia="黑体"/>
       <w:b/>
       <w:bCs/>
       <w:i/>
@@ -4301,6 +4645,7 @@
     <w:qFormat/>
     <w:rsid w:val="00FC693F"/>
     <w:rPr>
+      <w:rFonts w:eastAsia="黑体"/>
       <w:smallCaps/>
       <w:color w:themeColor="accent2" w:val="C0504D"/>
       <w:u w:val="single"/>
@@ -4313,6 +4658,7 @@
     <w:qFormat/>
     <w:rsid w:val="00FC693F"/>
     <w:rPr>
+      <w:rFonts w:eastAsia="黑体"/>
       <w:b/>
       <w:bCs/>
       <w:smallCaps/>
@@ -4328,6 +4674,7 @@
     <w:qFormat/>
     <w:rsid w:val="00FC693F"/>
     <w:rPr>
+      <w:rFonts w:eastAsia="黑体"/>
       <w:b/>
       <w:bCs/>
       <w:smallCaps/>
@@ -4382,6 +4729,7 @@
       <w:spacing w:after="0" w:line="240" w:lineRule="auto"/>
     </w:pPr>
     <w:rPr>
+      <w:rFonts w:eastAsia="黑体"/>
       <w:color w:themeColor="text1" w:themeShade="BF" w:val="000000"/>
     </w:rPr>
     <w:tblPr>
@@ -4404,6 +4752,7 @@
         <w:spacing w:after="0" w:before="0" w:line="240" w:lineRule="auto"/>
       </w:pPr>
       <w:rPr>
+        <w:rFonts w:eastAsia="黑体"/>
         <w:b/>
         <w:bCs/>
       </w:rPr>
@@ -4424,6 +4773,7 @@
         <w:spacing w:after="0" w:before="0" w:line="240" w:lineRule="auto"/>
       </w:pPr>
       <w:rPr>
+        <w:rFonts w:eastAsia="黑体"/>
         <w:b/>
         <w:bCs/>
       </w:rPr>
@@ -4441,12 +4791,14 @@
     </w:tblStylePr>
     <w:tblStylePr w:type="firstCol">
       <w:rPr>
+        <w:rFonts w:eastAsia="黑体"/>
         <w:b/>
         <w:bCs/>
       </w:rPr>
     </w:tblStylePr>
     <w:tblStylePr w:type="lastCol">
       <w:rPr>
+        <w:rFonts w:eastAsia="黑体"/>
         <w:b/>
         <w:bCs/>
       </w:rPr>
@@ -4485,6 +4837,7 @@
       <w:spacing w:after="0" w:line="240" w:lineRule="auto"/>
     </w:pPr>
     <w:rPr>
+      <w:rFonts w:eastAsia="黑体"/>
       <w:color w:themeColor="accent1" w:themeShade="BF" w:val="365F91"/>
     </w:rPr>
     <w:tblPr>
@@ -4507,6 +4860,7 @@
         <w:spacing w:after="0" w:before="0" w:line="240" w:lineRule="auto"/>
       </w:pPr>
       <w:rPr>
+        <w:rFonts w:eastAsia="黑体"/>
         <w:b/>
         <w:bCs/>
       </w:rPr>
@@ -4527,6 +4881,7 @@
         <w:spacing w:after="0" w:before="0" w:line="240" w:lineRule="auto"/>
       </w:pPr>
       <w:rPr>
+        <w:rFonts w:eastAsia="黑体"/>
         <w:b/>
         <w:bCs/>
       </w:rPr>
@@ -4544,12 +4899,14 @@
     </w:tblStylePr>
     <w:tblStylePr w:type="firstCol">
       <w:rPr>
+        <w:rFonts w:eastAsia="黑体"/>
         <w:b/>
         <w:bCs/>
       </w:rPr>
     </w:tblStylePr>
     <w:tblStylePr w:type="lastCol">
       <w:rPr>
+        <w:rFonts w:eastAsia="黑体"/>
         <w:b/>
         <w:bCs/>
       </w:rPr>
@@ -4588,6 +4945,7 @@
       <w:spacing w:after="0" w:line="240" w:lineRule="auto"/>
     </w:pPr>
     <w:rPr>
+      <w:rFonts w:eastAsia="黑体"/>
       <w:color w:themeColor="accent2" w:themeShade="BF" w:val="943634"/>
     </w:rPr>
     <w:tblPr>
@@ -4610,6 +4968,7 @@
         <w:spacing w:after="0" w:before="0" w:line="240" w:lineRule="auto"/>
       </w:pPr>
       <w:rPr>
+        <w:rFonts w:eastAsia="黑体"/>
         <w:b/>
         <w:bCs/>
       </w:rPr>
@@ -4630,6 +4989,7 @@
         <w:spacing w:after="0" w:before="0" w:line="240" w:lineRule="auto"/>
       </w:pPr>
       <w:rPr>
+        <w:rFonts w:eastAsia="黑体"/>
         <w:b/>
         <w:bCs/>
       </w:rPr>
@@ -4647,12 +5007,14 @@
     </w:tblStylePr>
     <w:tblStylePr w:type="firstCol">
       <w:rPr>
+        <w:rFonts w:eastAsia="黑体"/>
         <w:b/>
         <w:bCs/>
       </w:rPr>
     </w:tblStylePr>
     <w:tblStylePr w:type="lastCol">
       <w:rPr>
+        <w:rFonts w:eastAsia="黑体"/>
         <w:b/>
         <w:bCs/>
       </w:rPr>
@@ -4691,6 +5053,7 @@
       <w:spacing w:after="0" w:line="240" w:lineRule="auto"/>
     </w:pPr>
     <w:rPr>
+      <w:rFonts w:eastAsia="黑体"/>
       <w:color w:themeColor="accent3" w:themeShade="BF" w:val="76923C"/>
     </w:rPr>
     <w:tblPr>
@@ -4713,6 +5076,7 @@
         <w:spacing w:after="0" w:before="0" w:line="240" w:lineRule="auto"/>
       </w:pPr>
       <w:rPr>
+        <w:rFonts w:eastAsia="黑体"/>
         <w:b/>
         <w:bCs/>
       </w:rPr>
@@ -4733,6 +5097,7 @@
         <w:spacing w:after="0" w:before="0" w:line="240" w:lineRule="auto"/>
       </w:pPr>
       <w:rPr>
+        <w:rFonts w:eastAsia="黑体"/>
         <w:b/>
         <w:bCs/>
       </w:rPr>
@@ -4750,12 +5115,14 @@
     </w:tblStylePr>
     <w:tblStylePr w:type="firstCol">
       <w:rPr>
+        <w:rFonts w:eastAsia="黑体"/>
         <w:b/>
         <w:bCs/>
       </w:rPr>
     </w:tblStylePr>
     <w:tblStylePr w:type="lastCol">
       <w:rPr>
+        <w:rFonts w:eastAsia="黑体"/>
         <w:b/>
         <w:bCs/>
       </w:rPr>
@@ -4794,6 +5161,7 @@
       <w:spacing w:after="0" w:line="240" w:lineRule="auto"/>
     </w:pPr>
     <w:rPr>
+      <w:rFonts w:eastAsia="黑体"/>
       <w:color w:themeColor="accent4" w:themeShade="BF" w:val="5F497A"/>
     </w:rPr>
     <w:tblPr>
@@ -4816,6 +5184,7 @@
         <w:spacing w:after="0" w:before="0" w:line="240" w:lineRule="auto"/>
       </w:pPr>
       <w:rPr>
+        <w:rFonts w:eastAsia="黑体"/>
         <w:b/>
         <w:bCs/>
       </w:rPr>
@@ -4836,6 +5205,7 @@
         <w:spacing w:after="0" w:before="0" w:line="240" w:lineRule="auto"/>
       </w:pPr>
       <w:rPr>
+        <w:rFonts w:eastAsia="黑体"/>
         <w:b/>
         <w:bCs/>
       </w:rPr>
@@ -4853,12 +5223,14 @@
     </w:tblStylePr>
     <w:tblStylePr w:type="firstCol">
       <w:rPr>
+        <w:rFonts w:eastAsia="黑体"/>
         <w:b/>
         <w:bCs/>
       </w:rPr>
     </w:tblStylePr>
     <w:tblStylePr w:type="lastCol">
       <w:rPr>
+        <w:rFonts w:eastAsia="黑体"/>
         <w:b/>
         <w:bCs/>
       </w:rPr>
@@ -4897,6 +5269,7 @@
       <w:spacing w:after="0" w:line="240" w:lineRule="auto"/>
     </w:pPr>
     <w:rPr>
+      <w:rFonts w:eastAsia="黑体"/>
       <w:color w:themeColor="accent5" w:themeShade="BF" w:val="31849B"/>
     </w:rPr>
     <w:tblPr>
@@ -4919,6 +5292,7 @@
         <w:spacing w:after="0" w:before="0" w:line="240" w:lineRule="auto"/>
       </w:pPr>
       <w:rPr>
+        <w:rFonts w:eastAsia="黑体"/>
         <w:b/>
         <w:bCs/>
       </w:rPr>
@@ -4939,6 +5313,7 @@
         <w:spacing w:after="0" w:before="0" w:line="240" w:lineRule="auto"/>
       </w:pPr>
       <w:rPr>
+        <w:rFonts w:eastAsia="黑体"/>
         <w:b/>
         <w:bCs/>
       </w:rPr>
@@ -4956,12 +5331,14 @@
     </w:tblStylePr>
     <w:tblStylePr w:type="firstCol">
       <w:rPr>
+        <w:rFonts w:eastAsia="黑体"/>
         <w:b/>
         <w:bCs/>
       </w:rPr>
     </w:tblStylePr>
     <w:tblStylePr w:type="lastCol">
       <w:rPr>
+        <w:rFonts w:eastAsia="黑体"/>
         <w:b/>
         <w:bCs/>
       </w:rPr>
@@ -5000,6 +5377,7 @@
       <w:spacing w:after="0" w:line="240" w:lineRule="auto"/>
     </w:pPr>
     <w:rPr>
+      <w:rFonts w:eastAsia="黑体"/>
       <w:color w:themeColor="accent6" w:themeShade="BF" w:val="E36C0A"/>
     </w:rPr>
     <w:tblPr>
@@ -5022,6 +5400,7 @@
         <w:spacing w:after="0" w:before="0" w:line="240" w:lineRule="auto"/>
       </w:pPr>
       <w:rPr>
+        <w:rFonts w:eastAsia="黑体"/>
         <w:b/>
         <w:bCs/>
       </w:rPr>
@@ -5042,6 +5421,7 @@
         <w:spacing w:after="0" w:before="0" w:line="240" w:lineRule="auto"/>
       </w:pPr>
       <w:rPr>
+        <w:rFonts w:eastAsia="黑体"/>
         <w:b/>
         <w:bCs/>
       </w:rPr>
@@ -5059,12 +5439,14 @@
     </w:tblStylePr>
     <w:tblStylePr w:type="firstCol">
       <w:rPr>
+        <w:rFonts w:eastAsia="黑体"/>
         <w:b/>
         <w:bCs/>
       </w:rPr>
     </w:tblStylePr>
     <w:tblStylePr w:type="lastCol">
       <w:rPr>
+        <w:rFonts w:eastAsia="黑体"/>
         <w:b/>
         <w:bCs/>
       </w:rPr>
@@ -5124,6 +5506,7 @@
         <w:spacing w:after="0" w:before="0" w:line="240" w:lineRule="auto"/>
       </w:pPr>
       <w:rPr>
+        <w:rFonts w:eastAsia="黑体"/>
         <w:b/>
         <w:bCs/>
         <w:color w:themeColor="background1" w:val="FFFFFF"/>
@@ -5138,6 +5521,7 @@
         <w:spacing w:after="0" w:before="0" w:line="240" w:lineRule="auto"/>
       </w:pPr>
       <w:rPr>
+        <w:rFonts w:eastAsia="黑体"/>
         <w:b/>
         <w:bCs/>
       </w:rPr>
@@ -5153,12 +5537,14 @@
     </w:tblStylePr>
     <w:tblStylePr w:type="firstCol">
       <w:rPr>
+        <w:rFonts w:eastAsia="黑体"/>
         <w:b/>
         <w:bCs/>
       </w:rPr>
     </w:tblStylePr>
     <w:tblStylePr w:type="lastCol">
       <w:rPr>
+        <w:rFonts w:eastAsia="黑体"/>
         <w:b/>
         <w:bCs/>
       </w:rPr>
@@ -5216,6 +5602,7 @@
         <w:spacing w:after="0" w:before="0" w:line="240" w:lineRule="auto"/>
       </w:pPr>
       <w:rPr>
+        <w:rFonts w:eastAsia="黑体"/>
         <w:b/>
         <w:bCs/>
         <w:color w:themeColor="background1" w:val="FFFFFF"/>
@@ -5230,6 +5617,7 @@
         <w:spacing w:after="0" w:before="0" w:line="240" w:lineRule="auto"/>
       </w:pPr>
       <w:rPr>
+        <w:rFonts w:eastAsia="黑体"/>
         <w:b/>
         <w:bCs/>
       </w:rPr>
@@ -5245,12 +5633,14 @@
     </w:tblStylePr>
     <w:tblStylePr w:type="firstCol">
       <w:rPr>
+        <w:rFonts w:eastAsia="黑体"/>
         <w:b/>
         <w:bCs/>
       </w:rPr>
     </w:tblStylePr>
     <w:tblStylePr w:type="lastCol">
       <w:rPr>
+        <w:rFonts w:eastAsia="黑体"/>
         <w:b/>
         <w:bCs/>
       </w:rPr>
@@ -5308,6 +5698,7 @@
         <w:spacing w:after="0" w:before="0" w:line="240" w:lineRule="auto"/>
       </w:pPr>
       <w:rPr>
+        <w:rFonts w:eastAsia="黑体"/>
         <w:b/>
         <w:bCs/>
         <w:color w:themeColor="background1" w:val="FFFFFF"/>
@@ -5322,6 +5713,7 @@
         <w:spacing w:after="0" w:before="0" w:line="240" w:lineRule="auto"/>
       </w:pPr>
       <w:rPr>
+        <w:rFonts w:eastAsia="黑体"/>
         <w:b/>
         <w:bCs/>
       </w:rPr>
@@ -5337,12 +5729,14 @@
     </w:tblStylePr>
     <w:tblStylePr w:type="firstCol">
       <w:rPr>
+        <w:rFonts w:eastAsia="黑体"/>
         <w:b/>
         <w:bCs/>
       </w:rPr>
     </w:tblStylePr>
     <w:tblStylePr w:type="lastCol">
       <w:rPr>
+        <w:rFonts w:eastAsia="黑体"/>
         <w:b/>
         <w:bCs/>
       </w:rPr>
@@ -5400,6 +5794,7 @@
         <w:spacing w:after="0" w:before="0" w:line="240" w:lineRule="auto"/>
       </w:pPr>
       <w:rPr>
+        <w:rFonts w:eastAsia="黑体"/>
         <w:b/>
         <w:bCs/>
         <w:color w:themeColor="background1" w:val="FFFFFF"/>
@@ -5414,6 +5809,7 @@
         <w:spacing w:after="0" w:before="0" w:line="240" w:lineRule="auto"/>
       </w:pPr>
       <w:rPr>
+        <w:rFonts w:eastAsia="黑体"/>
         <w:b/>
         <w:bCs/>
       </w:rPr>
@@ -5429,12 +5825,14 @@
     </w:tblStylePr>
     <w:tblStylePr w:type="firstCol">
       <w:rPr>
+        <w:rFonts w:eastAsia="黑体"/>
         <w:b/>
         <w:bCs/>
       </w:rPr>
     </w:tblStylePr>
     <w:tblStylePr w:type="lastCol">
       <w:rPr>
+        <w:rFonts w:eastAsia="黑体"/>
         <w:b/>
         <w:bCs/>
       </w:rPr>
@@ -5492,6 +5890,7 @@
         <w:spacing w:after="0" w:before="0" w:line="240" w:lineRule="auto"/>
       </w:pPr>
       <w:rPr>
+        <w:rFonts w:eastAsia="黑体"/>
         <w:b/>
         <w:bCs/>
         <w:color w:themeColor="background1" w:val="FFFFFF"/>
@@ -5506,6 +5905,7 @@
         <w:spacing w:after="0" w:before="0" w:line="240" w:lineRule="auto"/>
       </w:pPr>
       <w:rPr>
+        <w:rFonts w:eastAsia="黑体"/>
         <w:b/>
         <w:bCs/>
       </w:rPr>
@@ -5521,12 +5921,14 @@
     </w:tblStylePr>
     <w:tblStylePr w:type="firstCol">
       <w:rPr>
+        <w:rFonts w:eastAsia="黑体"/>
         <w:b/>
         <w:bCs/>
       </w:rPr>
     </w:tblStylePr>
     <w:tblStylePr w:type="lastCol">
       <w:rPr>
+        <w:rFonts w:eastAsia="黑体"/>
         <w:b/>
         <w:bCs/>
       </w:rPr>
@@ -5584,6 +5986,7 @@
         <w:spacing w:after="0" w:before="0" w:line="240" w:lineRule="auto"/>
       </w:pPr>
       <w:rPr>
+        <w:rFonts w:eastAsia="黑体"/>
         <w:b/>
         <w:bCs/>
         <w:color w:themeColor="background1" w:val="FFFFFF"/>
@@ -5598,6 +6001,7 @@
         <w:spacing w:after="0" w:before="0" w:line="240" w:lineRule="auto"/>
       </w:pPr>
       <w:rPr>
+        <w:rFonts w:eastAsia="黑体"/>
         <w:b/>
         <w:bCs/>
       </w:rPr>
@@ -5613,12 +6017,14 @@
     </w:tblStylePr>
     <w:tblStylePr w:type="firstCol">
       <w:rPr>
+        <w:rFonts w:eastAsia="黑体"/>
         <w:b/>
         <w:bCs/>
       </w:rPr>
     </w:tblStylePr>
     <w:tblStylePr w:type="lastCol">
       <w:rPr>
+        <w:rFonts w:eastAsia="黑体"/>
         <w:b/>
         <w:bCs/>
       </w:rPr>
@@ -5676,6 +6082,7 @@
         <w:spacing w:after="0" w:before="0" w:line="240" w:lineRule="auto"/>
       </w:pPr>
       <w:rPr>
+        <w:rFonts w:eastAsia="黑体"/>
         <w:b/>
         <w:bCs/>
         <w:color w:themeColor="background1" w:val="FFFFFF"/>
@@ -5690,6 +6097,7 @@
         <w:spacing w:after="0" w:before="0" w:line="240" w:lineRule="auto"/>
       </w:pPr>
       <w:rPr>
+        <w:rFonts w:eastAsia="黑体"/>
         <w:b/>
         <w:bCs/>
       </w:rPr>
@@ -5705,12 +6113,14 @@
     </w:tblStylePr>
     <w:tblStylePr w:type="firstCol">
       <w:rPr>
+        <w:rFonts w:eastAsia="黑体"/>
         <w:b/>
         <w:bCs/>
       </w:rPr>
     </w:tblStylePr>
     <w:tblStylePr w:type="lastCol">
       <w:rPr>
+        <w:rFonts w:eastAsia="黑体"/>
         <w:b/>
         <w:bCs/>
       </w:rPr>
@@ -5770,7 +6180,7 @@
         <w:spacing w:after="0" w:before="0" w:line="240" w:lineRule="auto"/>
       </w:pPr>
       <w:rPr>
-        <w:rFonts w:asciiTheme="majorHAnsi" w:cstheme="majorBidi" w:eastAsiaTheme="majorEastAsia" w:hAnsiTheme="majorHAnsi"/>
+        <w:rFonts w:asciiTheme="majorHAnsi" w:cstheme="majorBidi" w:hAnsiTheme="majorHAnsi" w:eastAsia="黑体"/>
         <w:b/>
         <w:bCs/>
       </w:rPr>
@@ -5791,7 +6201,7 @@
         <w:spacing w:after="0" w:before="0" w:line="240" w:lineRule="auto"/>
       </w:pPr>
       <w:rPr>
-        <w:rFonts w:asciiTheme="majorHAnsi" w:cstheme="majorBidi" w:eastAsiaTheme="majorEastAsia" w:hAnsiTheme="majorHAnsi"/>
+        <w:rFonts w:asciiTheme="majorHAnsi" w:cstheme="majorBidi" w:hAnsiTheme="majorHAnsi" w:eastAsia="黑体"/>
         <w:b/>
         <w:bCs/>
       </w:rPr>
@@ -5809,14 +6219,14 @@
     </w:tblStylePr>
     <w:tblStylePr w:type="firstCol">
       <w:rPr>
-        <w:rFonts w:asciiTheme="majorHAnsi" w:cstheme="majorBidi" w:eastAsiaTheme="majorEastAsia" w:hAnsiTheme="majorHAnsi"/>
+        <w:rFonts w:asciiTheme="majorHAnsi" w:cstheme="majorBidi" w:hAnsiTheme="majorHAnsi" w:eastAsia="黑体"/>
         <w:b/>
         <w:bCs/>
       </w:rPr>
     </w:tblStylePr>
     <w:tblStylePr w:type="lastCol">
       <w:rPr>
-        <w:rFonts w:asciiTheme="majorHAnsi" w:cstheme="majorBidi" w:eastAsiaTheme="majorEastAsia" w:hAnsiTheme="majorHAnsi"/>
+        <w:rFonts w:asciiTheme="majorHAnsi" w:cstheme="majorBidi" w:hAnsiTheme="majorHAnsi" w:eastAsia="黑体"/>
         <w:b/>
         <w:bCs/>
       </w:rPr>
@@ -5900,7 +6310,7 @@
         <w:spacing w:after="0" w:before="0" w:line="240" w:lineRule="auto"/>
       </w:pPr>
       <w:rPr>
-        <w:rFonts w:asciiTheme="majorHAnsi" w:cstheme="majorBidi" w:eastAsiaTheme="majorEastAsia" w:hAnsiTheme="majorHAnsi"/>
+        <w:rFonts w:asciiTheme="majorHAnsi" w:cstheme="majorBidi" w:hAnsiTheme="majorHAnsi" w:eastAsia="黑体"/>
         <w:b/>
         <w:bCs/>
       </w:rPr>
@@ -5921,7 +6331,7 @@
         <w:spacing w:after="0" w:before="0" w:line="240" w:lineRule="auto"/>
       </w:pPr>
       <w:rPr>
-        <w:rFonts w:asciiTheme="majorHAnsi" w:cstheme="majorBidi" w:eastAsiaTheme="majorEastAsia" w:hAnsiTheme="majorHAnsi"/>
+        <w:rFonts w:asciiTheme="majorHAnsi" w:cstheme="majorBidi" w:hAnsiTheme="majorHAnsi" w:eastAsia="黑体"/>
         <w:b/>
         <w:bCs/>
       </w:rPr>
@@ -5939,14 +6349,14 @@
     </w:tblStylePr>
     <w:tblStylePr w:type="firstCol">
       <w:rPr>
-        <w:rFonts w:asciiTheme="majorHAnsi" w:cstheme="majorBidi" w:eastAsiaTheme="majorEastAsia" w:hAnsiTheme="majorHAnsi"/>
+        <w:rFonts w:asciiTheme="majorHAnsi" w:cstheme="majorBidi" w:hAnsiTheme="majorHAnsi" w:eastAsia="黑体"/>
         <w:b/>
         <w:bCs/>
       </w:rPr>
     </w:tblStylePr>
     <w:tblStylePr w:type="lastCol">
       <w:rPr>
-        <w:rFonts w:asciiTheme="majorHAnsi" w:cstheme="majorBidi" w:eastAsiaTheme="majorEastAsia" w:hAnsiTheme="majorHAnsi"/>
+        <w:rFonts w:asciiTheme="majorHAnsi" w:cstheme="majorBidi" w:hAnsiTheme="majorHAnsi" w:eastAsia="黑体"/>
         <w:b/>
         <w:bCs/>
       </w:rPr>
@@ -6030,7 +6440,7 @@
         <w:spacing w:after="0" w:before="0" w:line="240" w:lineRule="auto"/>
       </w:pPr>
       <w:rPr>
-        <w:rFonts w:asciiTheme="majorHAnsi" w:cstheme="majorBidi" w:eastAsiaTheme="majorEastAsia" w:hAnsiTheme="majorHAnsi"/>
+        <w:rFonts w:asciiTheme="majorHAnsi" w:cstheme="majorBidi" w:hAnsiTheme="majorHAnsi" w:eastAsia="黑体"/>
         <w:b/>
         <w:bCs/>
       </w:rPr>
@@ -6051,7 +6461,7 @@
         <w:spacing w:after="0" w:before="0" w:line="240" w:lineRule="auto"/>
       </w:pPr>
       <w:rPr>
-        <w:rFonts w:asciiTheme="majorHAnsi" w:cstheme="majorBidi" w:eastAsiaTheme="majorEastAsia" w:hAnsiTheme="majorHAnsi"/>
+        <w:rFonts w:asciiTheme="majorHAnsi" w:cstheme="majorBidi" w:hAnsiTheme="majorHAnsi" w:eastAsia="黑体"/>
         <w:b/>
         <w:bCs/>
       </w:rPr>
@@ -6069,14 +6479,14 @@
     </w:tblStylePr>
     <w:tblStylePr w:type="firstCol">
       <w:rPr>
-        <w:rFonts w:asciiTheme="majorHAnsi" w:cstheme="majorBidi" w:eastAsiaTheme="majorEastAsia" w:hAnsiTheme="majorHAnsi"/>
+        <w:rFonts w:asciiTheme="majorHAnsi" w:cstheme="majorBidi" w:hAnsiTheme="majorHAnsi" w:eastAsia="黑体"/>
         <w:b/>
         <w:bCs/>
       </w:rPr>
     </w:tblStylePr>
     <w:tblStylePr w:type="lastCol">
       <w:rPr>
-        <w:rFonts w:asciiTheme="majorHAnsi" w:cstheme="majorBidi" w:eastAsiaTheme="majorEastAsia" w:hAnsiTheme="majorHAnsi"/>
+        <w:rFonts w:asciiTheme="majorHAnsi" w:cstheme="majorBidi" w:hAnsiTheme="majorHAnsi" w:eastAsia="黑体"/>
         <w:b/>
         <w:bCs/>
       </w:rPr>
@@ -6160,7 +6570,7 @@
         <w:spacing w:after="0" w:before="0" w:line="240" w:lineRule="auto"/>
       </w:pPr>
       <w:rPr>
-        <w:rFonts w:asciiTheme="majorHAnsi" w:cstheme="majorBidi" w:eastAsiaTheme="majorEastAsia" w:hAnsiTheme="majorHAnsi"/>
+        <w:rFonts w:asciiTheme="majorHAnsi" w:cstheme="majorBidi" w:hAnsiTheme="majorHAnsi" w:eastAsia="黑体"/>
         <w:b/>
         <w:bCs/>
       </w:rPr>
@@ -6181,7 +6591,7 @@
         <w:spacing w:after="0" w:before="0" w:line="240" w:lineRule="auto"/>
       </w:pPr>
       <w:rPr>
-        <w:rFonts w:asciiTheme="majorHAnsi" w:cstheme="majorBidi" w:eastAsiaTheme="majorEastAsia" w:hAnsiTheme="majorHAnsi"/>
+        <w:rFonts w:asciiTheme="majorHAnsi" w:cstheme="majorBidi" w:hAnsiTheme="majorHAnsi" w:eastAsia="黑体"/>
         <w:b/>
         <w:bCs/>
       </w:rPr>
@@ -6199,14 +6609,14 @@
     </w:tblStylePr>
     <w:tblStylePr w:type="firstCol">
       <w:rPr>
-        <w:rFonts w:asciiTheme="majorHAnsi" w:cstheme="majorBidi" w:eastAsiaTheme="majorEastAsia" w:hAnsiTheme="majorHAnsi"/>
+        <w:rFonts w:asciiTheme="majorHAnsi" w:cstheme="majorBidi" w:hAnsiTheme="majorHAnsi" w:eastAsia="黑体"/>
         <w:b/>
         <w:bCs/>
       </w:rPr>
     </w:tblStylePr>
     <w:tblStylePr w:type="lastCol">
       <w:rPr>
-        <w:rFonts w:asciiTheme="majorHAnsi" w:cstheme="majorBidi" w:eastAsiaTheme="majorEastAsia" w:hAnsiTheme="majorHAnsi"/>
+        <w:rFonts w:asciiTheme="majorHAnsi" w:cstheme="majorBidi" w:hAnsiTheme="majorHAnsi" w:eastAsia="黑体"/>
         <w:b/>
         <w:bCs/>
       </w:rPr>
@@ -6290,7 +6700,7 @@
         <w:spacing w:after="0" w:before="0" w:line="240" w:lineRule="auto"/>
       </w:pPr>
       <w:rPr>
-        <w:rFonts w:asciiTheme="majorHAnsi" w:cstheme="majorBidi" w:eastAsiaTheme="majorEastAsia" w:hAnsiTheme="majorHAnsi"/>
+        <w:rFonts w:asciiTheme="majorHAnsi" w:cstheme="majorBidi" w:hAnsiTheme="majorHAnsi" w:eastAsia="黑体"/>
         <w:b/>
         <w:bCs/>
       </w:rPr>
@@ -6311,7 +6721,7 @@
         <w:spacing w:after="0" w:before="0" w:line="240" w:lineRule="auto"/>
       </w:pPr>
       <w:rPr>
-        <w:rFonts w:asciiTheme="majorHAnsi" w:cstheme="majorBidi" w:eastAsiaTheme="majorEastAsia" w:hAnsiTheme="majorHAnsi"/>
+        <w:rFonts w:asciiTheme="majorHAnsi" w:cstheme="majorBidi" w:hAnsiTheme="majorHAnsi" w:eastAsia="黑体"/>
         <w:b/>
         <w:bCs/>
       </w:rPr>
@@ -6329,14 +6739,14 @@
     </w:tblStylePr>
     <w:tblStylePr w:type="firstCol">
       <w:rPr>
-        <w:rFonts w:asciiTheme="majorHAnsi" w:cstheme="majorBidi" w:eastAsiaTheme="majorEastAsia" w:hAnsiTheme="majorHAnsi"/>
+        <w:rFonts w:asciiTheme="majorHAnsi" w:cstheme="majorBidi" w:hAnsiTheme="majorHAnsi" w:eastAsia="黑体"/>
         <w:b/>
         <w:bCs/>
       </w:rPr>
     </w:tblStylePr>
     <w:tblStylePr w:type="lastCol">
       <w:rPr>
-        <w:rFonts w:asciiTheme="majorHAnsi" w:cstheme="majorBidi" w:eastAsiaTheme="majorEastAsia" w:hAnsiTheme="majorHAnsi"/>
+        <w:rFonts w:asciiTheme="majorHAnsi" w:cstheme="majorBidi" w:hAnsiTheme="majorHAnsi" w:eastAsia="黑体"/>
         <w:b/>
         <w:bCs/>
       </w:rPr>
@@ -6420,7 +6830,7 @@
         <w:spacing w:after="0" w:before="0" w:line="240" w:lineRule="auto"/>
       </w:pPr>
       <w:rPr>
-        <w:rFonts w:asciiTheme="majorHAnsi" w:cstheme="majorBidi" w:eastAsiaTheme="majorEastAsia" w:hAnsiTheme="majorHAnsi"/>
+        <w:rFonts w:asciiTheme="majorHAnsi" w:cstheme="majorBidi" w:hAnsiTheme="majorHAnsi" w:eastAsia="黑体"/>
         <w:b/>
         <w:bCs/>
       </w:rPr>
@@ -6441,7 +6851,7 @@
         <w:spacing w:after="0" w:before="0" w:line="240" w:lineRule="auto"/>
       </w:pPr>
       <w:rPr>
-        <w:rFonts w:asciiTheme="majorHAnsi" w:cstheme="majorBidi" w:eastAsiaTheme="majorEastAsia" w:hAnsiTheme="majorHAnsi"/>
+        <w:rFonts w:asciiTheme="majorHAnsi" w:cstheme="majorBidi" w:hAnsiTheme="majorHAnsi" w:eastAsia="黑体"/>
         <w:b/>
         <w:bCs/>
       </w:rPr>
@@ -6459,14 +6869,14 @@
     </w:tblStylePr>
     <w:tblStylePr w:type="firstCol">
       <w:rPr>
-        <w:rFonts w:asciiTheme="majorHAnsi" w:cstheme="majorBidi" w:eastAsiaTheme="majorEastAsia" w:hAnsiTheme="majorHAnsi"/>
+        <w:rFonts w:asciiTheme="majorHAnsi" w:cstheme="majorBidi" w:hAnsiTheme="majorHAnsi" w:eastAsia="黑体"/>
         <w:b/>
         <w:bCs/>
       </w:rPr>
     </w:tblStylePr>
     <w:tblStylePr w:type="lastCol">
       <w:rPr>
-        <w:rFonts w:asciiTheme="majorHAnsi" w:cstheme="majorBidi" w:eastAsiaTheme="majorEastAsia" w:hAnsiTheme="majorHAnsi"/>
+        <w:rFonts w:asciiTheme="majorHAnsi" w:cstheme="majorBidi" w:hAnsiTheme="majorHAnsi" w:eastAsia="黑体"/>
         <w:b/>
         <w:bCs/>
       </w:rPr>
@@ -6550,7 +6960,7 @@
         <w:spacing w:after="0" w:before="0" w:line="240" w:lineRule="auto"/>
       </w:pPr>
       <w:rPr>
-        <w:rFonts w:asciiTheme="majorHAnsi" w:cstheme="majorBidi" w:eastAsiaTheme="majorEastAsia" w:hAnsiTheme="majorHAnsi"/>
+        <w:rFonts w:asciiTheme="majorHAnsi" w:cstheme="majorBidi" w:hAnsiTheme="majorHAnsi" w:eastAsia="黑体"/>
         <w:b/>
         <w:bCs/>
       </w:rPr>
@@ -6571,7 +6981,7 @@
         <w:spacing w:after="0" w:before="0" w:line="240" w:lineRule="auto"/>
       </w:pPr>
       <w:rPr>
-        <w:rFonts w:asciiTheme="majorHAnsi" w:cstheme="majorBidi" w:eastAsiaTheme="majorEastAsia" w:hAnsiTheme="majorHAnsi"/>
+        <w:rFonts w:asciiTheme="majorHAnsi" w:cstheme="majorBidi" w:hAnsiTheme="majorHAnsi" w:eastAsia="黑体"/>
         <w:b/>
         <w:bCs/>
       </w:rPr>
@@ -6589,14 +6999,14 @@
     </w:tblStylePr>
     <w:tblStylePr w:type="firstCol">
       <w:rPr>
-        <w:rFonts w:asciiTheme="majorHAnsi" w:cstheme="majorBidi" w:eastAsiaTheme="majorEastAsia" w:hAnsiTheme="majorHAnsi"/>
+        <w:rFonts w:asciiTheme="majorHAnsi" w:cstheme="majorBidi" w:hAnsiTheme="majorHAnsi" w:eastAsia="黑体"/>
         <w:b/>
         <w:bCs/>
       </w:rPr>
     </w:tblStylePr>
     <w:tblStylePr w:type="lastCol">
       <w:rPr>
-        <w:rFonts w:asciiTheme="majorHAnsi" w:cstheme="majorBidi" w:eastAsiaTheme="majorEastAsia" w:hAnsiTheme="majorHAnsi"/>
+        <w:rFonts w:asciiTheme="majorHAnsi" w:cstheme="majorBidi" w:hAnsiTheme="majorHAnsi" w:eastAsia="黑体"/>
         <w:b/>
         <w:bCs/>
       </w:rPr>
@@ -6679,6 +7089,7 @@
         <w:spacing w:after="0" w:before="0" w:line="240" w:lineRule="auto"/>
       </w:pPr>
       <w:rPr>
+        <w:rFonts w:eastAsia="黑体"/>
         <w:b/>
         <w:bCs/>
         <w:color w:themeColor="background1" w:val="FFFFFF"/>
@@ -6701,6 +7112,7 @@
         <w:spacing w:after="0" w:before="0" w:line="240" w:lineRule="auto"/>
       </w:pPr>
       <w:rPr>
+        <w:rFonts w:eastAsia="黑体"/>
         <w:b/>
         <w:bCs/>
       </w:rPr>
@@ -6718,12 +7130,14 @@
     </w:tblStylePr>
     <w:tblStylePr w:type="firstCol">
       <w:rPr>
+        <w:rFonts w:eastAsia="黑体"/>
         <w:b/>
         <w:bCs/>
       </w:rPr>
     </w:tblStylePr>
     <w:tblStylePr w:type="lastCol">
       <w:rPr>
+        <w:rFonts w:eastAsia="黑体"/>
         <w:b/>
         <w:bCs/>
       </w:rPr>
@@ -6785,6 +7199,7 @@
         <w:spacing w:after="0" w:before="0" w:line="240" w:lineRule="auto"/>
       </w:pPr>
       <w:rPr>
+        <w:rFonts w:eastAsia="黑体"/>
         <w:b/>
         <w:bCs/>
         <w:color w:themeColor="background1" w:val="FFFFFF"/>
@@ -6807,6 +7222,7 @@
         <w:spacing w:after="0" w:before="0" w:line="240" w:lineRule="auto"/>
       </w:pPr>
       <w:rPr>
+        <w:rFonts w:eastAsia="黑体"/>
         <w:b/>
         <w:bCs/>
       </w:rPr>
@@ -6824,12 +7240,14 @@
     </w:tblStylePr>
     <w:tblStylePr w:type="firstCol">
       <w:rPr>
+        <w:rFonts w:eastAsia="黑体"/>
         <w:b/>
         <w:bCs/>
       </w:rPr>
     </w:tblStylePr>
     <w:tblStylePr w:type="lastCol">
       <w:rPr>
+        <w:rFonts w:eastAsia="黑体"/>
         <w:b/>
         <w:bCs/>
       </w:rPr>
@@ -6891,6 +7309,7 @@
         <w:spacing w:after="0" w:before="0" w:line="240" w:lineRule="auto"/>
       </w:pPr>
       <w:rPr>
+        <w:rFonts w:eastAsia="黑体"/>
         <w:b/>
         <w:bCs/>
         <w:color w:themeColor="background1" w:val="FFFFFF"/>
@@ -6913,6 +7332,7 @@
         <w:spacing w:after="0" w:before="0" w:line="240" w:lineRule="auto"/>
       </w:pPr>
       <w:rPr>
+        <w:rFonts w:eastAsia="黑体"/>
         <w:b/>
         <w:bCs/>
       </w:rPr>
@@ -6930,12 +7350,14 @@
     </w:tblStylePr>
     <w:tblStylePr w:type="firstCol">
       <w:rPr>
+        <w:rFonts w:eastAsia="黑体"/>
         <w:b/>
         <w:bCs/>
       </w:rPr>
     </w:tblStylePr>
     <w:tblStylePr w:type="lastCol">
       <w:rPr>
+        <w:rFonts w:eastAsia="黑体"/>
         <w:b/>
         <w:bCs/>
       </w:rPr>
@@ -6997,6 +7419,7 @@
         <w:spacing w:after="0" w:before="0" w:line="240" w:lineRule="auto"/>
       </w:pPr>
       <w:rPr>
+        <w:rFonts w:eastAsia="黑体"/>
         <w:b/>
         <w:bCs/>
         <w:color w:themeColor="background1" w:val="FFFFFF"/>
@@ -7019,6 +7442,7 @@
         <w:spacing w:after="0" w:before="0" w:line="240" w:lineRule="auto"/>
       </w:pPr>
       <w:rPr>
+        <w:rFonts w:eastAsia="黑体"/>
         <w:b/>
         <w:bCs/>
       </w:rPr>
@@ -7036,12 +7460,14 @@
     </w:tblStylePr>
     <w:tblStylePr w:type="firstCol">
       <w:rPr>
+        <w:rFonts w:eastAsia="黑体"/>
         <w:b/>
         <w:bCs/>
       </w:rPr>
     </w:tblStylePr>
     <w:tblStylePr w:type="lastCol">
       <w:rPr>
+        <w:rFonts w:eastAsia="黑体"/>
         <w:b/>
         <w:bCs/>
       </w:rPr>
@@ -7103,6 +7529,7 @@
         <w:spacing w:after="0" w:before="0" w:line="240" w:lineRule="auto"/>
       </w:pPr>
       <w:rPr>
+        <w:rFonts w:eastAsia="黑体"/>
         <w:b/>
         <w:bCs/>
         <w:color w:themeColor="background1" w:val="FFFFFF"/>
@@ -7125,6 +7552,7 @@
         <w:spacing w:after="0" w:before="0" w:line="240" w:lineRule="auto"/>
       </w:pPr>
       <w:rPr>
+        <w:rFonts w:eastAsia="黑体"/>
         <w:b/>
         <w:bCs/>
       </w:rPr>
@@ -7142,12 +7570,14 @@
     </w:tblStylePr>
     <w:tblStylePr w:type="firstCol">
       <w:rPr>
+        <w:rFonts w:eastAsia="黑体"/>
         <w:b/>
         <w:bCs/>
       </w:rPr>
     </w:tblStylePr>
     <w:tblStylePr w:type="lastCol">
       <w:rPr>
+        <w:rFonts w:eastAsia="黑体"/>
         <w:b/>
         <w:bCs/>
       </w:rPr>
@@ -7209,6 +7639,7 @@
         <w:spacing w:after="0" w:before="0" w:line="240" w:lineRule="auto"/>
       </w:pPr>
       <w:rPr>
+        <w:rFonts w:eastAsia="黑体"/>
         <w:b/>
         <w:bCs/>
         <w:color w:themeColor="background1" w:val="FFFFFF"/>
@@ -7231,6 +7662,7 @@
         <w:spacing w:after="0" w:before="0" w:line="240" w:lineRule="auto"/>
       </w:pPr>
       <w:rPr>
+        <w:rFonts w:eastAsia="黑体"/>
         <w:b/>
         <w:bCs/>
       </w:rPr>
@@ -7248,12 +7680,14 @@
     </w:tblStylePr>
     <w:tblStylePr w:type="firstCol">
       <w:rPr>
+        <w:rFonts w:eastAsia="黑体"/>
         <w:b/>
         <w:bCs/>
       </w:rPr>
     </w:tblStylePr>
     <w:tblStylePr w:type="lastCol">
       <w:rPr>
+        <w:rFonts w:eastAsia="黑体"/>
         <w:b/>
         <w:bCs/>
       </w:rPr>
@@ -7315,6 +7749,7 @@
         <w:spacing w:after="0" w:before="0" w:line="240" w:lineRule="auto"/>
       </w:pPr>
       <w:rPr>
+        <w:rFonts w:eastAsia="黑体"/>
         <w:b/>
         <w:bCs/>
         <w:color w:themeColor="background1" w:val="FFFFFF"/>
@@ -7337,6 +7772,7 @@
         <w:spacing w:after="0" w:before="0" w:line="240" w:lineRule="auto"/>
       </w:pPr>
       <w:rPr>
+        <w:rFonts w:eastAsia="黑体"/>
         <w:b/>
         <w:bCs/>
       </w:rPr>
@@ -7354,12 +7790,14 @@
     </w:tblStylePr>
     <w:tblStylePr w:type="firstCol">
       <w:rPr>
+        <w:rFonts w:eastAsia="黑体"/>
         <w:b/>
         <w:bCs/>
       </w:rPr>
     </w:tblStylePr>
     <w:tblStylePr w:type="lastCol">
       <w:rPr>
+        <w:rFonts w:eastAsia="黑体"/>
         <w:b/>
         <w:bCs/>
       </w:rPr>
@@ -7418,6 +7856,7 @@
         <w:spacing w:after="0" w:before="0" w:line="240" w:lineRule="auto"/>
       </w:pPr>
       <w:rPr>
+        <w:rFonts w:eastAsia="黑体"/>
         <w:b/>
         <w:bCs/>
         <w:color w:themeColor="background1" w:val="FFFFFF"/>
@@ -7440,6 +7879,7 @@
         <w:spacing w:after="0" w:before="0" w:line="240" w:lineRule="auto"/>
       </w:pPr>
       <w:rPr>
+        <w:rFonts w:eastAsia="黑体"/>
         <w:color w:val="auto"/>
       </w:rPr>
       <w:tblPr/>
@@ -7457,6 +7897,7 @@
     </w:tblStylePr>
     <w:tblStylePr w:type="firstCol">
       <w:rPr>
+        <w:rFonts w:eastAsia="黑体"/>
         <w:b/>
         <w:bCs/>
         <w:color w:themeColor="background1" w:val="FFFFFF"/>
@@ -7476,6 +7917,7 @@
     </w:tblStylePr>
     <w:tblStylePr w:type="lastCol">
       <w:rPr>
+        <w:rFonts w:eastAsia="黑体"/>
         <w:b/>
         <w:bCs/>
         <w:color w:themeColor="background1" w:val="FFFFFF"/>
@@ -7524,6 +7966,7 @@
     </w:tblStylePr>
     <w:tblStylePr w:type="nwCell">
       <w:rPr>
+        <w:rFonts w:eastAsia="黑体"/>
         <w:color w:themeColor="background1" w:val="FFFFFF"/>
       </w:rPr>
       <w:tblPr/>
@@ -7567,6 +8010,7 @@
         <w:spacing w:after="0" w:before="0" w:line="240" w:lineRule="auto"/>
       </w:pPr>
       <w:rPr>
+        <w:rFonts w:eastAsia="黑体"/>
         <w:b/>
         <w:bCs/>
         <w:color w:themeColor="background1" w:val="FFFFFF"/>
@@ -7589,6 +8033,7 @@
         <w:spacing w:after="0" w:before="0" w:line="240" w:lineRule="auto"/>
       </w:pPr>
       <w:rPr>
+        <w:rFonts w:eastAsia="黑体"/>
         <w:color w:val="auto"/>
       </w:rPr>
       <w:tblPr/>
@@ -7606,6 +8051,7 @@
     </w:tblStylePr>
     <w:tblStylePr w:type="firstCol">
       <w:rPr>
+        <w:rFonts w:eastAsia="黑体"/>
         <w:b/>
         <w:bCs/>
         <w:color w:themeColor="background1" w:val="FFFFFF"/>
@@ -7625,6 +8071,7 @@
     </w:tblStylePr>
     <w:tblStylePr w:type="lastCol">
       <w:rPr>
+        <w:rFonts w:eastAsia="黑体"/>
         <w:b/>
         <w:bCs/>
         <w:color w:themeColor="background1" w:val="FFFFFF"/>
@@ -7673,6 +8120,7 @@
     </w:tblStylePr>
     <w:tblStylePr w:type="nwCell">
       <w:rPr>
+        <w:rFonts w:eastAsia="黑体"/>
         <w:color w:themeColor="background1" w:val="FFFFFF"/>
       </w:rPr>
       <w:tblPr/>
@@ -7716,6 +8164,7 @@
         <w:spacing w:after="0" w:before="0" w:line="240" w:lineRule="auto"/>
       </w:pPr>
       <w:rPr>
+        <w:rFonts w:eastAsia="黑体"/>
         <w:b/>
         <w:bCs/>
         <w:color w:themeColor="background1" w:val="FFFFFF"/>
@@ -7738,6 +8187,7 @@
         <w:spacing w:after="0" w:before="0" w:line="240" w:lineRule="auto"/>
       </w:pPr>
       <w:rPr>
+        <w:rFonts w:eastAsia="黑体"/>
         <w:color w:val="auto"/>
       </w:rPr>
       <w:tblPr/>
@@ -7755,6 +8205,7 @@
     </w:tblStylePr>
     <w:tblStylePr w:type="firstCol">
       <w:rPr>
+        <w:rFonts w:eastAsia="黑体"/>
         <w:b/>
         <w:bCs/>
         <w:color w:themeColor="background1" w:val="FFFFFF"/>
@@ -7774,6 +8225,7 @@
     </w:tblStylePr>
     <w:tblStylePr w:type="lastCol">
       <w:rPr>
+        <w:rFonts w:eastAsia="黑体"/>
         <w:b/>
         <w:bCs/>
         <w:color w:themeColor="background1" w:val="FFFFFF"/>
@@ -7822,6 +8274,7 @@
     </w:tblStylePr>
     <w:tblStylePr w:type="nwCell">
       <w:rPr>
+        <w:rFonts w:eastAsia="黑体"/>
         <w:color w:themeColor="background1" w:val="FFFFFF"/>
       </w:rPr>
       <w:tblPr/>
@@ -7865,6 +8318,7 @@
         <w:spacing w:after="0" w:before="0" w:line="240" w:lineRule="auto"/>
       </w:pPr>
       <w:rPr>
+        <w:rFonts w:eastAsia="黑体"/>
         <w:b/>
         <w:bCs/>
         <w:color w:themeColor="background1" w:val="FFFFFF"/>
@@ -7887,6 +8341,7 @@
         <w:spacing w:after="0" w:before="0" w:line="240" w:lineRule="auto"/>
       </w:pPr>
       <w:rPr>
+        <w:rFonts w:eastAsia="黑体"/>
         <w:color w:val="auto"/>
       </w:rPr>
       <w:tblPr/>
@@ -7904,6 +8359,7 @@
     </w:tblStylePr>
     <w:tblStylePr w:type="firstCol">
       <w:rPr>
+        <w:rFonts w:eastAsia="黑体"/>
         <w:b/>
         <w:bCs/>
         <w:color w:themeColor="background1" w:val="FFFFFF"/>
@@ -7923,6 +8379,7 @@
     </w:tblStylePr>
     <w:tblStylePr w:type="lastCol">
       <w:rPr>
+        <w:rFonts w:eastAsia="黑体"/>
         <w:b/>
         <w:bCs/>
         <w:color w:themeColor="background1" w:val="FFFFFF"/>
@@ -7971,6 +8428,7 @@
     </w:tblStylePr>
     <w:tblStylePr w:type="nwCell">
       <w:rPr>
+        <w:rFonts w:eastAsia="黑体"/>
         <w:color w:themeColor="background1" w:val="FFFFFF"/>
       </w:rPr>
       <w:tblPr/>
@@ -8014,6 +8472,7 @@
         <w:spacing w:after="0" w:before="0" w:line="240" w:lineRule="auto"/>
       </w:pPr>
       <w:rPr>
+        <w:rFonts w:eastAsia="黑体"/>
         <w:b/>
         <w:bCs/>
         <w:color w:themeColor="background1" w:val="FFFFFF"/>
@@ -8036,6 +8495,7 @@
         <w:spacing w:after="0" w:before="0" w:line="240" w:lineRule="auto"/>
       </w:pPr>
       <w:rPr>
+        <w:rFonts w:eastAsia="黑体"/>
         <w:color w:val="auto"/>
       </w:rPr>
       <w:tblPr/>
@@ -8053,6 +8513,7 @@
     </w:tblStylePr>
     <w:tblStylePr w:type="firstCol">
       <w:rPr>
+        <w:rFonts w:eastAsia="黑体"/>
         <w:b/>
         <w:bCs/>
         <w:color w:themeColor="background1" w:val="FFFFFF"/>
@@ -8072,6 +8533,7 @@
     </w:tblStylePr>
     <w:tblStylePr w:type="lastCol">
       <w:rPr>
+        <w:rFonts w:eastAsia="黑体"/>
         <w:b/>
         <w:bCs/>
         <w:color w:themeColor="background1" w:val="FFFFFF"/>
@@ -8120,6 +8582,7 @@
     </w:tblStylePr>
     <w:tblStylePr w:type="nwCell">
       <w:rPr>
+        <w:rFonts w:eastAsia="黑体"/>
         <w:color w:themeColor="background1" w:val="FFFFFF"/>
       </w:rPr>
       <w:tblPr/>
@@ -8163,6 +8626,7 @@
         <w:spacing w:after="0" w:before="0" w:line="240" w:lineRule="auto"/>
       </w:pPr>
       <w:rPr>
+        <w:rFonts w:eastAsia="黑体"/>
         <w:b/>
         <w:bCs/>
         <w:color w:themeColor="background1" w:val="FFFFFF"/>
@@ -8185,6 +8649,7 @@
         <w:spacing w:after="0" w:before="0" w:line="240" w:lineRule="auto"/>
       </w:pPr>
       <w:rPr>
+        <w:rFonts w:eastAsia="黑体"/>
         <w:color w:val="auto"/>
       </w:rPr>
       <w:tblPr/>
@@ -8202,6 +8667,7 @@
     </w:tblStylePr>
     <w:tblStylePr w:type="firstCol">
       <w:rPr>
+        <w:rFonts w:eastAsia="黑体"/>
         <w:b/>
         <w:bCs/>
         <w:color w:themeColor="background1" w:val="FFFFFF"/>
@@ -8221,6 +8687,7 @@
     </w:tblStylePr>
     <w:tblStylePr w:type="lastCol">
       <w:rPr>
+        <w:rFonts w:eastAsia="黑体"/>
         <w:b/>
         <w:bCs/>
         <w:color w:themeColor="background1" w:val="FFFFFF"/>
@@ -8269,6 +8736,7 @@
     </w:tblStylePr>
     <w:tblStylePr w:type="nwCell">
       <w:rPr>
+        <w:rFonts w:eastAsia="黑体"/>
         <w:color w:themeColor="background1" w:val="FFFFFF"/>
       </w:rPr>
       <w:tblPr/>
@@ -8312,6 +8780,7 @@
         <w:spacing w:after="0" w:before="0" w:line="240" w:lineRule="auto"/>
       </w:pPr>
       <w:rPr>
+        <w:rFonts w:eastAsia="黑体"/>
         <w:b/>
         <w:bCs/>
         <w:color w:themeColor="background1" w:val="FFFFFF"/>
@@ -8334,6 +8803,7 @@
         <w:spacing w:after="0" w:before="0" w:line="240" w:lineRule="auto"/>
       </w:pPr>
       <w:rPr>
+        <w:rFonts w:eastAsia="黑体"/>
         <w:color w:val="auto"/>
       </w:rPr>
       <w:tblPr/>
@@ -8351,6 +8821,7 @@
     </w:tblStylePr>
     <w:tblStylePr w:type="firstCol">
       <w:rPr>
+        <w:rFonts w:eastAsia="黑体"/>
         <w:b/>
         <w:bCs/>
         <w:color w:themeColor="background1" w:val="FFFFFF"/>
@@ -8370,6 +8841,7 @@
     </w:tblStylePr>
     <w:tblStylePr w:type="lastCol">
       <w:rPr>
+        <w:rFonts w:eastAsia="黑体"/>
         <w:b/>
         <w:bCs/>
         <w:color w:themeColor="background1" w:val="FFFFFF"/>
@@ -8418,6 +8890,7 @@
     </w:tblStylePr>
     <w:tblStylePr w:type="nwCell">
       <w:rPr>
+        <w:rFonts w:eastAsia="黑体"/>
         <w:color w:themeColor="background1" w:val="FFFFFF"/>
       </w:rPr>
       <w:tblPr/>
@@ -8442,6 +8915,7 @@
       <w:spacing w:after="0" w:line="240" w:lineRule="auto"/>
     </w:pPr>
     <w:rPr>
+      <w:rFonts w:eastAsia="黑体"/>
       <w:color w:themeColor="text1" w:val="000000"/>
     </w:rPr>
     <w:tblPr>
@@ -8461,7 +8935,7 @@
     </w:tblPr>
     <w:tblStylePr w:type="firstRow">
       <w:rPr>
-        <w:rFonts w:asciiTheme="majorHAnsi" w:cstheme="majorBidi" w:eastAsiaTheme="majorEastAsia" w:hAnsiTheme="majorHAnsi"/>
+        <w:rFonts w:asciiTheme="majorHAnsi" w:cstheme="majorBidi" w:hAnsiTheme="majorHAnsi" w:eastAsia="黑体"/>
       </w:rPr>
       <w:tblPr/>
       <w:tcPr>
@@ -8473,6 +8947,7 @@
     </w:tblStylePr>
     <w:tblStylePr w:type="lastRow">
       <w:rPr>
+        <w:rFonts w:eastAsia="黑体"/>
         <w:b/>
         <w:bCs/>
         <w:color w:themeColor="text2" w:val="1F497D"/>
@@ -8487,12 +8962,14 @@
     </w:tblStylePr>
     <w:tblStylePr w:type="firstCol">
       <w:rPr>
+        <w:rFonts w:eastAsia="黑体"/>
         <w:b/>
         <w:bCs/>
       </w:rPr>
     </w:tblStylePr>
     <w:tblStylePr w:type="lastCol">
       <w:rPr>
+        <w:rFonts w:eastAsia="黑体"/>
         <w:b/>
         <w:bCs/>
       </w:rPr>
@@ -8526,6 +9003,7 @@
       <w:spacing w:after="0" w:line="240" w:lineRule="auto"/>
     </w:pPr>
     <w:rPr>
+      <w:rFonts w:eastAsia="黑体"/>
       <w:color w:themeColor="text1" w:val="000000"/>
     </w:rPr>
     <w:tblPr>
@@ -8545,7 +9023,7 @@
     </w:tblPr>
     <w:tblStylePr w:type="firstRow">
       <w:rPr>
-        <w:rFonts w:asciiTheme="majorHAnsi" w:cstheme="majorBidi" w:eastAsiaTheme="majorEastAsia" w:hAnsiTheme="majorHAnsi"/>
+        <w:rFonts w:asciiTheme="majorHAnsi" w:cstheme="majorBidi" w:hAnsiTheme="majorHAnsi" w:eastAsia="黑体"/>
       </w:rPr>
       <w:tblPr/>
       <w:tcPr>
@@ -8557,6 +9035,7 @@
     </w:tblStylePr>
     <w:tblStylePr w:type="lastRow">
       <w:rPr>
+        <w:rFonts w:eastAsia="黑体"/>
         <w:b/>
         <w:bCs/>
         <w:color w:themeColor="text2" w:val="1F497D"/>
@@ -8571,12 +9050,14 @@
     </w:tblStylePr>
     <w:tblStylePr w:type="firstCol">
       <w:rPr>
+        <w:rFonts w:eastAsia="黑体"/>
         <w:b/>
         <w:bCs/>
       </w:rPr>
     </w:tblStylePr>
     <w:tblStylePr w:type="lastCol">
       <w:rPr>
+        <w:rFonts w:eastAsia="黑体"/>
         <w:b/>
         <w:bCs/>
       </w:rPr>
@@ -8610,6 +9091,7 @@
       <w:spacing w:after="0" w:line="240" w:lineRule="auto"/>
     </w:pPr>
     <w:rPr>
+      <w:rFonts w:eastAsia="黑体"/>
       <w:color w:themeColor="text1" w:val="000000"/>
     </w:rPr>
     <w:tblPr>
@@ -8629,7 +9111,7 @@
     </w:tblPr>
     <w:tblStylePr w:type="firstRow">
       <w:rPr>
-        <w:rFonts w:asciiTheme="majorHAnsi" w:cstheme="majorBidi" w:eastAsiaTheme="majorEastAsia" w:hAnsiTheme="majorHAnsi"/>
+        <w:rFonts w:asciiTheme="majorHAnsi" w:cstheme="majorBidi" w:hAnsiTheme="majorHAnsi" w:eastAsia="黑体"/>
       </w:rPr>
       <w:tblPr/>
       <w:tcPr>
@@ -8641,6 +9123,7 @@
     </w:tblStylePr>
     <w:tblStylePr w:type="lastRow">
       <w:rPr>
+        <w:rFonts w:eastAsia="黑体"/>
         <w:b/>
         <w:bCs/>
         <w:color w:themeColor="text2" w:val="1F497D"/>
@@ -8655,12 +9138,14 @@
     </w:tblStylePr>
     <w:tblStylePr w:type="firstCol">
       <w:rPr>
+        <w:rFonts w:eastAsia="黑体"/>
         <w:b/>
         <w:bCs/>
       </w:rPr>
     </w:tblStylePr>
     <w:tblStylePr w:type="lastCol">
       <w:rPr>
+        <w:rFonts w:eastAsia="黑体"/>
         <w:b/>
         <w:bCs/>
       </w:rPr>
@@ -8694,6 +9179,7 @@
       <w:spacing w:after="0" w:line="240" w:lineRule="auto"/>
     </w:pPr>
     <w:rPr>
+      <w:rFonts w:eastAsia="黑体"/>
       <w:color w:themeColor="text1" w:val="000000"/>
     </w:rPr>
     <w:tblPr>
@@ -8713,7 +9199,7 @@
     </w:tblPr>
     <w:tblStylePr w:type="firstRow">
       <w:rPr>
-        <w:rFonts w:asciiTheme="majorHAnsi" w:cstheme="majorBidi" w:eastAsiaTheme="majorEastAsia" w:hAnsiTheme="majorHAnsi"/>
+        <w:rFonts w:asciiTheme="majorHAnsi" w:cstheme="majorBidi" w:hAnsiTheme="majorHAnsi" w:eastAsia="黑体"/>
       </w:rPr>
       <w:tblPr/>
       <w:tcPr>
@@ -8725,6 +9211,7 @@
     </w:tblStylePr>
     <w:tblStylePr w:type="lastRow">
       <w:rPr>
+        <w:rFonts w:eastAsia="黑体"/>
         <w:b/>
         <w:bCs/>
         <w:color w:themeColor="text2" w:val="1F497D"/>
@@ -8739,12 +9226,14 @@
     </w:tblStylePr>
     <w:tblStylePr w:type="firstCol">
       <w:rPr>
+        <w:rFonts w:eastAsia="黑体"/>
         <w:b/>
         <w:bCs/>
       </w:rPr>
     </w:tblStylePr>
     <w:tblStylePr w:type="lastCol">
       <w:rPr>
+        <w:rFonts w:eastAsia="黑体"/>
         <w:b/>
         <w:bCs/>
       </w:rPr>
@@ -8778,6 +9267,7 @@
       <w:spacing w:after="0" w:line="240" w:lineRule="auto"/>
     </w:pPr>
     <w:rPr>
+      <w:rFonts w:eastAsia="黑体"/>
       <w:color w:themeColor="text1" w:val="000000"/>
     </w:rPr>
     <w:tblPr>
@@ -8797,7 +9287,7 @@
     </w:tblPr>
     <w:tblStylePr w:type="firstRow">
       <w:rPr>
-        <w:rFonts w:asciiTheme="majorHAnsi" w:cstheme="majorBidi" w:eastAsiaTheme="majorEastAsia" w:hAnsiTheme="majorHAnsi"/>
+        <w:rFonts w:asciiTheme="majorHAnsi" w:cstheme="majorBidi" w:hAnsiTheme="majorHAnsi" w:eastAsia="黑体"/>
       </w:rPr>
       <w:tblPr/>
       <w:tcPr>
@@ -8809,6 +9299,7 @@
     </w:tblStylePr>
     <w:tblStylePr w:type="lastRow">
       <w:rPr>
+        <w:rFonts w:eastAsia="黑体"/>
         <w:b/>
         <w:bCs/>
         <w:color w:themeColor="text2" w:val="1F497D"/>
@@ -8823,12 +9314,14 @@
     </w:tblStylePr>
     <w:tblStylePr w:type="firstCol">
       <w:rPr>
+        <w:rFonts w:eastAsia="黑体"/>
         <w:b/>
         <w:bCs/>
       </w:rPr>
     </w:tblStylePr>
     <w:tblStylePr w:type="lastCol">
       <w:rPr>
+        <w:rFonts w:eastAsia="黑体"/>
         <w:b/>
         <w:bCs/>
       </w:rPr>
@@ -8862,6 +9355,7 @@
       <w:spacing w:after="0" w:line="240" w:lineRule="auto"/>
     </w:pPr>
     <w:rPr>
+      <w:rFonts w:eastAsia="黑体"/>
       <w:color w:themeColor="text1" w:val="000000"/>
     </w:rPr>
     <w:tblPr>
@@ -8881,7 +9375,7 @@
     </w:tblPr>
     <w:tblStylePr w:type="firstRow">
       <w:rPr>
-        <w:rFonts w:asciiTheme="majorHAnsi" w:cstheme="majorBidi" w:eastAsiaTheme="majorEastAsia" w:hAnsiTheme="majorHAnsi"/>
+        <w:rFonts w:asciiTheme="majorHAnsi" w:cstheme="majorBidi" w:hAnsiTheme="majorHAnsi" w:eastAsia="黑体"/>
       </w:rPr>
       <w:tblPr/>
       <w:tcPr>
@@ -8893,6 +9387,7 @@
     </w:tblStylePr>
     <w:tblStylePr w:type="lastRow">
       <w:rPr>
+        <w:rFonts w:eastAsia="黑体"/>
         <w:b/>
         <w:bCs/>
         <w:color w:themeColor="text2" w:val="1F497D"/>
@@ -8907,12 +9402,14 @@
     </w:tblStylePr>
     <w:tblStylePr w:type="firstCol">
       <w:rPr>
+        <w:rFonts w:eastAsia="黑体"/>
         <w:b/>
         <w:bCs/>
       </w:rPr>
     </w:tblStylePr>
     <w:tblStylePr w:type="lastCol">
       <w:rPr>
+        <w:rFonts w:eastAsia="黑体"/>
         <w:b/>
         <w:bCs/>
       </w:rPr>
@@ -8946,6 +9443,7 @@
       <w:spacing w:after="0" w:line="240" w:lineRule="auto"/>
     </w:pPr>
     <w:rPr>
+      <w:rFonts w:eastAsia="黑体"/>
       <w:color w:themeColor="text1" w:val="000000"/>
     </w:rPr>
     <w:tblPr>
@@ -8965,7 +9463,7 @@
     </w:tblPr>
     <w:tblStylePr w:type="firstRow">
       <w:rPr>
-        <w:rFonts w:asciiTheme="majorHAnsi" w:cstheme="majorBidi" w:eastAsiaTheme="majorEastAsia" w:hAnsiTheme="majorHAnsi"/>
+        <w:rFonts w:asciiTheme="majorHAnsi" w:cstheme="majorBidi" w:hAnsiTheme="majorHAnsi" w:eastAsia="黑体"/>
       </w:rPr>
       <w:tblPr/>
       <w:tcPr>
@@ -8977,6 +9475,7 @@
     </w:tblStylePr>
     <w:tblStylePr w:type="lastRow">
       <w:rPr>
+        <w:rFonts w:eastAsia="黑体"/>
         <w:b/>
         <w:bCs/>
         <w:color w:themeColor="text2" w:val="1F497D"/>
@@ -8991,12 +9490,14 @@
     </w:tblStylePr>
     <w:tblStylePr w:type="firstCol">
       <w:rPr>
+        <w:rFonts w:eastAsia="黑体"/>
         <w:b/>
         <w:bCs/>
       </w:rPr>
     </w:tblStylePr>
     <w:tblStylePr w:type="lastCol">
       <w:rPr>
+        <w:rFonts w:eastAsia="黑体"/>
         <w:b/>
         <w:bCs/>
       </w:rPr>
@@ -9030,7 +9531,7 @@
       <w:spacing w:after="0" w:line="240" w:lineRule="auto"/>
     </w:pPr>
     <w:rPr>
-      <w:rFonts w:asciiTheme="majorHAnsi" w:cstheme="majorBidi" w:eastAsiaTheme="majorEastAsia" w:hAnsiTheme="majorHAnsi"/>
+      <w:rFonts w:asciiTheme="majorHAnsi" w:cstheme="majorBidi" w:hAnsiTheme="majorHAnsi" w:eastAsia="黑体"/>
       <w:color w:themeColor="text1" w:val="000000"/>
     </w:rPr>
     <w:tblPr>
@@ -9052,6 +9553,7 @@
     </w:tblPr>
     <w:tblStylePr w:type="firstRow">
       <w:rPr>
+        <w:rFonts w:eastAsia="黑体"/>
         <w:sz w:val="24"/>
         <w:szCs w:val="24"/>
       </w:rPr>
@@ -9158,7 +9660,7 @@
       <w:spacing w:after="0" w:line="240" w:lineRule="auto"/>
     </w:pPr>
     <w:rPr>
-      <w:rFonts w:asciiTheme="majorHAnsi" w:cstheme="majorBidi" w:eastAsiaTheme="majorEastAsia" w:hAnsiTheme="majorHAnsi"/>
+      <w:rFonts w:asciiTheme="majorHAnsi" w:cstheme="majorBidi" w:hAnsiTheme="majorHAnsi" w:eastAsia="黑体"/>
       <w:color w:themeColor="text1" w:val="000000"/>
     </w:rPr>
     <w:tblPr>
@@ -9180,6 +9682,7 @@
     </w:tblPr>
     <w:tblStylePr w:type="firstRow">
       <w:rPr>
+        <w:rFonts w:eastAsia="黑体"/>
         <w:sz w:val="24"/>
         <w:szCs w:val="24"/>
       </w:rPr>
@@ -9286,7 +9789,7 @@
       <w:spacing w:after="0" w:line="240" w:lineRule="auto"/>
     </w:pPr>
     <w:rPr>
-      <w:rFonts w:asciiTheme="majorHAnsi" w:cstheme="majorBidi" w:eastAsiaTheme="majorEastAsia" w:hAnsiTheme="majorHAnsi"/>
+      <w:rFonts w:asciiTheme="majorHAnsi" w:cstheme="majorBidi" w:hAnsiTheme="majorHAnsi" w:eastAsia="黑体"/>
       <w:color w:themeColor="text1" w:val="000000"/>
     </w:rPr>
     <w:tblPr>
@@ -9308,6 +9811,7 @@
     </w:tblPr>
     <w:tblStylePr w:type="firstRow">
       <w:rPr>
+        <w:rFonts w:eastAsia="黑体"/>
         <w:sz w:val="24"/>
         <w:szCs w:val="24"/>
       </w:rPr>
@@ -9414,7 +9918,7 @@
       <w:spacing w:after="0" w:line="240" w:lineRule="auto"/>
     </w:pPr>
     <w:rPr>
-      <w:rFonts w:asciiTheme="majorHAnsi" w:cstheme="majorBidi" w:eastAsiaTheme="majorEastAsia" w:hAnsiTheme="majorHAnsi"/>
+      <w:rFonts w:asciiTheme="majorHAnsi" w:cstheme="majorBidi" w:hAnsiTheme="majorHAnsi" w:eastAsia="黑体"/>
       <w:color w:themeColor="text1" w:val="000000"/>
     </w:rPr>
     <w:tblPr>
@@ -9436,6 +9940,7 @@
     </w:tblPr>
     <w:tblStylePr w:type="firstRow">
       <w:rPr>
+        <w:rFonts w:eastAsia="黑体"/>
         <w:sz w:val="24"/>
         <w:szCs w:val="24"/>
       </w:rPr>
@@ -9542,7 +10047,7 @@
       <w:spacing w:after="0" w:line="240" w:lineRule="auto"/>
     </w:pPr>
     <w:rPr>
-      <w:rFonts w:asciiTheme="majorHAnsi" w:cstheme="majorBidi" w:eastAsiaTheme="majorEastAsia" w:hAnsiTheme="majorHAnsi"/>
+      <w:rFonts w:asciiTheme="majorHAnsi" w:cstheme="majorBidi" w:hAnsiTheme="majorHAnsi" w:eastAsia="黑体"/>
       <w:color w:themeColor="text1" w:val="000000"/>
     </w:rPr>
     <w:tblPr>
@@ -9564,6 +10069,7 @@
     </w:tblPr>
     <w:tblStylePr w:type="firstRow">
       <w:rPr>
+        <w:rFonts w:eastAsia="黑体"/>
         <w:sz w:val="24"/>
         <w:szCs w:val="24"/>
       </w:rPr>
@@ -9670,7 +10176,7 @@
       <w:spacing w:after="0" w:line="240" w:lineRule="auto"/>
     </w:pPr>
     <w:rPr>
-      <w:rFonts w:asciiTheme="majorHAnsi" w:cstheme="majorBidi" w:eastAsiaTheme="majorEastAsia" w:hAnsiTheme="majorHAnsi"/>
+      <w:rFonts w:asciiTheme="majorHAnsi" w:cstheme="majorBidi" w:hAnsiTheme="majorHAnsi" w:eastAsia="黑体"/>
       <w:color w:themeColor="text1" w:val="000000"/>
     </w:rPr>
     <w:tblPr>
@@ -9692,6 +10198,7 @@
     </w:tblPr>
     <w:tblStylePr w:type="firstRow">
       <w:rPr>
+        <w:rFonts w:eastAsia="黑体"/>
         <w:sz w:val="24"/>
         <w:szCs w:val="24"/>
       </w:rPr>
@@ -9798,7 +10305,7 @@
       <w:spacing w:after="0" w:line="240" w:lineRule="auto"/>
     </w:pPr>
     <w:rPr>
-      <w:rFonts w:asciiTheme="majorHAnsi" w:cstheme="majorBidi" w:eastAsiaTheme="majorEastAsia" w:hAnsiTheme="majorHAnsi"/>
+      <w:rFonts w:asciiTheme="majorHAnsi" w:cstheme="majorBidi" w:hAnsiTheme="majorHAnsi" w:eastAsia="黑体"/>
       <w:color w:themeColor="text1" w:val="000000"/>
     </w:rPr>
     <w:tblPr>
@@ -9820,6 +10327,7 @@
     </w:tblPr>
     <w:tblStylePr w:type="firstRow">
       <w:rPr>
+        <w:rFonts w:eastAsia="黑体"/>
         <w:sz w:val="24"/>
         <w:szCs w:val="24"/>
       </w:rPr>
@@ -9949,12 +10457,14 @@
     </w:tcPr>
     <w:tblStylePr w:type="firstRow">
       <w:rPr>
+        <w:rFonts w:eastAsia="黑体"/>
         <w:b/>
         <w:bCs/>
       </w:rPr>
     </w:tblStylePr>
     <w:tblStylePr w:type="lastRow">
       <w:rPr>
+        <w:rFonts w:eastAsia="黑体"/>
         <w:b/>
         <w:bCs/>
       </w:rPr>
@@ -9967,12 +10477,14 @@
     </w:tblStylePr>
     <w:tblStylePr w:type="firstCol">
       <w:rPr>
+        <w:rFonts w:eastAsia="黑体"/>
         <w:b/>
         <w:bCs/>
       </w:rPr>
     </w:tblStylePr>
     <w:tblStylePr w:type="lastCol">
       <w:rPr>
+        <w:rFonts w:eastAsia="黑体"/>
         <w:b/>
         <w:bCs/>
       </w:rPr>
@@ -10022,12 +10534,14 @@
     </w:tcPr>
     <w:tblStylePr w:type="firstRow">
       <w:rPr>
+        <w:rFonts w:eastAsia="黑体"/>
         <w:b/>
         <w:bCs/>
       </w:rPr>
     </w:tblStylePr>
     <w:tblStylePr w:type="lastRow">
       <w:rPr>
+        <w:rFonts w:eastAsia="黑体"/>
         <w:b/>
         <w:bCs/>
       </w:rPr>
@@ -10040,12 +10554,14 @@
     </w:tblStylePr>
     <w:tblStylePr w:type="firstCol">
       <w:rPr>
+        <w:rFonts w:eastAsia="黑体"/>
         <w:b/>
         <w:bCs/>
       </w:rPr>
     </w:tblStylePr>
     <w:tblStylePr w:type="lastCol">
       <w:rPr>
+        <w:rFonts w:eastAsia="黑体"/>
         <w:b/>
         <w:bCs/>
       </w:rPr>
@@ -10095,12 +10611,14 @@
     </w:tcPr>
     <w:tblStylePr w:type="firstRow">
       <w:rPr>
+        <w:rFonts w:eastAsia="黑体"/>
         <w:b/>
         <w:bCs/>
       </w:rPr>
     </w:tblStylePr>
     <w:tblStylePr w:type="lastRow">
       <w:rPr>
+        <w:rFonts w:eastAsia="黑体"/>
         <w:b/>
         <w:bCs/>
       </w:rPr>
@@ -10113,12 +10631,14 @@
     </w:tblStylePr>
     <w:tblStylePr w:type="firstCol">
       <w:rPr>
+        <w:rFonts w:eastAsia="黑体"/>
         <w:b/>
         <w:bCs/>
       </w:rPr>
     </w:tblStylePr>
     <w:tblStylePr w:type="lastCol">
       <w:rPr>
+        <w:rFonts w:eastAsia="黑体"/>
         <w:b/>
         <w:bCs/>
       </w:rPr>
@@ -10168,12 +10688,14 @@
     </w:tcPr>
     <w:tblStylePr w:type="firstRow">
       <w:rPr>
+        <w:rFonts w:eastAsia="黑体"/>
         <w:b/>
         <w:bCs/>
       </w:rPr>
     </w:tblStylePr>
     <w:tblStylePr w:type="lastRow">
       <w:rPr>
+        <w:rFonts w:eastAsia="黑体"/>
         <w:b/>
         <w:bCs/>
       </w:rPr>
@@ -10186,12 +10708,14 @@
     </w:tblStylePr>
     <w:tblStylePr w:type="firstCol">
       <w:rPr>
+        <w:rFonts w:eastAsia="黑体"/>
         <w:b/>
         <w:bCs/>
       </w:rPr>
     </w:tblStylePr>
     <w:tblStylePr w:type="lastCol">
       <w:rPr>
+        <w:rFonts w:eastAsia="黑体"/>
         <w:b/>
         <w:bCs/>
       </w:rPr>
@@ -10241,12 +10765,14 @@
     </w:tcPr>
     <w:tblStylePr w:type="firstRow">
       <w:rPr>
+        <w:rFonts w:eastAsia="黑体"/>
         <w:b/>
         <w:bCs/>
       </w:rPr>
     </w:tblStylePr>
     <w:tblStylePr w:type="lastRow">
       <w:rPr>
+        <w:rFonts w:eastAsia="黑体"/>
         <w:b/>
         <w:bCs/>
       </w:rPr>
@@ -10259,12 +10785,14 @@
     </w:tblStylePr>
     <w:tblStylePr w:type="firstCol">
       <w:rPr>
+        <w:rFonts w:eastAsia="黑体"/>
         <w:b/>
         <w:bCs/>
       </w:rPr>
     </w:tblStylePr>
     <w:tblStylePr w:type="lastCol">
       <w:rPr>
+        <w:rFonts w:eastAsia="黑体"/>
         <w:b/>
         <w:bCs/>
       </w:rPr>
@@ -10314,12 +10842,14 @@
     </w:tcPr>
     <w:tblStylePr w:type="firstRow">
       <w:rPr>
+        <w:rFonts w:eastAsia="黑体"/>
         <w:b/>
         <w:bCs/>
       </w:rPr>
     </w:tblStylePr>
     <w:tblStylePr w:type="lastRow">
       <w:rPr>
+        <w:rFonts w:eastAsia="黑体"/>
         <w:b/>
         <w:bCs/>
       </w:rPr>
@@ -10332,12 +10862,14 @@
     </w:tblStylePr>
     <w:tblStylePr w:type="firstCol">
       <w:rPr>
+        <w:rFonts w:eastAsia="黑体"/>
         <w:b/>
         <w:bCs/>
       </w:rPr>
     </w:tblStylePr>
     <w:tblStylePr w:type="lastCol">
       <w:rPr>
+        <w:rFonts w:eastAsia="黑体"/>
         <w:b/>
         <w:bCs/>
       </w:rPr>
@@ -10387,12 +10919,14 @@
     </w:tcPr>
     <w:tblStylePr w:type="firstRow">
       <w:rPr>
+        <w:rFonts w:eastAsia="黑体"/>
         <w:b/>
         <w:bCs/>
       </w:rPr>
     </w:tblStylePr>
     <w:tblStylePr w:type="lastRow">
       <w:rPr>
+        <w:rFonts w:eastAsia="黑体"/>
         <w:b/>
         <w:bCs/>
       </w:rPr>
@@ -10405,12 +10939,14 @@
     </w:tblStylePr>
     <w:tblStylePr w:type="firstCol">
       <w:rPr>
+        <w:rFonts w:eastAsia="黑体"/>
         <w:b/>
         <w:bCs/>
       </w:rPr>
     </w:tblStylePr>
     <w:tblStylePr w:type="lastCol">
       <w:rPr>
+        <w:rFonts w:eastAsia="黑体"/>
         <w:b/>
         <w:bCs/>
       </w:rPr>
@@ -10437,7 +10973,7 @@
       <w:spacing w:after="0" w:line="240" w:lineRule="auto"/>
     </w:pPr>
     <w:rPr>
-      <w:rFonts w:asciiTheme="majorHAnsi" w:cstheme="majorBidi" w:eastAsiaTheme="majorEastAsia" w:hAnsiTheme="majorHAnsi"/>
+      <w:rFonts w:asciiTheme="majorHAnsi" w:cstheme="majorBidi" w:hAnsiTheme="majorHAnsi" w:eastAsia="黑体"/>
       <w:color w:themeColor="text1" w:val="000000"/>
     </w:rPr>
     <w:tblPr>
@@ -10464,6 +11000,7 @@
     </w:tcPr>
     <w:tblStylePr w:type="firstRow">
       <w:rPr>
+        <w:rFonts w:eastAsia="黑体"/>
         <w:b/>
         <w:bCs/>
         <w:color w:themeColor="text1" w:val="000000"/>
@@ -10475,6 +11012,7 @@
     </w:tblStylePr>
     <w:tblStylePr w:type="lastRow">
       <w:rPr>
+        <w:rFonts w:eastAsia="黑体"/>
         <w:b/>
         <w:bCs/>
         <w:color w:themeColor="text1" w:val="000000"/>
@@ -10494,6 +11032,7 @@
     </w:tblStylePr>
     <w:tblStylePr w:type="firstCol">
       <w:rPr>
+        <w:rFonts w:eastAsia="黑体"/>
         <w:b/>
         <w:bCs/>
         <w:color w:themeColor="text1" w:val="000000"/>
@@ -10513,6 +11052,7 @@
     </w:tblStylePr>
     <w:tblStylePr w:type="lastCol">
       <w:rPr>
+        <w:rFonts w:eastAsia="黑体"/>
         <w:b w:val="0"/>
         <w:bCs w:val="0"/>
         <w:color w:themeColor="text1" w:val="000000"/>
@@ -10562,7 +11102,7 @@
       <w:spacing w:after="0" w:line="240" w:lineRule="auto"/>
     </w:pPr>
     <w:rPr>
-      <w:rFonts w:asciiTheme="majorHAnsi" w:cstheme="majorBidi" w:eastAsiaTheme="majorEastAsia" w:hAnsiTheme="majorHAnsi"/>
+      <w:rFonts w:asciiTheme="majorHAnsi" w:cstheme="majorBidi" w:hAnsiTheme="majorHAnsi" w:eastAsia="黑体"/>
       <w:color w:themeColor="text1" w:val="000000"/>
     </w:rPr>
     <w:tblPr>
@@ -10589,6 +11129,7 @@
     </w:tcPr>
     <w:tblStylePr w:type="firstRow">
       <w:rPr>
+        <w:rFonts w:eastAsia="黑体"/>
         <w:b/>
         <w:bCs/>
         <w:color w:themeColor="text1" w:val="000000"/>
@@ -10600,6 +11141,7 @@
     </w:tblStylePr>
     <w:tblStylePr w:type="lastRow">
       <w:rPr>
+        <w:rFonts w:eastAsia="黑体"/>
         <w:b/>
         <w:bCs/>
         <w:color w:themeColor="text1" w:val="000000"/>
@@ -10619,6 +11161,7 @@
     </w:tblStylePr>
     <w:tblStylePr w:type="firstCol">
       <w:rPr>
+        <w:rFonts w:eastAsia="黑体"/>
         <w:b/>
         <w:bCs/>
         <w:color w:themeColor="text1" w:val="000000"/>
@@ -10638,6 +11181,7 @@
     </w:tblStylePr>
     <w:tblStylePr w:type="lastCol">
       <w:rPr>
+        <w:rFonts w:eastAsia="黑体"/>
         <w:b w:val="0"/>
         <w:bCs w:val="0"/>
         <w:color w:themeColor="text1" w:val="000000"/>
@@ -10687,7 +11231,7 @@
       <w:spacing w:after="0" w:line="240" w:lineRule="auto"/>
     </w:pPr>
     <w:rPr>
-      <w:rFonts w:asciiTheme="majorHAnsi" w:cstheme="majorBidi" w:eastAsiaTheme="majorEastAsia" w:hAnsiTheme="majorHAnsi"/>
+      <w:rFonts w:asciiTheme="majorHAnsi" w:cstheme="majorBidi" w:hAnsiTheme="majorHAnsi" w:eastAsia="黑体"/>
       <w:color w:themeColor="text1" w:val="000000"/>
     </w:rPr>
     <w:tblPr>
@@ -10714,6 +11258,7 @@
     </w:tcPr>
     <w:tblStylePr w:type="firstRow">
       <w:rPr>
+        <w:rFonts w:eastAsia="黑体"/>
         <w:b/>
         <w:bCs/>
         <w:color w:themeColor="text1" w:val="000000"/>
@@ -10725,6 +11270,7 @@
     </w:tblStylePr>
     <w:tblStylePr w:type="lastRow">
       <w:rPr>
+        <w:rFonts w:eastAsia="黑体"/>
         <w:b/>
         <w:bCs/>
         <w:color w:themeColor="text1" w:val="000000"/>
@@ -10744,6 +11290,7 @@
     </w:tblStylePr>
     <w:tblStylePr w:type="firstCol">
       <w:rPr>
+        <w:rFonts w:eastAsia="黑体"/>
         <w:b/>
         <w:bCs/>
         <w:color w:themeColor="text1" w:val="000000"/>
@@ -10763,6 +11310,7 @@
     </w:tblStylePr>
     <w:tblStylePr w:type="lastCol">
       <w:rPr>
+        <w:rFonts w:eastAsia="黑体"/>
         <w:b w:val="0"/>
         <w:bCs w:val="0"/>
         <w:color w:themeColor="text1" w:val="000000"/>
@@ -10812,7 +11360,7 @@
       <w:spacing w:after="0" w:line="240" w:lineRule="auto"/>
     </w:pPr>
     <w:rPr>
-      <w:rFonts w:asciiTheme="majorHAnsi" w:cstheme="majorBidi" w:eastAsiaTheme="majorEastAsia" w:hAnsiTheme="majorHAnsi"/>
+      <w:rFonts w:asciiTheme="majorHAnsi" w:cstheme="majorBidi" w:hAnsiTheme="majorHAnsi" w:eastAsia="黑体"/>
       <w:color w:themeColor="text1" w:val="000000"/>
     </w:rPr>
     <w:tblPr>
@@ -10839,6 +11387,7 @@
     </w:tcPr>
     <w:tblStylePr w:type="firstRow">
       <w:rPr>
+        <w:rFonts w:eastAsia="黑体"/>
         <w:b/>
         <w:bCs/>
         <w:color w:themeColor="text1" w:val="000000"/>
@@ -10850,6 +11399,7 @@
     </w:tblStylePr>
     <w:tblStylePr w:type="lastRow">
       <w:rPr>
+        <w:rFonts w:eastAsia="黑体"/>
         <w:b/>
         <w:bCs/>
         <w:color w:themeColor="text1" w:val="000000"/>
@@ -10869,6 +11419,7 @@
     </w:tblStylePr>
     <w:tblStylePr w:type="firstCol">
       <w:rPr>
+        <w:rFonts w:eastAsia="黑体"/>
         <w:b/>
         <w:bCs/>
         <w:color w:themeColor="text1" w:val="000000"/>
@@ -10888,6 +11439,7 @@
     </w:tblStylePr>
     <w:tblStylePr w:type="lastCol">
       <w:rPr>
+        <w:rFonts w:eastAsia="黑体"/>
         <w:b w:val="0"/>
         <w:bCs w:val="0"/>
         <w:color w:themeColor="text1" w:val="000000"/>
@@ -10937,7 +11489,7 @@
       <w:spacing w:after="0" w:line="240" w:lineRule="auto"/>
     </w:pPr>
     <w:rPr>
-      <w:rFonts w:asciiTheme="majorHAnsi" w:cstheme="majorBidi" w:eastAsiaTheme="majorEastAsia" w:hAnsiTheme="majorHAnsi"/>
+      <w:rFonts w:asciiTheme="majorHAnsi" w:cstheme="majorBidi" w:hAnsiTheme="majorHAnsi" w:eastAsia="黑体"/>
       <w:color w:themeColor="text1" w:val="000000"/>
     </w:rPr>
     <w:tblPr>
@@ -10964,6 +11516,7 @@
     </w:tcPr>
     <w:tblStylePr w:type="firstRow">
       <w:rPr>
+        <w:rFonts w:eastAsia="黑体"/>
         <w:b/>
         <w:bCs/>
         <w:color w:themeColor="text1" w:val="000000"/>
@@ -10975,6 +11528,7 @@
     </w:tblStylePr>
     <w:tblStylePr w:type="lastRow">
       <w:rPr>
+        <w:rFonts w:eastAsia="黑体"/>
         <w:b/>
         <w:bCs/>
         <w:color w:themeColor="text1" w:val="000000"/>
@@ -10994,6 +11548,7 @@
     </w:tblStylePr>
     <w:tblStylePr w:type="firstCol">
       <w:rPr>
+        <w:rFonts w:eastAsia="黑体"/>
         <w:b/>
         <w:bCs/>
         <w:color w:themeColor="text1" w:val="000000"/>
@@ -11013,6 +11568,7 @@
     </w:tblStylePr>
     <w:tblStylePr w:type="lastCol">
       <w:rPr>
+        <w:rFonts w:eastAsia="黑体"/>
         <w:b w:val="0"/>
         <w:bCs w:val="0"/>
         <w:color w:themeColor="text1" w:val="000000"/>
@@ -11062,7 +11618,7 @@
       <w:spacing w:after="0" w:line="240" w:lineRule="auto"/>
     </w:pPr>
     <w:rPr>
-      <w:rFonts w:asciiTheme="majorHAnsi" w:cstheme="majorBidi" w:eastAsiaTheme="majorEastAsia" w:hAnsiTheme="majorHAnsi"/>
+      <w:rFonts w:asciiTheme="majorHAnsi" w:cstheme="majorBidi" w:hAnsiTheme="majorHAnsi" w:eastAsia="黑体"/>
       <w:color w:themeColor="text1" w:val="000000"/>
     </w:rPr>
     <w:tblPr>
@@ -11089,6 +11645,7 @@
     </w:tcPr>
     <w:tblStylePr w:type="firstRow">
       <w:rPr>
+        <w:rFonts w:eastAsia="黑体"/>
         <w:b/>
         <w:bCs/>
         <w:color w:themeColor="text1" w:val="000000"/>
@@ -11100,6 +11657,7 @@
     </w:tblStylePr>
     <w:tblStylePr w:type="lastRow">
       <w:rPr>
+        <w:rFonts w:eastAsia="黑体"/>
         <w:b/>
         <w:bCs/>
         <w:color w:themeColor="text1" w:val="000000"/>
@@ -11119,6 +11677,7 @@
     </w:tblStylePr>
     <w:tblStylePr w:type="firstCol">
       <w:rPr>
+        <w:rFonts w:eastAsia="黑体"/>
         <w:b/>
         <w:bCs/>
         <w:color w:themeColor="text1" w:val="000000"/>
@@ -11138,6 +11697,7 @@
     </w:tblStylePr>
     <w:tblStylePr w:type="lastCol">
       <w:rPr>
+        <w:rFonts w:eastAsia="黑体"/>
         <w:b w:val="0"/>
         <w:bCs w:val="0"/>
         <w:color w:themeColor="text1" w:val="000000"/>
@@ -11187,7 +11747,7 @@
       <w:spacing w:after="0" w:line="240" w:lineRule="auto"/>
     </w:pPr>
     <w:rPr>
-      <w:rFonts w:asciiTheme="majorHAnsi" w:cstheme="majorBidi" w:eastAsiaTheme="majorEastAsia" w:hAnsiTheme="majorHAnsi"/>
+      <w:rFonts w:asciiTheme="majorHAnsi" w:cstheme="majorBidi" w:hAnsiTheme="majorHAnsi" w:eastAsia="黑体"/>
       <w:color w:themeColor="text1" w:val="000000"/>
     </w:rPr>
     <w:tblPr>
@@ -11214,6 +11774,7 @@
     </w:tcPr>
     <w:tblStylePr w:type="firstRow">
       <w:rPr>
+        <w:rFonts w:eastAsia="黑体"/>
         <w:b/>
         <w:bCs/>
         <w:color w:themeColor="text1" w:val="000000"/>
@@ -11225,6 +11786,7 @@
     </w:tblStylePr>
     <w:tblStylePr w:type="lastRow">
       <w:rPr>
+        <w:rFonts w:eastAsia="黑体"/>
         <w:b/>
         <w:bCs/>
         <w:color w:themeColor="text1" w:val="000000"/>
@@ -11244,6 +11806,7 @@
     </w:tblStylePr>
     <w:tblStylePr w:type="firstCol">
       <w:rPr>
+        <w:rFonts w:eastAsia="黑体"/>
         <w:b/>
         <w:bCs/>
         <w:color w:themeColor="text1" w:val="000000"/>
@@ -11263,6 +11826,7 @@
     </w:tblStylePr>
     <w:tblStylePr w:type="lastCol">
       <w:rPr>
+        <w:rFonts w:eastAsia="黑体"/>
         <w:b w:val="0"/>
         <w:bCs w:val="0"/>
         <w:color w:themeColor="text1" w:val="000000"/>
@@ -11335,6 +11899,7 @@
     </w:tcPr>
     <w:tblStylePr w:type="firstRow">
       <w:rPr>
+        <w:rFonts w:eastAsia="黑体"/>
         <w:b/>
         <w:bCs/>
         <w:i w:val="0"/>
@@ -11356,6 +11921,7 @@
     </w:tblStylePr>
     <w:tblStylePr w:type="lastRow">
       <w:rPr>
+        <w:rFonts w:eastAsia="黑体"/>
         <w:b/>
         <w:bCs/>
         <w:i w:val="0"/>
@@ -11377,6 +11943,7 @@
     </w:tblStylePr>
     <w:tblStylePr w:type="firstCol">
       <w:rPr>
+        <w:rFonts w:eastAsia="黑体"/>
         <w:b/>
         <w:bCs/>
         <w:i w:val="0"/>
@@ -11396,6 +11963,7 @@
     </w:tblStylePr>
     <w:tblStylePr w:type="lastCol">
       <w:rPr>
+        <w:rFonts w:eastAsia="黑体"/>
         <w:b/>
         <w:bCs/>
         <w:i w:val="0"/>
@@ -11476,6 +12044,7 @@
     </w:tcPr>
     <w:tblStylePr w:type="firstRow">
       <w:rPr>
+        <w:rFonts w:eastAsia="黑体"/>
         <w:b/>
         <w:bCs/>
         <w:i w:val="0"/>
@@ -11497,6 +12066,7 @@
     </w:tblStylePr>
     <w:tblStylePr w:type="lastRow">
       <w:rPr>
+        <w:rFonts w:eastAsia="黑体"/>
         <w:b/>
         <w:bCs/>
         <w:i w:val="0"/>
@@ -11518,6 +12088,7 @@
     </w:tblStylePr>
     <w:tblStylePr w:type="firstCol">
       <w:rPr>
+        <w:rFonts w:eastAsia="黑体"/>
         <w:b/>
         <w:bCs/>
         <w:i w:val="0"/>
@@ -11537,6 +12108,7 @@
     </w:tblStylePr>
     <w:tblStylePr w:type="lastCol">
       <w:rPr>
+        <w:rFonts w:eastAsia="黑体"/>
         <w:b/>
         <w:bCs/>
         <w:i w:val="0"/>
@@ -11617,6 +12189,7 @@
     </w:tcPr>
     <w:tblStylePr w:type="firstRow">
       <w:rPr>
+        <w:rFonts w:eastAsia="黑体"/>
         <w:b/>
         <w:bCs/>
         <w:i w:val="0"/>
@@ -11638,6 +12211,7 @@
     </w:tblStylePr>
     <w:tblStylePr w:type="lastRow">
       <w:rPr>
+        <w:rFonts w:eastAsia="黑体"/>
         <w:b/>
         <w:bCs/>
         <w:i w:val="0"/>
@@ -11659,6 +12233,7 @@
     </w:tblStylePr>
     <w:tblStylePr w:type="firstCol">
       <w:rPr>
+        <w:rFonts w:eastAsia="黑体"/>
         <w:b/>
         <w:bCs/>
         <w:i w:val="0"/>
@@ -11678,6 +12253,7 @@
     </w:tblStylePr>
     <w:tblStylePr w:type="lastCol">
       <w:rPr>
+        <w:rFonts w:eastAsia="黑体"/>
         <w:b/>
         <w:bCs/>
         <w:i w:val="0"/>
@@ -11758,6 +12334,7 @@
     </w:tcPr>
     <w:tblStylePr w:type="firstRow">
       <w:rPr>
+        <w:rFonts w:eastAsia="黑体"/>
         <w:b/>
         <w:bCs/>
         <w:i w:val="0"/>
@@ -11779,6 +12356,7 @@
     </w:tblStylePr>
     <w:tblStylePr w:type="lastRow">
       <w:rPr>
+        <w:rFonts w:eastAsia="黑体"/>
         <w:b/>
         <w:bCs/>
         <w:i w:val="0"/>
@@ -11800,6 +12378,7 @@
     </w:tblStylePr>
     <w:tblStylePr w:type="firstCol">
       <w:rPr>
+        <w:rFonts w:eastAsia="黑体"/>
         <w:b/>
         <w:bCs/>
         <w:i w:val="0"/>
@@ -11819,6 +12398,7 @@
     </w:tblStylePr>
     <w:tblStylePr w:type="lastCol">
       <w:rPr>
+        <w:rFonts w:eastAsia="黑体"/>
         <w:b/>
         <w:bCs/>
         <w:i w:val="0"/>
@@ -11899,6 +12479,7 @@
     </w:tcPr>
     <w:tblStylePr w:type="firstRow">
       <w:rPr>
+        <w:rFonts w:eastAsia="黑体"/>
         <w:b/>
         <w:bCs/>
         <w:i w:val="0"/>
@@ -11920,6 +12501,7 @@
     </w:tblStylePr>
     <w:tblStylePr w:type="lastRow">
       <w:rPr>
+        <w:rFonts w:eastAsia="黑体"/>
         <w:b/>
         <w:bCs/>
         <w:i w:val="0"/>
@@ -11941,6 +12523,7 @@
     </w:tblStylePr>
     <w:tblStylePr w:type="firstCol">
       <w:rPr>
+        <w:rFonts w:eastAsia="黑体"/>
         <w:b/>
         <w:bCs/>
         <w:i w:val="0"/>
@@ -11960,6 +12543,7 @@
     </w:tblStylePr>
     <w:tblStylePr w:type="lastCol">
       <w:rPr>
+        <w:rFonts w:eastAsia="黑体"/>
         <w:b/>
         <w:bCs/>
         <w:i w:val="0"/>
@@ -12040,6 +12624,7 @@
     </w:tcPr>
     <w:tblStylePr w:type="firstRow">
       <w:rPr>
+        <w:rFonts w:eastAsia="黑体"/>
         <w:b/>
         <w:bCs/>
         <w:i w:val="0"/>
@@ -12061,6 +12646,7 @@
     </w:tblStylePr>
     <w:tblStylePr w:type="lastRow">
       <w:rPr>
+        <w:rFonts w:eastAsia="黑体"/>
         <w:b/>
         <w:bCs/>
         <w:i w:val="0"/>
@@ -12082,6 +12668,7 @@
     </w:tblStylePr>
     <w:tblStylePr w:type="firstCol">
       <w:rPr>
+        <w:rFonts w:eastAsia="黑体"/>
         <w:b/>
         <w:bCs/>
         <w:i w:val="0"/>
@@ -12101,6 +12688,7 @@
     </w:tblStylePr>
     <w:tblStylePr w:type="lastCol">
       <w:rPr>
+        <w:rFonts w:eastAsia="黑体"/>
         <w:b/>
         <w:bCs/>
         <w:i w:val="0"/>
@@ -12181,6 +12769,7 @@
     </w:tcPr>
     <w:tblStylePr w:type="firstRow">
       <w:rPr>
+        <w:rFonts w:eastAsia="黑体"/>
         <w:b/>
         <w:bCs/>
         <w:i w:val="0"/>
@@ -12202,6 +12791,7 @@
     </w:tblStylePr>
     <w:tblStylePr w:type="lastRow">
       <w:rPr>
+        <w:rFonts w:eastAsia="黑体"/>
         <w:b/>
         <w:bCs/>
         <w:i w:val="0"/>
@@ -12223,6 +12813,7 @@
     </w:tblStylePr>
     <w:tblStylePr w:type="firstCol">
       <w:rPr>
+        <w:rFonts w:eastAsia="黑体"/>
         <w:b/>
         <w:bCs/>
         <w:i w:val="0"/>
@@ -12242,6 +12833,7 @@
     </w:tblStylePr>
     <w:tblStylePr w:type="lastCol">
       <w:rPr>
+        <w:rFonts w:eastAsia="黑体"/>
         <w:b/>
         <w:bCs/>
         <w:i w:val="0"/>
@@ -12299,6 +12891,7 @@
       <w:spacing w:after="0" w:line="240" w:lineRule="auto"/>
     </w:pPr>
     <w:rPr>
+      <w:rFonts w:eastAsia="黑体"/>
       <w:color w:themeColor="background1" w:val="FFFFFF"/>
     </w:rPr>
     <w:tblPr>
@@ -12317,6 +12910,7 @@
     </w:tcPr>
     <w:tblStylePr w:type="firstRow">
       <w:rPr>
+        <w:rFonts w:eastAsia="黑体"/>
         <w:b/>
         <w:bCs/>
       </w:rPr>
@@ -12413,6 +13007,7 @@
       <w:spacing w:after="0" w:line="240" w:lineRule="auto"/>
     </w:pPr>
     <w:rPr>
+      <w:rFonts w:eastAsia="黑体"/>
       <w:color w:themeColor="background1" w:val="FFFFFF"/>
     </w:rPr>
     <w:tblPr>
@@ -12431,6 +13026,7 @@
     </w:tcPr>
     <w:tblStylePr w:type="firstRow">
       <w:rPr>
+        <w:rFonts w:eastAsia="黑体"/>
         <w:b/>
         <w:bCs/>
       </w:rPr>
@@ -12527,6 +13123,7 @@
       <w:spacing w:after="0" w:line="240" w:lineRule="auto"/>
     </w:pPr>
     <w:rPr>
+      <w:rFonts w:eastAsia="黑体"/>
       <w:color w:themeColor="background1" w:val="FFFFFF"/>
     </w:rPr>
     <w:tblPr>
@@ -12545,6 +13142,7 @@
     </w:tcPr>
     <w:tblStylePr w:type="firstRow">
       <w:rPr>
+        <w:rFonts w:eastAsia="黑体"/>
         <w:b/>
         <w:bCs/>
       </w:rPr>
@@ -12641,6 +13239,7 @@
       <w:spacing w:after="0" w:line="240" w:lineRule="auto"/>
     </w:pPr>
     <w:rPr>
+      <w:rFonts w:eastAsia="黑体"/>
       <w:color w:themeColor="background1" w:val="FFFFFF"/>
     </w:rPr>
     <w:tblPr>
@@ -12659,6 +13258,7 @@
     </w:tcPr>
     <w:tblStylePr w:type="firstRow">
       <w:rPr>
+        <w:rFonts w:eastAsia="黑体"/>
         <w:b/>
         <w:bCs/>
       </w:rPr>
@@ -12755,6 +13355,7 @@
       <w:spacing w:after="0" w:line="240" w:lineRule="auto"/>
     </w:pPr>
     <w:rPr>
+      <w:rFonts w:eastAsia="黑体"/>
       <w:color w:themeColor="background1" w:val="FFFFFF"/>
     </w:rPr>
     <w:tblPr>
@@ -12773,6 +13374,7 @@
     </w:tcPr>
     <w:tblStylePr w:type="firstRow">
       <w:rPr>
+        <w:rFonts w:eastAsia="黑体"/>
         <w:b/>
         <w:bCs/>
       </w:rPr>
@@ -12869,6 +13471,7 @@
       <w:spacing w:after="0" w:line="240" w:lineRule="auto"/>
     </w:pPr>
     <w:rPr>
+      <w:rFonts w:eastAsia="黑体"/>
       <w:color w:themeColor="background1" w:val="FFFFFF"/>
     </w:rPr>
     <w:tblPr>
@@ -12887,6 +13490,7 @@
     </w:tcPr>
     <w:tblStylePr w:type="firstRow">
       <w:rPr>
+        <w:rFonts w:eastAsia="黑体"/>
         <w:b/>
         <w:bCs/>
       </w:rPr>
@@ -12983,6 +13587,7 @@
       <w:spacing w:after="0" w:line="240" w:lineRule="auto"/>
     </w:pPr>
     <w:rPr>
+      <w:rFonts w:eastAsia="黑体"/>
       <w:color w:themeColor="background1" w:val="FFFFFF"/>
     </w:rPr>
     <w:tblPr>
@@ -13001,6 +13606,7 @@
     </w:tcPr>
     <w:tblStylePr w:type="firstRow">
       <w:rPr>
+        <w:rFonts w:eastAsia="黑体"/>
         <w:b/>
         <w:bCs/>
       </w:rPr>
@@ -13097,6 +13703,7 @@
       <w:spacing w:after="0" w:line="240" w:lineRule="auto"/>
     </w:pPr>
     <w:rPr>
+      <w:rFonts w:eastAsia="黑体"/>
       <w:color w:themeColor="text1" w:val="000000"/>
     </w:rPr>
     <w:tblPr>
@@ -13123,6 +13730,7 @@
     </w:tcPr>
     <w:tblStylePr w:type="firstRow">
       <w:rPr>
+        <w:rFonts w:eastAsia="黑体"/>
         <w:b/>
         <w:bCs/>
       </w:rPr>
@@ -13141,6 +13749,7 @@
     </w:tblStylePr>
     <w:tblStylePr w:type="lastRow">
       <w:rPr>
+        <w:rFonts w:eastAsia="黑体"/>
         <w:b/>
         <w:bCs/>
         <w:color w:themeColor="background1" w:val="FFFFFF"/>
@@ -13155,6 +13764,7 @@
     </w:tblStylePr>
     <w:tblStylePr w:type="firstCol">
       <w:rPr>
+        <w:rFonts w:eastAsia="黑体"/>
         <w:color w:themeColor="background1" w:val="FFFFFF"/>
       </w:rPr>
       <w:tblPr/>
@@ -13172,6 +13782,7 @@
     </w:tblStylePr>
     <w:tblStylePr w:type="lastCol">
       <w:rPr>
+        <w:rFonts w:eastAsia="黑体"/>
         <w:color w:themeColor="background1" w:val="FFFFFF"/>
       </w:rPr>
       <w:tblPr/>
@@ -13201,11 +13812,13 @@
     </w:tblStylePr>
     <w:tblStylePr w:type="neCell">
       <w:rPr>
+        <w:rFonts w:eastAsia="黑体"/>
         <w:color w:themeColor="text1" w:val="000000"/>
       </w:rPr>
     </w:tblStylePr>
     <w:tblStylePr w:type="nwCell">
       <w:rPr>
+        <w:rFonts w:eastAsia="黑体"/>
         <w:color w:themeColor="text1" w:val="000000"/>
       </w:rPr>
     </w:tblStylePr>
@@ -13219,6 +13832,7 @@
       <w:spacing w:after="0" w:line="240" w:lineRule="auto"/>
     </w:pPr>
     <w:rPr>
+      <w:rFonts w:eastAsia="黑体"/>
       <w:color w:themeColor="text1" w:val="000000"/>
     </w:rPr>
     <w:tblPr>
@@ -13245,6 +13859,7 @@
     </w:tcPr>
     <w:tblStylePr w:type="firstRow">
       <w:rPr>
+        <w:rFonts w:eastAsia="黑体"/>
         <w:b/>
         <w:bCs/>
       </w:rPr>
@@ -13263,6 +13878,7 @@
     </w:tblStylePr>
     <w:tblStylePr w:type="lastRow">
       <w:rPr>
+        <w:rFonts w:eastAsia="黑体"/>
         <w:b/>
         <w:bCs/>
         <w:color w:themeColor="background1" w:val="FFFFFF"/>
@@ -13277,6 +13893,7 @@
     </w:tblStylePr>
     <w:tblStylePr w:type="firstCol">
       <w:rPr>
+        <w:rFonts w:eastAsia="黑体"/>
         <w:color w:themeColor="background1" w:val="FFFFFF"/>
       </w:rPr>
       <w:tblPr/>
@@ -13294,6 +13911,7 @@
     </w:tblStylePr>
     <w:tblStylePr w:type="lastCol">
       <w:rPr>
+        <w:rFonts w:eastAsia="黑体"/>
         <w:color w:themeColor="background1" w:val="FFFFFF"/>
       </w:rPr>
       <w:tblPr/>
@@ -13323,11 +13941,13 @@
     </w:tblStylePr>
     <w:tblStylePr w:type="neCell">
       <w:rPr>
+        <w:rFonts w:eastAsia="黑体"/>
         <w:color w:themeColor="text1" w:val="000000"/>
       </w:rPr>
     </w:tblStylePr>
     <w:tblStylePr w:type="nwCell">
       <w:rPr>
+        <w:rFonts w:eastAsia="黑体"/>
         <w:color w:themeColor="text1" w:val="000000"/>
       </w:rPr>
     </w:tblStylePr>
@@ -13341,6 +13961,7 @@
       <w:spacing w:after="0" w:line="240" w:lineRule="auto"/>
     </w:pPr>
     <w:rPr>
+      <w:rFonts w:eastAsia="黑体"/>
       <w:color w:themeColor="text1" w:val="000000"/>
     </w:rPr>
     <w:tblPr>
@@ -13367,6 +13988,7 @@
     </w:tcPr>
     <w:tblStylePr w:type="firstRow">
       <w:rPr>
+        <w:rFonts w:eastAsia="黑体"/>
         <w:b/>
         <w:bCs/>
       </w:rPr>
@@ -13385,6 +14007,7 @@
     </w:tblStylePr>
     <w:tblStylePr w:type="lastRow">
       <w:rPr>
+        <w:rFonts w:eastAsia="黑体"/>
         <w:b/>
         <w:bCs/>
         <w:color w:themeColor="background1" w:val="FFFFFF"/>
@@ -13399,6 +14022,7 @@
     </w:tblStylePr>
     <w:tblStylePr w:type="firstCol">
       <w:rPr>
+        <w:rFonts w:eastAsia="黑体"/>
         <w:color w:themeColor="background1" w:val="FFFFFF"/>
       </w:rPr>
       <w:tblPr/>
@@ -13416,6 +14040,7 @@
     </w:tblStylePr>
     <w:tblStylePr w:type="lastCol">
       <w:rPr>
+        <w:rFonts w:eastAsia="黑体"/>
         <w:color w:themeColor="background1" w:val="FFFFFF"/>
       </w:rPr>
       <w:tblPr/>
@@ -13445,11 +14070,13 @@
     </w:tblStylePr>
     <w:tblStylePr w:type="neCell">
       <w:rPr>
+        <w:rFonts w:eastAsia="黑体"/>
         <w:color w:themeColor="text1" w:val="000000"/>
       </w:rPr>
     </w:tblStylePr>
     <w:tblStylePr w:type="nwCell">
       <w:rPr>
+        <w:rFonts w:eastAsia="黑体"/>
         <w:color w:themeColor="text1" w:val="000000"/>
       </w:rPr>
     </w:tblStylePr>
@@ -13463,6 +14090,7 @@
       <w:spacing w:after="0" w:line="240" w:lineRule="auto"/>
     </w:pPr>
     <w:rPr>
+      <w:rFonts w:eastAsia="黑体"/>
       <w:color w:themeColor="text1" w:val="000000"/>
     </w:rPr>
     <w:tblPr>
@@ -13489,6 +14117,7 @@
     </w:tcPr>
     <w:tblStylePr w:type="firstRow">
       <w:rPr>
+        <w:rFonts w:eastAsia="黑体"/>
         <w:b/>
         <w:bCs/>
       </w:rPr>
@@ -13507,6 +14136,7 @@
     </w:tblStylePr>
     <w:tblStylePr w:type="lastRow">
       <w:rPr>
+        <w:rFonts w:eastAsia="黑体"/>
         <w:b/>
         <w:bCs/>
         <w:color w:themeColor="background1" w:val="FFFFFF"/>
@@ -13521,6 +14151,7 @@
     </w:tblStylePr>
     <w:tblStylePr w:type="firstCol">
       <w:rPr>
+        <w:rFonts w:eastAsia="黑体"/>
         <w:color w:themeColor="background1" w:val="FFFFFF"/>
       </w:rPr>
       <w:tblPr/>
@@ -13538,6 +14169,7 @@
     </w:tblStylePr>
     <w:tblStylePr w:type="lastCol">
       <w:rPr>
+        <w:rFonts w:eastAsia="黑体"/>
         <w:color w:themeColor="background1" w:val="FFFFFF"/>
       </w:rPr>
       <w:tblPr/>
@@ -13575,6 +14207,7 @@
       <w:spacing w:after="0" w:line="240" w:lineRule="auto"/>
     </w:pPr>
     <w:rPr>
+      <w:rFonts w:eastAsia="黑体"/>
       <w:color w:themeColor="text1" w:val="000000"/>
     </w:rPr>
     <w:tblPr>
@@ -13601,6 +14234,7 @@
     </w:tcPr>
     <w:tblStylePr w:type="firstRow">
       <w:rPr>
+        <w:rFonts w:eastAsia="黑体"/>
         <w:b/>
         <w:bCs/>
       </w:rPr>
@@ -13619,6 +14253,7 @@
     </w:tblStylePr>
     <w:tblStylePr w:type="lastRow">
       <w:rPr>
+        <w:rFonts w:eastAsia="黑体"/>
         <w:b/>
         <w:bCs/>
         <w:color w:themeColor="background1" w:val="FFFFFF"/>
@@ -13633,6 +14268,7 @@
     </w:tblStylePr>
     <w:tblStylePr w:type="firstCol">
       <w:rPr>
+        <w:rFonts w:eastAsia="黑体"/>
         <w:color w:themeColor="background1" w:val="FFFFFF"/>
       </w:rPr>
       <w:tblPr/>
@@ -13650,6 +14286,7 @@
     </w:tblStylePr>
     <w:tblStylePr w:type="lastCol">
       <w:rPr>
+        <w:rFonts w:eastAsia="黑体"/>
         <w:color w:themeColor="background1" w:val="FFFFFF"/>
       </w:rPr>
       <w:tblPr/>
@@ -13679,11 +14316,13 @@
     </w:tblStylePr>
     <w:tblStylePr w:type="neCell">
       <w:rPr>
+        <w:rFonts w:eastAsia="黑体"/>
         <w:color w:themeColor="text1" w:val="000000"/>
       </w:rPr>
     </w:tblStylePr>
     <w:tblStylePr w:type="nwCell">
       <w:rPr>
+        <w:rFonts w:eastAsia="黑体"/>
         <w:color w:themeColor="text1" w:val="000000"/>
       </w:rPr>
     </w:tblStylePr>
@@ -13697,6 +14336,7 @@
       <w:spacing w:after="0" w:line="240" w:lineRule="auto"/>
     </w:pPr>
     <w:rPr>
+      <w:rFonts w:eastAsia="黑体"/>
       <w:color w:themeColor="text1" w:val="000000"/>
     </w:rPr>
     <w:tblPr>
@@ -13723,6 +14363,7 @@
     </w:tcPr>
     <w:tblStylePr w:type="firstRow">
       <w:rPr>
+        <w:rFonts w:eastAsia="黑体"/>
         <w:b/>
         <w:bCs/>
       </w:rPr>
@@ -13741,6 +14382,7 @@
     </w:tblStylePr>
     <w:tblStylePr w:type="lastRow">
       <w:rPr>
+        <w:rFonts w:eastAsia="黑体"/>
         <w:b/>
         <w:bCs/>
         <w:color w:themeColor="background1" w:val="FFFFFF"/>
@@ -13755,6 +14397,7 @@
     </w:tblStylePr>
     <w:tblStylePr w:type="firstCol">
       <w:rPr>
+        <w:rFonts w:eastAsia="黑体"/>
         <w:color w:themeColor="background1" w:val="FFFFFF"/>
       </w:rPr>
       <w:tblPr/>
@@ -13772,6 +14415,7 @@
     </w:tblStylePr>
     <w:tblStylePr w:type="lastCol">
       <w:rPr>
+        <w:rFonts w:eastAsia="黑体"/>
         <w:color w:themeColor="background1" w:val="FFFFFF"/>
       </w:rPr>
       <w:tblPr/>
@@ -13801,11 +14445,13 @@
     </w:tblStylePr>
     <w:tblStylePr w:type="neCell">
       <w:rPr>
+        <w:rFonts w:eastAsia="黑体"/>
         <w:color w:themeColor="text1" w:val="000000"/>
       </w:rPr>
     </w:tblStylePr>
     <w:tblStylePr w:type="nwCell">
       <w:rPr>
+        <w:rFonts w:eastAsia="黑体"/>
         <w:color w:themeColor="text1" w:val="000000"/>
       </w:rPr>
     </w:tblStylePr>
@@ -13819,6 +14465,7 @@
       <w:spacing w:after="0" w:line="240" w:lineRule="auto"/>
     </w:pPr>
     <w:rPr>
+      <w:rFonts w:eastAsia="黑体"/>
       <w:color w:themeColor="text1" w:val="000000"/>
     </w:rPr>
     <w:tblPr>
@@ -13845,6 +14492,7 @@
     </w:tcPr>
     <w:tblStylePr w:type="firstRow">
       <w:rPr>
+        <w:rFonts w:eastAsia="黑体"/>
         <w:b/>
         <w:bCs/>
       </w:rPr>
@@ -13863,6 +14511,7 @@
     </w:tblStylePr>
     <w:tblStylePr w:type="lastRow">
       <w:rPr>
+        <w:rFonts w:eastAsia="黑体"/>
         <w:b/>
         <w:bCs/>
         <w:color w:themeColor="background1" w:val="FFFFFF"/>
@@ -13877,6 +14526,7 @@
     </w:tblStylePr>
     <w:tblStylePr w:type="firstCol">
       <w:rPr>
+        <w:rFonts w:eastAsia="黑体"/>
         <w:color w:themeColor="background1" w:val="FFFFFF"/>
       </w:rPr>
       <w:tblPr/>
@@ -13894,6 +14544,7 @@
     </w:tblStylePr>
     <w:tblStylePr w:type="lastCol">
       <w:rPr>
+        <w:rFonts w:eastAsia="黑体"/>
         <w:color w:themeColor="background1" w:val="FFFFFF"/>
       </w:rPr>
       <w:tblPr/>
@@ -13923,11 +14574,13 @@
     </w:tblStylePr>
     <w:tblStylePr w:type="neCell">
       <w:rPr>
+        <w:rFonts w:eastAsia="黑体"/>
         <w:color w:themeColor="text1" w:val="000000"/>
       </w:rPr>
     </w:tblStylePr>
     <w:tblStylePr w:type="nwCell">
       <w:rPr>
+        <w:rFonts w:eastAsia="黑体"/>
         <w:color w:themeColor="text1" w:val="000000"/>
       </w:rPr>
     </w:tblStylePr>
@@ -13941,6 +14594,7 @@
       <w:spacing w:after="0" w:line="240" w:lineRule="auto"/>
     </w:pPr>
     <w:rPr>
+      <w:rFonts w:eastAsia="黑体"/>
       <w:color w:themeColor="text1" w:val="000000"/>
     </w:rPr>
     <w:tblPr>
@@ -13959,6 +14613,7 @@
     </w:tcPr>
     <w:tblStylePr w:type="firstRow">
       <w:rPr>
+        <w:rFonts w:eastAsia="黑体"/>
         <w:b/>
         <w:bCs/>
         <w:color w:themeColor="background1" w:val="FFFFFF"/>
@@ -13973,6 +14628,7 @@
     </w:tblStylePr>
     <w:tblStylePr w:type="lastRow">
       <w:rPr>
+        <w:rFonts w:eastAsia="黑体"/>
         <w:b/>
         <w:bCs/>
         <w:color w:themeColor="accent2" w:themeShade="CC" w:val="9E3A38"/>
@@ -13987,12 +14643,14 @@
     </w:tblStylePr>
     <w:tblStylePr w:type="firstCol">
       <w:rPr>
+        <w:rFonts w:eastAsia="黑体"/>
         <w:b/>
         <w:bCs/>
       </w:rPr>
     </w:tblStylePr>
     <w:tblStylePr w:type="lastCol">
       <w:rPr>
+        <w:rFonts w:eastAsia="黑体"/>
         <w:b/>
         <w:bCs/>
       </w:rPr>
@@ -14027,6 +14685,7 @@
       <w:spacing w:after="0" w:line="240" w:lineRule="auto"/>
     </w:pPr>
     <w:rPr>
+      <w:rFonts w:eastAsia="黑体"/>
       <w:color w:themeColor="text1" w:val="000000"/>
     </w:rPr>
     <w:tblPr>
@@ -14045,6 +14704,7 @@
     </w:tcPr>
     <w:tblStylePr w:type="firstRow">
       <w:rPr>
+        <w:rFonts w:eastAsia="黑体"/>
         <w:b/>
         <w:bCs/>
         <w:color w:themeColor="background1" w:val="FFFFFF"/>
@@ -14059,6 +14719,7 @@
     </w:tblStylePr>
     <w:tblStylePr w:type="lastRow">
       <w:rPr>
+        <w:rFonts w:eastAsia="黑体"/>
         <w:b/>
         <w:bCs/>
         <w:color w:themeColor="accent2" w:themeShade="CC" w:val="9E3A38"/>
@@ -14073,12 +14734,14 @@
     </w:tblStylePr>
     <w:tblStylePr w:type="firstCol">
       <w:rPr>
+        <w:rFonts w:eastAsia="黑体"/>
         <w:b/>
         <w:bCs/>
       </w:rPr>
     </w:tblStylePr>
     <w:tblStylePr w:type="lastCol">
       <w:rPr>
+        <w:rFonts w:eastAsia="黑体"/>
         <w:b/>
         <w:bCs/>
       </w:rPr>
@@ -14113,6 +14776,7 @@
       <w:spacing w:after="0" w:line="240" w:lineRule="auto"/>
     </w:pPr>
     <w:rPr>
+      <w:rFonts w:eastAsia="黑体"/>
       <w:color w:themeColor="text1" w:val="000000"/>
     </w:rPr>
     <w:tblPr>
@@ -14131,6 +14795,7 @@
     </w:tcPr>
     <w:tblStylePr w:type="firstRow">
       <w:rPr>
+        <w:rFonts w:eastAsia="黑体"/>
         <w:b/>
         <w:bCs/>
         <w:color w:themeColor="background1" w:val="FFFFFF"/>
@@ -14145,6 +14810,7 @@
     </w:tblStylePr>
     <w:tblStylePr w:type="lastRow">
       <w:rPr>
+        <w:rFonts w:eastAsia="黑体"/>
         <w:b/>
         <w:bCs/>
         <w:color w:themeColor="accent2" w:themeShade="CC" w:val="9E3A38"/>
@@ -14159,12 +14825,14 @@
     </w:tblStylePr>
     <w:tblStylePr w:type="firstCol">
       <w:rPr>
+        <w:rFonts w:eastAsia="黑体"/>
         <w:b/>
         <w:bCs/>
       </w:rPr>
     </w:tblStylePr>
     <w:tblStylePr w:type="lastCol">
       <w:rPr>
+        <w:rFonts w:eastAsia="黑体"/>
         <w:b/>
         <w:bCs/>
       </w:rPr>
@@ -14199,6 +14867,7 @@
       <w:spacing w:after="0" w:line="240" w:lineRule="auto"/>
     </w:pPr>
     <w:rPr>
+      <w:rFonts w:eastAsia="黑体"/>
       <w:color w:themeColor="text1" w:val="000000"/>
     </w:rPr>
     <w:tblPr>
@@ -14217,6 +14886,7 @@
     </w:tcPr>
     <w:tblStylePr w:type="firstRow">
       <w:rPr>
+        <w:rFonts w:eastAsia="黑体"/>
         <w:b/>
         <w:bCs/>
         <w:color w:themeColor="background1" w:val="FFFFFF"/>
@@ -14231,6 +14901,7 @@
     </w:tblStylePr>
     <w:tblStylePr w:type="lastRow">
       <w:rPr>
+        <w:rFonts w:eastAsia="黑体"/>
         <w:b/>
         <w:bCs/>
         <w:color w:themeColor="accent4" w:themeShade="CC" w:val="664E82"/>
@@ -14245,12 +14916,14 @@
     </w:tblStylePr>
     <w:tblStylePr w:type="firstCol">
       <w:rPr>
+        <w:rFonts w:eastAsia="黑体"/>
         <w:b/>
         <w:bCs/>
       </w:rPr>
     </w:tblStylePr>
     <w:tblStylePr w:type="lastCol">
       <w:rPr>
+        <w:rFonts w:eastAsia="黑体"/>
         <w:b/>
         <w:bCs/>
       </w:rPr>
@@ -14285,6 +14958,7 @@
       <w:spacing w:after="0" w:line="240" w:lineRule="auto"/>
     </w:pPr>
     <w:rPr>
+      <w:rFonts w:eastAsia="黑体"/>
       <w:color w:themeColor="text1" w:val="000000"/>
     </w:rPr>
     <w:tblPr>
@@ -14303,6 +14977,7 @@
     </w:tcPr>
     <w:tblStylePr w:type="firstRow">
       <w:rPr>
+        <w:rFonts w:eastAsia="黑体"/>
         <w:b/>
         <w:bCs/>
         <w:color w:themeColor="background1" w:val="FFFFFF"/>
@@ -14317,6 +14992,7 @@
     </w:tblStylePr>
     <w:tblStylePr w:type="lastRow">
       <w:rPr>
+        <w:rFonts w:eastAsia="黑体"/>
         <w:b/>
         <w:bCs/>
         <w:color w:themeColor="accent3" w:themeShade="CC" w:val="7E9C40"/>
@@ -14331,12 +15007,14 @@
     </w:tblStylePr>
     <w:tblStylePr w:type="firstCol">
       <w:rPr>
+        <w:rFonts w:eastAsia="黑体"/>
         <w:b/>
         <w:bCs/>
       </w:rPr>
     </w:tblStylePr>
     <w:tblStylePr w:type="lastCol">
       <w:rPr>
+        <w:rFonts w:eastAsia="黑体"/>
         <w:b/>
         <w:bCs/>
       </w:rPr>
@@ -14371,6 +15049,7 @@
       <w:spacing w:after="0" w:line="240" w:lineRule="auto"/>
     </w:pPr>
     <w:rPr>
+      <w:rFonts w:eastAsia="黑体"/>
       <w:color w:themeColor="text1" w:val="000000"/>
     </w:rPr>
     <w:tblPr>
@@ -14389,6 +15068,7 @@
     </w:tcPr>
     <w:tblStylePr w:type="firstRow">
       <w:rPr>
+        <w:rFonts w:eastAsia="黑体"/>
         <w:b/>
         <w:bCs/>
         <w:color w:themeColor="background1" w:val="FFFFFF"/>
@@ -14403,6 +15083,7 @@
     </w:tblStylePr>
     <w:tblStylePr w:type="lastRow">
       <w:rPr>
+        <w:rFonts w:eastAsia="黑体"/>
         <w:b/>
         <w:bCs/>
         <w:color w:themeColor="accent6" w:themeShade="CC" w:val="F2730A"/>
@@ -14417,12 +15098,14 @@
     </w:tblStylePr>
     <w:tblStylePr w:type="firstCol">
       <w:rPr>
+        <w:rFonts w:eastAsia="黑体"/>
         <w:b/>
         <w:bCs/>
       </w:rPr>
     </w:tblStylePr>
     <w:tblStylePr w:type="lastCol">
       <w:rPr>
+        <w:rFonts w:eastAsia="黑体"/>
         <w:b/>
         <w:bCs/>
       </w:rPr>
@@ -14457,6 +15140,7 @@
       <w:spacing w:after="0" w:line="240" w:lineRule="auto"/>
     </w:pPr>
     <w:rPr>
+      <w:rFonts w:eastAsia="黑体"/>
       <w:color w:themeColor="text1" w:val="000000"/>
     </w:rPr>
     <w:tblPr>
@@ -14475,6 +15159,7 @@
     </w:tcPr>
     <w:tblStylePr w:type="firstRow">
       <w:rPr>
+        <w:rFonts w:eastAsia="黑体"/>
         <w:b/>
         <w:bCs/>
         <w:color w:themeColor="background1" w:val="FFFFFF"/>
@@ -14489,6 +15174,7 @@
     </w:tblStylePr>
     <w:tblStylePr w:type="lastRow">
       <w:rPr>
+        <w:rFonts w:eastAsia="黑体"/>
         <w:b/>
         <w:bCs/>
         <w:color w:themeColor="accent5" w:themeShade="CC" w:val="348DA5"/>
@@ -14503,12 +15189,14 @@
     </w:tblStylePr>
     <w:tblStylePr w:type="firstCol">
       <w:rPr>
+        <w:rFonts w:eastAsia="黑体"/>
         <w:b/>
         <w:bCs/>
       </w:rPr>
     </w:tblStylePr>
     <w:tblStylePr w:type="lastCol">
       <w:rPr>
+        <w:rFonts w:eastAsia="黑体"/>
         <w:b/>
         <w:bCs/>
       </w:rPr>
@@ -14543,6 +15231,7 @@
       <w:spacing w:after="0" w:line="240" w:lineRule="auto"/>
     </w:pPr>
     <w:rPr>
+      <w:rFonts w:eastAsia="黑体"/>
       <w:color w:themeColor="text1" w:val="000000"/>
     </w:rPr>
     <w:tblPr>
@@ -14564,6 +15253,7 @@
     </w:tcPr>
     <w:tblStylePr w:type="firstRow">
       <w:rPr>
+        <w:rFonts w:eastAsia="黑体"/>
         <w:b/>
         <w:bCs/>
       </w:rPr>
@@ -14574,6 +15264,7 @@
     </w:tblStylePr>
     <w:tblStylePr w:type="lastRow">
       <w:rPr>
+        <w:rFonts w:eastAsia="黑体"/>
         <w:b/>
         <w:bCs/>
         <w:color w:themeColor="text1" w:val="000000"/>
@@ -14585,6 +15276,7 @@
     </w:tblStylePr>
     <w:tblStylePr w:type="firstCol">
       <w:rPr>
+        <w:rFonts w:eastAsia="黑体"/>
         <w:color w:themeColor="background1" w:val="FFFFFF"/>
       </w:rPr>
       <w:tblPr/>
@@ -14594,6 +15286,7 @@
     </w:tblStylePr>
     <w:tblStylePr w:type="lastCol">
       <w:rPr>
+        <w:rFonts w:eastAsia="黑体"/>
         <w:color w:themeColor="background1" w:val="FFFFFF"/>
       </w:rPr>
       <w:tblPr/>
@@ -14623,6 +15316,7 @@
       <w:spacing w:after="0" w:line="240" w:lineRule="auto"/>
     </w:pPr>
     <w:rPr>
+      <w:rFonts w:eastAsia="黑体"/>
       <w:color w:themeColor="text1" w:val="000000"/>
     </w:rPr>
     <w:tblPr>
@@ -14644,6 +15338,7 @@
     </w:tcPr>
     <w:tblStylePr w:type="firstRow">
       <w:rPr>
+        <w:rFonts w:eastAsia="黑体"/>
         <w:b/>
         <w:bCs/>
       </w:rPr>
@@ -14654,6 +15349,7 @@
     </w:tblStylePr>
     <w:tblStylePr w:type="lastRow">
       <w:rPr>
+        <w:rFonts w:eastAsia="黑体"/>
         <w:b/>
         <w:bCs/>
         <w:color w:themeColor="text1" w:val="000000"/>
@@ -14665,6 +15361,7 @@
     </w:tblStylePr>
     <w:tblStylePr w:type="firstCol">
       <w:rPr>
+        <w:rFonts w:eastAsia="黑体"/>
         <w:color w:themeColor="background1" w:val="FFFFFF"/>
       </w:rPr>
       <w:tblPr/>
@@ -14674,6 +15371,7 @@
     </w:tblStylePr>
     <w:tblStylePr w:type="lastCol">
       <w:rPr>
+        <w:rFonts w:eastAsia="黑体"/>
         <w:color w:themeColor="background1" w:val="FFFFFF"/>
       </w:rPr>
       <w:tblPr/>
@@ -14703,6 +15401,7 @@
       <w:spacing w:after="0" w:line="240" w:lineRule="auto"/>
     </w:pPr>
     <w:rPr>
+      <w:rFonts w:eastAsia="黑体"/>
       <w:color w:themeColor="text1" w:val="000000"/>
     </w:rPr>
     <w:tblPr>
@@ -14724,6 +15423,7 @@
     </w:tcPr>
     <w:tblStylePr w:type="firstRow">
       <w:rPr>
+        <w:rFonts w:eastAsia="黑体"/>
         <w:b/>
         <w:bCs/>
       </w:rPr>
@@ -14734,6 +15434,7 @@
     </w:tblStylePr>
     <w:tblStylePr w:type="lastRow">
       <w:rPr>
+        <w:rFonts w:eastAsia="黑体"/>
         <w:b/>
         <w:bCs/>
         <w:color w:themeColor="text1" w:val="000000"/>
@@ -14745,6 +15446,7 @@
     </w:tblStylePr>
     <w:tblStylePr w:type="firstCol">
       <w:rPr>
+        <w:rFonts w:eastAsia="黑体"/>
         <w:color w:themeColor="background1" w:val="FFFFFF"/>
       </w:rPr>
       <w:tblPr/>
@@ -14754,6 +15456,7 @@
     </w:tblStylePr>
     <w:tblStylePr w:type="lastCol">
       <w:rPr>
+        <w:rFonts w:eastAsia="黑体"/>
         <w:color w:themeColor="background1" w:val="FFFFFF"/>
       </w:rPr>
       <w:tblPr/>
@@ -14783,6 +15486,7 @@
       <w:spacing w:after="0" w:line="240" w:lineRule="auto"/>
     </w:pPr>
     <w:rPr>
+      <w:rFonts w:eastAsia="黑体"/>
       <w:color w:themeColor="text1" w:val="000000"/>
     </w:rPr>
     <w:tblPr>
@@ -14804,6 +15508,7 @@
     </w:tcPr>
     <w:tblStylePr w:type="firstRow">
       <w:rPr>
+        <w:rFonts w:eastAsia="黑体"/>
         <w:b/>
         <w:bCs/>
       </w:rPr>
@@ -14814,6 +15519,7 @@
     </w:tblStylePr>
     <w:tblStylePr w:type="lastRow">
       <w:rPr>
+        <w:rFonts w:eastAsia="黑体"/>
         <w:b/>
         <w:bCs/>
         <w:color w:themeColor="text1" w:val="000000"/>
@@ -14825,6 +15531,7 @@
     </w:tblStylePr>
     <w:tblStylePr w:type="firstCol">
       <w:rPr>
+        <w:rFonts w:eastAsia="黑体"/>
         <w:color w:themeColor="background1" w:val="FFFFFF"/>
       </w:rPr>
       <w:tblPr/>
@@ -14834,6 +15541,7 @@
     </w:tblStylePr>
     <w:tblStylePr w:type="lastCol">
       <w:rPr>
+        <w:rFonts w:eastAsia="黑体"/>
         <w:color w:themeColor="background1" w:val="FFFFFF"/>
       </w:rPr>
       <w:tblPr/>
@@ -14863,6 +15571,7 @@
       <w:spacing w:after="0" w:line="240" w:lineRule="auto"/>
     </w:pPr>
     <w:rPr>
+      <w:rFonts w:eastAsia="黑体"/>
       <w:color w:themeColor="text1" w:val="000000"/>
     </w:rPr>
     <w:tblPr>
@@ -14884,6 +15593,7 @@
     </w:tcPr>
     <w:tblStylePr w:type="firstRow">
       <w:rPr>
+        <w:rFonts w:eastAsia="黑体"/>
         <w:b/>
         <w:bCs/>
       </w:rPr>
@@ -14894,6 +15604,7 @@
     </w:tblStylePr>
     <w:tblStylePr w:type="lastRow">
       <w:rPr>
+        <w:rFonts w:eastAsia="黑体"/>
         <w:b/>
         <w:bCs/>
         <w:color w:themeColor="text1" w:val="000000"/>
@@ -14905,6 +15616,7 @@
     </w:tblStylePr>
     <w:tblStylePr w:type="firstCol">
       <w:rPr>
+        <w:rFonts w:eastAsia="黑体"/>
         <w:color w:themeColor="background1" w:val="FFFFFF"/>
       </w:rPr>
       <w:tblPr/>
@@ -14914,6 +15626,7 @@
     </w:tblStylePr>
     <w:tblStylePr w:type="lastCol">
       <w:rPr>
+        <w:rFonts w:eastAsia="黑体"/>
         <w:color w:themeColor="background1" w:val="FFFFFF"/>
       </w:rPr>
       <w:tblPr/>
@@ -14943,6 +15656,7 @@
       <w:spacing w:after="0" w:line="240" w:lineRule="auto"/>
     </w:pPr>
     <w:rPr>
+      <w:rFonts w:eastAsia="黑体"/>
       <w:color w:themeColor="text1" w:val="000000"/>
     </w:rPr>
     <w:tblPr>
@@ -14964,6 +15678,7 @@
     </w:tcPr>
     <w:tblStylePr w:type="firstRow">
       <w:rPr>
+        <w:rFonts w:eastAsia="黑体"/>
         <w:b/>
         <w:bCs/>
       </w:rPr>
@@ -14974,6 +15689,7 @@
     </w:tblStylePr>
     <w:tblStylePr w:type="lastRow">
       <w:rPr>
+        <w:rFonts w:eastAsia="黑体"/>
         <w:b/>
         <w:bCs/>
         <w:color w:themeColor="text1" w:val="000000"/>
@@ -14985,6 +15701,7 @@
     </w:tblStylePr>
     <w:tblStylePr w:type="firstCol">
       <w:rPr>
+        <w:rFonts w:eastAsia="黑体"/>
         <w:color w:themeColor="background1" w:val="FFFFFF"/>
       </w:rPr>
       <w:tblPr/>
@@ -14994,6 +15711,7 @@
     </w:tblStylePr>
     <w:tblStylePr w:type="lastCol">
       <w:rPr>
+        <w:rFonts w:eastAsia="黑体"/>
         <w:color w:themeColor="background1" w:val="FFFFFF"/>
       </w:rPr>
       <w:tblPr/>
@@ -15023,6 +15741,7 @@
       <w:spacing w:after="0" w:line="240" w:lineRule="auto"/>
     </w:pPr>
     <w:rPr>
+      <w:rFonts w:eastAsia="黑体"/>
       <w:color w:themeColor="text1" w:val="000000"/>
     </w:rPr>
     <w:tblPr>
@@ -15044,6 +15763,7 @@
     </w:tcPr>
     <w:tblStylePr w:type="firstRow">
       <w:rPr>
+        <w:rFonts w:eastAsia="黑体"/>
         <w:b/>
         <w:bCs/>
       </w:rPr>
@@ -15054,6 +15774,7 @@
     </w:tblStylePr>
     <w:tblStylePr w:type="lastRow">
       <w:rPr>
+        <w:rFonts w:eastAsia="黑体"/>
         <w:b/>
         <w:bCs/>
         <w:color w:themeColor="text1" w:val="000000"/>
@@ -15065,6 +15786,7 @@
     </w:tblStylePr>
     <w:tblStylePr w:type="firstCol">
       <w:rPr>
+        <w:rFonts w:eastAsia="黑体"/>
         <w:color w:themeColor="background1" w:val="FFFFFF"/>
       </w:rPr>
       <w:tblPr/>
@@ -15074,6 +15796,7 @@
     </w:tblStylePr>
     <w:tblStylePr w:type="lastCol">
       <w:rPr>
+        <w:rFonts w:eastAsia="黑体"/>
         <w:color w:themeColor="background1" w:val="FFFFFF"/>
       </w:rPr>
       <w:tblPr/>
@@ -15106,6 +15829,7 @@
     <w:name w:val="KeywordTok"/>
     <w:basedOn w:val="VerbatimChar"/>
     <w:rPr>
+      <w:rFonts w:eastAsia="黑体"/>
       <w:b/>
       <w:color w:val="007020"/>
     </w:rPr>
@@ -15114,6 +15838,7 @@
     <w:name w:val="DataTypeTok"/>
     <w:basedOn w:val="VerbatimChar"/>
     <w:rPr>
+      <w:rFonts w:eastAsia="黑体"/>
       <w:color w:val="902000"/>
     </w:rPr>
   </w:style>
@@ -15121,6 +15846,7 @@
     <w:name w:val="DecValTok"/>
     <w:basedOn w:val="VerbatimChar"/>
     <w:rPr>
+      <w:rFonts w:eastAsia="黑体"/>
       <w:color w:val="40a070"/>
     </w:rPr>
   </w:style>
@@ -15128,6 +15854,7 @@
     <w:name w:val="BaseNTok"/>
     <w:basedOn w:val="VerbatimChar"/>
     <w:rPr>
+      <w:rFonts w:eastAsia="黑体"/>
       <w:color w:val="40a070"/>
     </w:rPr>
   </w:style>
@@ -15135,6 +15862,7 @@
     <w:name w:val="FloatTok"/>
     <w:basedOn w:val="VerbatimChar"/>
     <w:rPr>
+      <w:rFonts w:eastAsia="黑体"/>
       <w:color w:val="40a070"/>
     </w:rPr>
   </w:style>
@@ -15142,6 +15870,7 @@
     <w:name w:val="ConstantTok"/>
     <w:basedOn w:val="VerbatimChar"/>
     <w:rPr>
+      <w:rFonts w:eastAsia="黑体"/>
       <w:color w:val="880000"/>
     </w:rPr>
   </w:style>
@@ -15149,6 +15878,7 @@
     <w:name w:val="CharTok"/>
     <w:basedOn w:val="VerbatimChar"/>
     <w:rPr>
+      <w:rFonts w:eastAsia="黑体"/>
       <w:color w:val="4070a0"/>
     </w:rPr>
   </w:style>
@@ -15156,6 +15886,7 @@
     <w:name w:val="SpecialCharTok"/>
     <w:basedOn w:val="VerbatimChar"/>
     <w:rPr>
+      <w:rFonts w:eastAsia="黑体"/>
       <w:color w:val="4070a0"/>
     </w:rPr>
   </w:style>
@@ -15163,6 +15894,7 @@
     <w:name w:val="StringTok"/>
     <w:basedOn w:val="VerbatimChar"/>
     <w:rPr>
+      <w:rFonts w:eastAsia="黑体"/>
       <w:color w:val="4070a0"/>
     </w:rPr>
   </w:style>
@@ -15170,6 +15902,7 @@
     <w:name w:val="VerbatimStringTok"/>
     <w:basedOn w:val="VerbatimChar"/>
     <w:rPr>
+      <w:rFonts w:eastAsia="黑体"/>
       <w:color w:val="4070a0"/>
     </w:rPr>
   </w:style>
@@ -15177,6 +15910,7 @@
     <w:name w:val="SpecialStringTok"/>
     <w:basedOn w:val="VerbatimChar"/>
     <w:rPr>
+      <w:rFonts w:eastAsia="黑体"/>
       <w:color w:val="bb6688"/>
     </w:rPr>
   </w:style>
@@ -15184,6 +15918,7 @@
     <w:name w:val="ImportTok"/>
     <w:basedOn w:val="VerbatimChar"/>
     <w:rPr>
+      <w:rFonts w:eastAsia="黑体"/>
       <w:b/>
       <w:color w:val="008000"/>
     </w:rPr>
@@ -15192,6 +15927,7 @@
     <w:name w:val="CommentTok"/>
     <w:basedOn w:val="VerbatimChar"/>
     <w:rPr>
+      <w:rFonts w:eastAsia="黑体"/>
       <w:i/>
       <w:color w:val="60a0b0"/>
     </w:rPr>
@@ -15200,6 +15936,7 @@
     <w:name w:val="DocumentationTok"/>
     <w:basedOn w:val="VerbatimChar"/>
     <w:rPr>
+      <w:rFonts w:eastAsia="黑体"/>
       <w:i/>
       <w:color w:val="ba2121"/>
     </w:rPr>
@@ -15208,6 +15945,7 @@
     <w:name w:val="AnnotationTok"/>
     <w:basedOn w:val="VerbatimChar"/>
     <w:rPr>
+      <w:rFonts w:eastAsia="黑体"/>
       <w:b/>
       <w:i/>
       <w:color w:val="60a0b0"/>
@@ -15217,6 +15955,7 @@
     <w:name w:val="CommentVarTok"/>
     <w:basedOn w:val="VerbatimChar"/>
     <w:rPr>
+      <w:rFonts w:eastAsia="黑体"/>
       <w:b/>
       <w:i/>
       <w:color w:val="60a0b0"/>
@@ -15226,6 +15965,7 @@
     <w:name w:val="OtherTok"/>
     <w:basedOn w:val="VerbatimChar"/>
     <w:rPr>
+      <w:rFonts w:eastAsia="黑体"/>
       <w:color w:val="007020"/>
     </w:rPr>
   </w:style>
@@ -15233,6 +15973,7 @@
     <w:name w:val="FunctionTok"/>
     <w:basedOn w:val="VerbatimChar"/>
     <w:rPr>
+      <w:rFonts w:eastAsia="黑体"/>
       <w:color w:val="06287e"/>
     </w:rPr>
   </w:style>
@@ -15240,6 +15981,7 @@
     <w:name w:val="VariableTok"/>
     <w:basedOn w:val="VerbatimChar"/>
     <w:rPr>
+      <w:rFonts w:eastAsia="黑体"/>
       <w:color w:val="19177c"/>
     </w:rPr>
   </w:style>
@@ -15247,6 +15989,7 @@
     <w:name w:val="ControlFlowTok"/>
     <w:basedOn w:val="VerbatimChar"/>
     <w:rPr>
+      <w:rFonts w:eastAsia="黑体"/>
       <w:b/>
       <w:color w:val="007020"/>
     </w:rPr>
@@ -15255,6 +15998,7 @@
     <w:name w:val="OperatorTok"/>
     <w:basedOn w:val="VerbatimChar"/>
     <w:rPr>
+      <w:rFonts w:eastAsia="黑体"/>
       <w:color w:val="666666"/>
     </w:rPr>
   </w:style>
@@ -15262,18 +16006,22 @@
     <w:name w:val="BuiltInTok"/>
     <w:basedOn w:val="VerbatimChar"/>
     <w:rPr>
+      <w:rFonts w:eastAsia="黑体"/>
       <w:color w:val="008000"/>
     </w:rPr>
   </w:style>
   <w:style w:type="character" w:customStyle="1" w:styleId="ExtensionTok">
     <w:name w:val="ExtensionTok"/>
     <w:basedOn w:val="VerbatimChar"/>
-    <w:rPr/>
+    <w:rPr>
+      <w:rFonts w:eastAsia="黑体"/>
+    </w:rPr>
   </w:style>
   <w:style w:type="character" w:customStyle="1" w:styleId="PreprocessorTok">
     <w:name w:val="PreprocessorTok"/>
     <w:basedOn w:val="VerbatimChar"/>
     <w:rPr>
+      <w:rFonts w:eastAsia="黑体"/>
       <w:color w:val="bc7a00"/>
     </w:rPr>
   </w:style>
@@ -15281,18 +16029,22 @@
     <w:name w:val="AttributeTok"/>
     <w:basedOn w:val="VerbatimChar"/>
     <w:rPr>
+      <w:rFonts w:eastAsia="黑体"/>
       <w:color w:val="7d9029"/>
     </w:rPr>
   </w:style>
   <w:style w:type="character" w:customStyle="1" w:styleId="RegionMarkerTok">
     <w:name w:val="RegionMarkerTok"/>
     <w:basedOn w:val="VerbatimChar"/>
-    <w:rPr/>
+    <w:rPr>
+      <w:rFonts w:eastAsia="黑体"/>
+    </w:rPr>
   </w:style>
   <w:style w:type="character" w:customStyle="1" w:styleId="InformationTok">
     <w:name w:val="InformationTok"/>
     <w:basedOn w:val="VerbatimChar"/>
     <w:rPr>
+      <w:rFonts w:eastAsia="黑体"/>
       <w:b/>
       <w:i/>
       <w:color w:val="60a0b0"/>
@@ -15302,6 +16054,7 @@
     <w:name w:val="WarningTok"/>
     <w:basedOn w:val="VerbatimChar"/>
     <w:rPr>
+      <w:rFonts w:eastAsia="黑体"/>
       <w:b/>
       <w:i/>
       <w:color w:val="60a0b0"/>
@@ -15311,6 +16064,7 @@
     <w:name w:val="AlertTok"/>
     <w:basedOn w:val="VerbatimChar"/>
     <w:rPr>
+      <w:rFonts w:eastAsia="黑体"/>
       <w:b/>
       <w:color w:val="ff0000"/>
     </w:rPr>
@@ -15319,6 +16073,7 @@
     <w:name w:val="ErrorTok"/>
     <w:basedOn w:val="VerbatimChar"/>
     <w:rPr>
+      <w:rFonts w:eastAsia="黑体"/>
       <w:b/>
       <w:color w:val="ff0000"/>
     </w:rPr>
@@ -15326,7 +16081,9 @@
   <w:style w:type="character" w:customStyle="1" w:styleId="NormalTok">
     <w:name w:val="NormalTok"/>
     <w:basedOn w:val="VerbatimChar"/>
-    <w:rPr/>
+    <w:rPr>
+      <w:rFonts w:eastAsia="黑体"/>
+    </w:rPr>
   </w:style>
 </w:styles>
 </file>
@@ -15375,12 +16132,12 @@
     <a:fontScheme name="Office">
       <a:majorFont>
         <a:latin typeface="Calibri"/>
-        <a:ea typeface=""/>
+        <a:ea typeface="黑体"/>
         <a:cs typeface=""/>
         <a:font script="Jpan" typeface="ＭＳ ゴシック"/>
         <a:font script="Hang" typeface="맑은 고딕"/>
-        <a:font script="Hans" typeface="宋体"/>
-        <a:font script="Hant" typeface="新細明體"/>
+        <a:font script="Hans" typeface="黑体"/>
+        <a:font script="Hant" typeface="黑体"/>
         <a:font script="Arab" typeface="Times New Roman"/>
         <a:font script="Hebr" typeface="Times New Roman"/>
         <a:font script="Thai" typeface="Angsana New"/>
@@ -15410,12 +16167,12 @@
       </a:majorFont>
       <a:minorFont>
         <a:latin typeface="Cambria"/>
-        <a:ea typeface=""/>
+        <a:ea typeface="黑体"/>
         <a:cs typeface=""/>
         <a:font script="Jpan" typeface="ＭＳ 明朝"/>
         <a:font script="Hang" typeface="맑은 고딕"/>
-        <a:font script="Hans" typeface="宋体"/>
-        <a:font script="Hant" typeface="新細明體"/>
+        <a:font script="Hans" typeface="黑体"/>
+        <a:font script="Hant" typeface="黑体"/>
         <a:font script="Arab" typeface="Arial"/>
         <a:font script="Hebr" typeface="Arial"/>
         <a:font script="Thai" typeface="Cordia New"/>

--- a/03-振荡电路/02-LC振荡器/哈特莱Hartley振荡器/哈特莱Hartley振荡器.docx
+++ b/03-振荡电路/02-LC振荡器/哈特莱Hartley振荡器/哈特莱Hartley振荡器.docx
@@ -3061,7 +3061,7 @@
           <w:color w:val="555555"/>
           <w:sz w:val="21"/>
         </w:rPr>
-        <w:t>材料收集者：杜文杰，WX手机：19519196569，QQ:3478827729</w:t>
+        <w:t>材料收集者：杜文杰，微信/手机：19519196569，QQ:3478827729</w:t>
       </w:r>
     </w:p>
     <w:sectPr>
